--- a/downloads/workbook/ai-7-week-27.docx
+++ b/downloads/workbook/ai-7-week-27.docx
@@ -997,6 +997,178 @@
         <w:t>Project connection: For the Reproducible AI Research Study, retain an annotated worked trace and the changed-case reasoning. Connect the claim to its records, units and assumptions so another investigator can challenge or reproduce it.</w:t>
       </w:r>
     </w:p>
+    <w:p>
+      <w:pPr>
+        <w:pStyle w:val="Heading1"/>
+      </w:pPr>
+      <w:r>
+        <w:t>13. Project portfolio milestone</w:t>
+      </w:r>
+    </w:p>
+    <w:p>
+      <w:r>
+        <w:t>Project: Reproducible AI Research Study</w:t>
+      </w:r>
+    </w:p>
+    <w:p>
+      <w:r>
+        <w:t>Current milestone: Prepare the demonstration. Gather reproducible instructions, evidence, access checks and remaining limitations.</w:t>
+      </w:r>
+    </w:p>
+    <w:p>
+      <w:r>
+        <w:t>For the Reproducible AI Research Study, retain an annotated worked trace and the changed-case reasoning. Connect the claim to its records, units and assumptions so another investigator can challenge or reproduce it.</w:t>
+      </w:r>
+    </w:p>
+    <w:tbl>
+      <w:tblPr>
+        <w:tblStyle w:val="LightShading-Accent1"/>
+        <w:tblW w:type="auto" w:w="0"/>
+        <w:tblLook w:firstColumn="1" w:firstRow="1" w:lastColumn="0" w:lastRow="0" w:noHBand="0" w:noVBand="1" w:val="04A0"/>
+      </w:tblPr>
+      <w:tblGrid>
+        <w:gridCol w:w="5112"/>
+        <w:gridCol w:w="5112"/>
+      </w:tblGrid>
+      <w:tr>
+        <w:trPr>
+          <w:tblHeader/>
+        </w:trPr>
+        <w:tc>
+          <w:tcPr>
+            <w:tcW w:type="dxa" w:w="5112"/>
+          </w:tcPr>
+          <w:p>
+            <w:r>
+              <w:t>Evidence to keep</w:t>
+            </w:r>
+          </w:p>
+        </w:tc>
+        <w:tc>
+          <w:tcPr>
+            <w:tcW w:type="dxa" w:w="5112"/>
+          </w:tcPr>
+          <w:p>
+            <w:r>
+              <w:t>My record</w:t>
+            </w:r>
+          </w:p>
+        </w:tc>
+      </w:tr>
+      <w:tr>
+        <w:tc>
+          <w:tcPr>
+            <w:tcW w:type="dxa" w:w="5112"/>
+          </w:tcPr>
+          <w:p>
+            <w:r>
+              <w:t>This week’s input and deciding step</w:t>
+            </w:r>
+          </w:p>
+        </w:tc>
+        <w:tc>
+          <w:tcPr>
+            <w:tcW w:type="dxa" w:w="5112"/>
+          </w:tcPr>
+          <w:p>
+            <w:r/>
+          </w:p>
+        </w:tc>
+      </w:tr>
+      <w:tr>
+        <w:tc>
+          <w:tcPr>
+            <w:tcW w:type="dxa" w:w="5112"/>
+          </w:tcPr>
+          <w:p>
+            <w:r>
+              <w:t>Prediction and actual result (or labelled paper trace)</w:t>
+            </w:r>
+          </w:p>
+        </w:tc>
+        <w:tc>
+          <w:tcPr>
+            <w:tcW w:type="dxa" w:w="5112"/>
+          </w:tcPr>
+          <w:p>
+            <w:r/>
+          </w:p>
+        </w:tc>
+      </w:tr>
+      <w:tr>
+        <w:tc>
+          <w:tcPr>
+            <w:tcW w:type="dxa" w:w="5112"/>
+          </w:tcPr>
+          <w:p>
+            <w:r>
+              <w:t>One change since the previous checkpoint and why</w:t>
+            </w:r>
+          </w:p>
+        </w:tc>
+        <w:tc>
+          <w:tcPr>
+            <w:tcW w:type="dxa" w:w="5112"/>
+          </w:tcPr>
+          <w:p>
+            <w:r/>
+          </w:p>
+        </w:tc>
+      </w:tr>
+      <w:tr>
+        <w:tc>
+          <w:tcPr>
+            <w:tcW w:type="dxa" w:w="5112"/>
+          </w:tcPr>
+          <w:p>
+            <w:r>
+              <w:t>One error or limit and the next test</w:t>
+            </w:r>
+          </w:p>
+        </w:tc>
+        <w:tc>
+          <w:tcPr>
+            <w:tcW w:type="dxa" w:w="5112"/>
+          </w:tcPr>
+          <w:p>
+            <w:r/>
+          </w:p>
+        </w:tc>
+      </w:tr>
+    </w:tbl>
+    <w:p>
+      <w:pPr>
+        <w:pStyle w:val="Heading3"/>
+      </w:pPr>
+      <w:r>
+        <w:t>Explain what this week adds to your project. Reuse last week’s record rather than starting again.</w:t>
+      </w:r>
+    </w:p>
+    <w:p>
+      <w:r>
+        <w:t>________________________________________________________________</w:t>
+      </w:r>
+    </w:p>
+    <w:p>
+      <w:r>
+        <w:t>________________________________________________________________</w:t>
+      </w:r>
+    </w:p>
+    <w:p>
+      <w:r>
+        <w:t>________________________________________________________________</w:t>
+      </w:r>
+    </w:p>
+    <w:p>
+      <w:r>
+        <w:t>________________________________________________________________</w:t>
+      </w:r>
+    </w:p>
+    <w:p>
+      <w:r>
+        <w:t>________________________________________________________________</w:t>
+      </w:r>
+    </w:p>
     <w:sectPr>
       <w:pgSz w:w="12240" w:h="15840"/>
       <w:pgMar w:top="936" w:right="1008" w:bottom="936" w:left="1008" w:header="720" w:footer="720" w:gutter="0"/>

--- a/downloads/workbook/ai-7-week-27.docx
+++ b/downloads/workbook/ai-7-week-27.docx
@@ -1169,6 +1169,235 @@
         <w:t>________________________________________________________________</w:t>
       </w:r>
     </w:p>
+    <w:p>
+      <w:pPr>
+        <w:pStyle w:val="Heading1"/>
+      </w:pPr>
+      <w:r>
+        <w:t>14. Supported practice and learning evidence</w:t>
+      </w:r>
+    </w:p>
+    <w:p>
+      <w:r>
+        <w:t>Use this supported practice once, in the browser or on paper. Keep the reserved independent assessment for a separate first attempt before teacher feedback.</w:t>
+      </w:r>
+    </w:p>
+    <w:p>
+      <w:r>
+        <w:t>Check robustness across conditions. A fixed classifier is tested separately on indoor and shaded outdoor cases.</w:t>
+      </w:r>
+    </w:p>
+    <w:p>
+      <w:pPr>
+        <w:pStyle w:val="Heading3"/>
+      </w:pPr>
+      <w:r>
+        <w:t>Practice 1: explain the deciding evidence</w:t>
+      </w:r>
+    </w:p>
+    <w:p>
+      <w:r>
+        <w:t>Which labelled step matches this detail? The large observed gap motivates investigation rather than claiming condition independence.</w:t>
+      </w:r>
+    </w:p>
+    <w:p>
+      <w:r>
+        <w:t>1. Name both slices</w:t>
+      </w:r>
+    </w:p>
+    <w:p>
+      <w:r>
+        <w:t>2. Compute rates</w:t>
+      </w:r>
+    </w:p>
+    <w:p>
+      <w:r>
+        <w:t>3. Bound robustness</w:t>
+      </w:r>
+    </w:p>
+    <w:p>
+      <w:pPr>
+        <w:pStyle w:val="Heading3"/>
+      </w:pPr>
+      <w:r>
+        <w:t>My selected conclusion, deciding fact and explanation</w:t>
+      </w:r>
+    </w:p>
+    <w:p>
+      <w:r>
+        <w:t>________________________________________________________________</w:t>
+      </w:r>
+    </w:p>
+    <w:p>
+      <w:r>
+        <w:t>________________________________________________________________</w:t>
+      </w:r>
+    </w:p>
+    <w:p>
+      <w:r>
+        <w:t>________________________________________________________________</w:t>
+      </w:r>
+    </w:p>
+    <w:p>
+      <w:r>
+        <w:t>________________________________________________________________</w:t>
+      </w:r>
+    </w:p>
+    <w:p>
+      <w:r>
+        <w:t>________________________________________________________________</w:t>
+      </w:r>
+    </w:p>
+    <w:p>
+      <w:r>
+        <w:t>Hint if needed: Read the steps in the pictorial case. Match the supplied detail to the stage that performs or records it.</w:t>
+      </w:r>
+    </w:p>
+    <w:p>
+      <w:r>
+        <w:t>After your attempt, compare with the supported explanation: Bound robustness The large observed gap motivates investigation rather than claiming condition independence. Robustness asks whether behaviour survives relevant changes in conditions. A total score can hide a weak slice; keep the scenario and denominator visible.</w:t>
+      </w:r>
+    </w:p>
+    <w:p>
+      <w:pPr>
+        <w:pStyle w:val="Heading3"/>
+      </w:pPr>
+      <w:r>
+        <w:t>Practice 2: explain the deciding evidence</w:t>
+      </w:r>
+    </w:p>
+    <w:p>
+      <w:r>
+        <w:t>Changed-case practice: Report only the combined 10/16=62.5%. Which conclusion is supported by the supplied facts?</w:t>
+      </w:r>
+    </w:p>
+    <w:p>
+      <w:r>
+        <w:t>1. The arithmetic is correct, but the condition gap becomes hidden.</w:t>
+      </w:r>
+    </w:p>
+    <w:p>
+      <w:r>
+        <w:t>2. This one example guarantees correct results for every future input.</w:t>
+      </w:r>
+    </w:p>
+    <w:p>
+      <w:r>
+        <w:t>3. We can decide the result without examining the changed input or the procedure.</w:t>
+      </w:r>
+    </w:p>
+    <w:p>
+      <w:pPr>
+        <w:pStyle w:val="Heading3"/>
+      </w:pPr>
+      <w:r>
+        <w:t>My selected conclusion, deciding fact and explanation</w:t>
+      </w:r>
+    </w:p>
+    <w:p>
+      <w:r>
+        <w:t>________________________________________________________________</w:t>
+      </w:r>
+    </w:p>
+    <w:p>
+      <w:r>
+        <w:t>________________________________________________________________</w:t>
+      </w:r>
+    </w:p>
+    <w:p>
+      <w:r>
+        <w:t>________________________________________________________________</w:t>
+      </w:r>
+    </w:p>
+    <w:p>
+      <w:r>
+        <w:t>________________________________________________________________</w:t>
+      </w:r>
+    </w:p>
+    <w:p>
+      <w:r>
+        <w:t>________________________________________________________________</w:t>
+      </w:r>
+    </w:p>
+    <w:p>
+      <w:r>
+        <w:t>Hint if needed: Use the changed condition and the deciding step in the pictorial trace. The answer must say what follows from those facts.</w:t>
+      </w:r>
+    </w:p>
+    <w:p>
+      <w:r>
+        <w:t>After your attempt, compare with the supported explanation: The arithmetic is correct, but the condition gap becomes hidden. Combining records discards the slice distinction relevant to the deployment goal.</w:t>
+      </w:r>
+    </w:p>
+    <w:p>
+      <w:pPr>
+        <w:pStyle w:val="Heading3"/>
+      </w:pPr>
+      <w:r>
+        <w:t>Repair a missing building block</w:t>
+      </w:r>
+    </w:p>
+    <w:p>
+      <w:r>
+        <w:t>Review Inspecting failures and anomalies (ai-7/26). Goal: Explain the mechanism and terminology of inspecting failures and anomalies. Short practice: Calculate mean and median for 2,2,2,10. What does the timeout log establish, and why is deleting that inconvenient record incompatible with the stated plan?. Return to this week and explain what you changed.</w:t>
+      </w:r>
+    </w:p>
+    <w:p>
+      <w:r>
+        <w:t>Review Reproducible environment and records (ai-7/24). Goal: Explain the mechanism and terminology of reproducible environment and records. Short practice: Trace the recorded mean for 2,4,6 and its changed result for 2,4,9. Which artefacts must accompany the output so another team can identify the exact run?. Return to this week and explain what you changed.</w:t>
+      </w:r>
+    </w:p>
+    <w:p>
+      <w:r>
+        <w:t>Review Predefining an analysis plan (ai-7/21). Goal: Explain the mechanism and terminology of predefining an analysis plan. Short practice: Apply the recorded exclusion rule. Can two readable model failures be removed, and how must a necessary later plan change be disclosed?. Return to this week and explain what you changed.</w:t>
+      </w:r>
+    </w:p>
+    <w:p>
+      <w:pPr>
+        <w:pStyle w:val="Heading3"/>
+      </w:pPr>
+      <w:r>
+        <w:t>Keep your completed work</w:t>
+      </w:r>
+    </w:p>
+    <w:p>
+      <w:r>
+        <w:t>Use Download completed work in the hosted lesson to export your answers, reflections, practice feedback and code-run evidence. Open the HTML copy to read or print it. Drafts stay in this browser when storage is available; clear drafts on a shared device.</w:t>
+      </w:r>
+    </w:p>
+    <w:p>
+      <w:pPr>
+        <w:pStyle w:val="Heading3"/>
+      </w:pPr>
+      <w:r>
+        <w:t>What I repaired, the evidence I kept and the next test</w:t>
+      </w:r>
+    </w:p>
+    <w:p>
+      <w:r>
+        <w:t>________________________________________________________________</w:t>
+      </w:r>
+    </w:p>
+    <w:p>
+      <w:r>
+        <w:t>________________________________________________________________</w:t>
+      </w:r>
+    </w:p>
+    <w:p>
+      <w:r>
+        <w:t>________________________________________________________________</w:t>
+      </w:r>
+    </w:p>
+    <w:p>
+      <w:r>
+        <w:t>________________________________________________________________</w:t>
+      </w:r>
+    </w:p>
+    <w:p>
+      <w:r>
+        <w:t>________________________________________________________________</w:t>
+      </w:r>
+    </w:p>
     <w:sectPr>
       <w:pgSz w:w="12240" w:h="15840"/>
       <w:pgMar w:top="936" w:right="1008" w:bottom="936" w:left="1008" w:header="720" w:footer="720" w:gutter="0"/>

--- a/downloads/workbook/ai-7-week-27.docx
+++ b/downloads/workbook/ai-7-week-27.docx
@@ -30,33 +30,45 @@
     </w:p>
     <w:p>
       <w:r>
-        <w:t>Try the recall before opening notes. Then use a different colour or a labelled second line to correct your explanation.</w:t>
+        <w:t>Record your starting explanation for Robustness across conditions before opening notes. Show any later correction separately.</w:t>
       </w:r>
     </w:p>
     <w:p>
       <w:pPr>
-        <w:pStyle w:val="Heading3"/>
-      </w:pPr>
-      <w:r>
-        <w:t>Inspecting failures and anomalies</w:t>
+        <w:spacing w:line="336" w:lineRule="auto" w:after="180"/>
+      </w:pPr>
+      <w:r>
+        <w:rPr>
+          <w:b w:val="0"/>
+        </w:rPr>
+        <w:t>Try the recall before opening notes. Then use a different colour or a labelled second line to correct your explanation.</w:t>
       </w:r>
     </w:p>
     <w:p>
-      <w:r>
-        <w:t>Without opening the old lesson, explain one key idea from Inspecting failures and anomalies. Give an example and a mistake that the idea helps you avoid.</w:t>
+      <w:pPr>
+        <w:pStyle w:val="Heading3"/>
+      </w:pPr>
+      <w:r>
+        <w:t>Inspecting failures and anomalies</w:t>
       </w:r>
     </w:p>
     <w:p>
       <w:pPr>
-        <w:pStyle w:val="Heading3"/>
-      </w:pPr>
-      <w:r>
-        <w:t>My remembered idea, example and correction</w:t>
+        <w:spacing w:line="336" w:lineRule="auto" w:after="180"/>
+      </w:pPr>
+      <w:r>
+        <w:rPr>
+          <w:b w:val="0"/>
+        </w:rPr>
+        <w:t>Without opening the old lesson, explain one key idea from Inspecting failures and anomalies. Give an example and a mistake that the idea helps you avoid.</w:t>
       </w:r>
     </w:p>
     <w:p>
-      <w:r>
-        <w:t>________________________________________________________________</w:t>
+      <w:pPr>
+        <w:pStyle w:val="Heading3"/>
+      </w:pPr>
+      <w:r>
+        <w:t>My remembered idea, example and correction</w:t>
       </w:r>
     </w:p>
     <w:p>
@@ -70,29 +82,35 @@
       </w:r>
     </w:p>
     <w:p>
-      <w:pPr>
-        <w:pStyle w:val="Heading3"/>
-      </w:pPr>
-      <w:r>
-        <w:t>Reproducible environment and records</w:t>
+      <w:r>
+        <w:t>________________________________________________________________</w:t>
       </w:r>
     </w:p>
     <w:p>
-      <w:r>
-        <w:t>Without opening the old lesson, explain one key idea from Reproducible environment and records. Give an example and a mistake that the idea helps you avoid.</w:t>
+      <w:pPr>
+        <w:pStyle w:val="Heading3"/>
+      </w:pPr>
+      <w:r>
+        <w:t>Reproducible environment and records</w:t>
       </w:r>
     </w:p>
     <w:p>
       <w:pPr>
-        <w:pStyle w:val="Heading3"/>
-      </w:pPr>
-      <w:r>
-        <w:t>My remembered idea, example and correction</w:t>
+        <w:spacing w:line="336" w:lineRule="auto" w:after="180"/>
+      </w:pPr>
+      <w:r>
+        <w:rPr>
+          <w:b w:val="0"/>
+        </w:rPr>
+        <w:t>Without opening the old lesson, explain one key idea from Reproducible environment and records. Give an example and a mistake that the idea helps you avoid.</w:t>
       </w:r>
     </w:p>
     <w:p>
-      <w:r>
-        <w:t>________________________________________________________________</w:t>
+      <w:pPr>
+        <w:pStyle w:val="Heading3"/>
+      </w:pPr>
+      <w:r>
+        <w:t>My remembered idea, example and correction</w:t>
       </w:r>
     </w:p>
     <w:p>
@@ -106,29 +124,35 @@
       </w:r>
     </w:p>
     <w:p>
-      <w:pPr>
-        <w:pStyle w:val="Heading3"/>
-      </w:pPr>
-      <w:r>
-        <w:t>Predefining an analysis plan</w:t>
+      <w:r>
+        <w:t>________________________________________________________________</w:t>
       </w:r>
     </w:p>
     <w:p>
-      <w:r>
-        <w:t>Without opening the old lesson, explain one key idea from Predefining an analysis plan. Give an example and a mistake that the idea helps you avoid.</w:t>
+      <w:pPr>
+        <w:pStyle w:val="Heading3"/>
+      </w:pPr>
+      <w:r>
+        <w:t>Predefining an analysis plan</w:t>
       </w:r>
     </w:p>
     <w:p>
       <w:pPr>
-        <w:pStyle w:val="Heading3"/>
-      </w:pPr>
-      <w:r>
-        <w:t>My remembered idea, example and correction</w:t>
+        <w:spacing w:line="336" w:lineRule="auto" w:after="180"/>
+      </w:pPr>
+      <w:r>
+        <w:rPr>
+          <w:b w:val="0"/>
+        </w:rPr>
+        <w:t>Without opening the old lesson, explain one key idea from Predefining an analysis plan. Give an example and a mistake that the idea helps you avoid.</w:t>
       </w:r>
     </w:p>
     <w:p>
-      <w:r>
-        <w:t>________________________________________________________________</w:t>
+      <w:pPr>
+        <w:pStyle w:val="Heading3"/>
+      </w:pPr>
+      <w:r>
+        <w:t>My remembered idea, example and correction</w:t>
       </w:r>
     </w:p>
     <w:p>
@@ -142,15 +166,31 @@
       </w:r>
     </w:p>
     <w:p>
-      <w:pPr>
-        <w:pStyle w:val="Heading1"/>
-      </w:pPr>
-      <w:r>
-        <w:t>02. Practise with fading help</w:t>
+      <w:r>
+        <w:t>________________________________________________________________</w:t>
       </w:r>
     </w:p>
     <w:p>
-      <w:r>
+      <w:pPr>
+        <w:pStyle w:val="Heading1"/>
+      </w:pPr>
+      <w:r>
+        <w:t>02. Practise with fading help</w:t>
+      </w:r>
+    </w:p>
+    <w:p>
+      <w:r>
+        <w:t>Complete the supported Robustness across conditions trace and record the first step you can explain without help.</w:t>
+      </w:r>
+    </w:p>
+    <w:p>
+      <w:pPr>
+        <w:spacing w:line="336" w:lineRule="auto" w:after="180"/>
+      </w:pPr>
+      <w:r>
+        <w:rPr>
+          <w:b w:val="0"/>
+        </w:rPr>
         <w:t>Use W2: Trace the worked case for Robustness across conditions. Record the answer once; the lesson and workbook refer to the same attempt.</w:t>
       </w:r>
     </w:p>
@@ -279,25 +319,37 @@
     </w:p>
     <w:p>
       <w:r>
-        <w:t>Use the worked case for Robustness across conditions. Proposed explanation: “The worked result establishes every future case”. Decide whether this explanation is supported. Point to the step or supplied fact that decides; explain your repair if needed.</w:t>
+        <w:t>Check the proposed Robustness across conditions explanation against the supplied facts before discussing it.</w:t>
       </w:r>
     </w:p>
     <w:p>
       <w:pPr>
-        <w:pStyle w:val="Heading3"/>
-      </w:pPr>
-      <w:r>
-        <w:t>My explanation before partner discussion</w:t>
+        <w:spacing w:line="336" w:lineRule="auto" w:after="180"/>
+      </w:pPr>
+      <w:r>
+        <w:rPr>
+          <w:b w:val="0"/>
+        </w:rPr>
+        <w:t>Use the worked case for Robustness across conditions. Proposed explanation: “The worked result establishes every future case”. Decide whether this explanation is supported.</w:t>
       </w:r>
     </w:p>
     <w:p>
-      <w:r>
-        <w:t>________________________________________________________________</w:t>
+      <w:pPr>
+        <w:spacing w:line="336" w:lineRule="auto" w:after="180"/>
+      </w:pPr>
+      <w:r>
+        <w:rPr>
+          <w:b w:val="0"/>
+        </w:rPr>
+        <w:t>Point to the step or supplied fact that decides; explain your repair if needed.</w:t>
       </w:r>
     </w:p>
     <w:p>
-      <w:r>
-        <w:t>________________________________________________________________</w:t>
+      <w:pPr>
+        <w:pStyle w:val="Heading3"/>
+      </w:pPr>
+      <w:r>
+        <w:t>My explanation before partner discussion</w:t>
       </w:r>
     </w:p>
     <w:p>
@@ -311,47 +363,53 @@
       </w:r>
     </w:p>
     <w:p>
-      <w:pPr>
-        <w:pStyle w:val="Heading1"/>
-      </w:pPr>
-      <w:r>
-        <w:t>04. Independent transfer case</w:t>
+      <w:r>
+        <w:t>________________________________________________________________</w:t>
       </w:r>
     </w:p>
     <w:p>
-      <w:pPr>
-        <w:pStyle w:val="Heading3"/>
-      </w:pPr>
-      <w:r>
-        <w:t>Independent case: Apply a new case independently</w:t>
+      <w:r>
+        <w:t>________________________________________________________________</w:t>
       </w:r>
     </w:p>
     <w:p>
-      <w:r>
-        <w:t>Baseline/candidate on conditionA:6/8, 7/8; conditionB:5/8, 4/8. Compare paired rates.</w:t>
+      <w:pPr>
+        <w:pStyle w:val="Heading1"/>
+      </w:pPr>
+      <w:r>
+        <w:t>04. Independent transfer case</w:t>
       </w:r>
     </w:p>
     <w:p>
-      <w:pPr>
-        <w:pStyle w:val="Heading3"/>
-      </w:pPr>
-      <w:r>
-        <w:t>My independent explanation, trace and limits</w:t>
+      <w:r>
+        <w:t>Write one first attempt at the reserved independent case before feedback. Repeated copies of that case refer to the same recorded attempt.</w:t>
       </w:r>
     </w:p>
     <w:p>
-      <w:r>
-        <w:t>________________________________________________________________</w:t>
+      <w:pPr>
+        <w:pStyle w:val="Heading3"/>
+      </w:pPr>
+      <w:r>
+        <w:t>Independent case: Apply a new case independently</w:t>
       </w:r>
     </w:p>
     <w:p>
-      <w:r>
-        <w:t>________________________________________________________________</w:t>
+      <w:pPr>
+        <w:spacing w:line="336" w:lineRule="auto" w:after="180"/>
+      </w:pPr>
+      <w:r>
+        <w:rPr>
+          <w:b w:val="0"/>
+        </w:rPr>
+        <w:t>Baseline/candidate on conditionA:6/8, 7/8; conditionB:5/8, 4/8. Compare paired rates.</w:t>
       </w:r>
     </w:p>
     <w:p>
-      <w:r>
-        <w:t>________________________________________________________________</w:t>
+      <w:pPr>
+        <w:pStyle w:val="Heading3"/>
+      </w:pPr>
+      <w:r>
+        <w:t>My independent explanation, trace and limits</w:t>
       </w:r>
     </w:p>
     <w:p>
@@ -376,48 +434,96 @@
     </w:p>
     <w:p>
       <w:r>
-        <w:t>Attempt this case before feedback. Record any help. Earlier examples below are further practice; a case already practised with feedback cannot establish fresh transfer.</w:t>
+        <w:t>________________________________________________________________</w:t>
       </w:r>
     </w:p>
     <w:p>
-      <w:pPr>
-        <w:pStyle w:val="Heading1"/>
-      </w:pPr>
-      <w:r>
-        <w:t>05. W1 Explain the mechanism</w:t>
+      <w:r>
+        <w:t>________________________________________________________________</w:t>
       </w:r>
     </w:p>
     <w:p>
       <w:r>
-        <w:t>Explain the weekly mechanism in your own words. Use the worked scenario to name its input, decision rule and output.</w:t>
+        <w:t>________________________________________________________________</w:t>
       </w:r>
     </w:p>
     <w:p>
       <w:pPr>
-        <w:pStyle w:val="Heading3"/>
-      </w:pPr>
-      <w:r>
-        <w:t>My reasoning and evidence</w:t>
+        <w:spacing w:line="336" w:lineRule="auto" w:after="180"/>
+      </w:pPr>
+      <w:r>
+        <w:rPr>
+          <w:b w:val="0"/>
+        </w:rPr>
+        <w:t>Attempt this case before feedback. Record any help. Earlier examples below are further practice; a case already practised with feedback cannot establish fresh transfer.</w:t>
       </w:r>
     </w:p>
     <w:p>
-      <w:r>
-        <w:t>________________________________________________________________</w:t>
+      <w:pPr>
+        <w:pStyle w:val="Heading1"/>
+      </w:pPr>
+      <w:r>
+        <w:t>05. W1 Explain the mechanism</w:t>
       </w:r>
     </w:p>
     <w:p>
       <w:r>
-        <w:t>________________________________________________________________</w:t>
+        <w:t>Explain the mechanism. Apply the supplied Robustness across conditions facts and keep your reasoning.</w:t>
       </w:r>
     </w:p>
     <w:p>
-      <w:r>
-        <w:t>________________________________________________________________</w:t>
+      <w:pPr>
+        <w:spacing w:line="336" w:lineRule="auto" w:after="180"/>
+      </w:pPr>
+      <w:r>
+        <w:rPr>
+          <w:b w:val="0"/>
+        </w:rPr>
+        <w:t xml:space="preserve">Explain the weekly </w:t>
+      </w:r>
+      <w:r>
+        <w:rPr>
+          <w:b/>
+        </w:rPr>
+        <w:t>mechanism</w:t>
+      </w:r>
+      <w:r>
+        <w:rPr>
+          <w:b w:val="0"/>
+        </w:rPr>
+        <w:t xml:space="preserve"> in your own words. Use the worked scenario to name its </w:t>
+      </w:r>
+      <w:r>
+        <w:rPr>
+          <w:b/>
+        </w:rPr>
+        <w:t>input</w:t>
+      </w:r>
+      <w:r>
+        <w:rPr>
+          <w:b w:val="0"/>
+        </w:rPr>
+        <w:t xml:space="preserve">, decision rule and </w:t>
+      </w:r>
+      <w:r>
+        <w:rPr>
+          <w:b/>
+        </w:rPr>
+        <w:t>output</w:t>
+      </w:r>
+      <w:r>
+        <w:rPr>
+          <w:b w:val="0"/>
+        </w:rPr>
+        <w:t>.</w:t>
       </w:r>
     </w:p>
     <w:p>
-      <w:r>
-        <w:t>________________________________________________________________</w:t>
+      <w:pPr>
+        <w:pStyle w:val="Heading3"/>
+      </w:pPr>
+      <w:r>
+        <w:t>My reasoning and evidence</w:t>
       </w:r>
     </w:p>
     <w:p>
@@ -431,24 +537,18 @@
       </w:r>
     </w:p>
     <w:p>
-      <w:pPr>
-        <w:pStyle w:val="Heading1"/>
-      </w:pPr>
-      <w:r>
-        <w:t>06. W2 Trace the worked case</w:t>
+      <w:r>
+        <w:t>________________________________________________________________</w:t>
       </w:r>
     </w:p>
     <w:p>
       <w:r>
-        <w:t>Method passes9/10 on current sources and5/10 on outdated sources. Show the intermediate steps and give the conclusion with its scope.</w:t>
+        <w:t>________________________________________________________________</w:t>
       </w:r>
     </w:p>
     <w:p>
-      <w:pPr>
-        <w:pStyle w:val="Heading3"/>
-      </w:pPr>
-      <w:r>
-        <w:t>My reasoning and evidence</w:t>
+      <w:r>
+        <w:t>________________________________________________________________</w:t>
       </w:r>
     </w:p>
     <w:p>
@@ -457,23 +557,35 @@
       </w:r>
     </w:p>
     <w:p>
-      <w:r>
-        <w:t>________________________________________________________________</w:t>
+      <w:pPr>
+        <w:pStyle w:val="Heading1"/>
+      </w:pPr>
+      <w:r>
+        <w:t>06. W2 Trace the worked case</w:t>
       </w:r>
     </w:p>
     <w:p>
       <w:r>
-        <w:t>________________________________________________________________</w:t>
+        <w:t>Trace the worked case. Apply the supplied Robustness across conditions facts and keep your reasoning.</w:t>
       </w:r>
     </w:p>
     <w:p>
-      <w:r>
-        <w:t>________________________________________________________________</w:t>
+      <w:pPr>
+        <w:spacing w:line="336" w:lineRule="auto" w:after="180"/>
+      </w:pPr>
+      <w:r>
+        <w:rPr>
+          <w:b w:val="0"/>
+        </w:rPr>
+        <w:t>Method passes9/10 on current sources and5/10 on outdated sources. Show the intermediate steps and give the conclusion with its scope.</w:t>
       </w:r>
     </w:p>
     <w:p>
-      <w:r>
-        <w:t>________________________________________________________________</w:t>
+      <w:pPr>
+        <w:pStyle w:val="Heading3"/>
+      </w:pPr>
+      <w:r>
+        <w:t>My reasoning and evidence</w:t>
       </w:r>
     </w:p>
     <w:p>
@@ -487,24 +599,18 @@
       </w:r>
     </w:p>
     <w:p>
-      <w:pPr>
-        <w:pStyle w:val="Heading1"/>
-      </w:pPr>
-      <w:r>
-        <w:t>07. W3 Audit the limit</w:t>
+      <w:r>
+        <w:t>________________________________________________________________</w:t>
       </w:r>
     </w:p>
     <w:p>
       <w:r>
-        <w:t>A report omits this qualification: Robustness is bounded by the tested variations and independent evidence policy. Explain how omitting it could change a reader's interpretation, and write an accurate replacement.</w:t>
+        <w:t>________________________________________________________________</w:t>
       </w:r>
     </w:p>
     <w:p>
-      <w:pPr>
-        <w:pStyle w:val="Heading3"/>
-      </w:pPr>
-      <w:r>
-        <w:t>My reasoning and evidence</w:t>
+      <w:r>
+        <w:t>________________________________________________________________</w:t>
       </w:r>
     </w:p>
     <w:p>
@@ -518,44 +624,62 @@
       </w:r>
     </w:p>
     <w:p>
-      <w:r>
-        <w:t>________________________________________________________________</w:t>
+      <w:pPr>
+        <w:pStyle w:val="Heading1"/>
+      </w:pPr>
+      <w:r>
+        <w:t>07. W3 Audit the limit</w:t>
       </w:r>
     </w:p>
     <w:p>
       <w:r>
-        <w:t>________________________________________________________________</w:t>
+        <w:t>Audit the limit. Apply the supplied Robustness across conditions facts and keep your reasoning.</w:t>
       </w:r>
     </w:p>
     <w:p>
-      <w:r>
-        <w:t>________________________________________________________________</w:t>
+      <w:pPr>
+        <w:spacing w:line="336" w:lineRule="auto" w:after="180"/>
+      </w:pPr>
+      <w:r>
+        <w:rPr>
+          <w:b w:val="0"/>
+        </w:rPr>
+        <w:t xml:space="preserve">A report omits this qualification: Robustness is bounded by the tested variations and independent </w:t>
+      </w:r>
+      <w:r>
+        <w:rPr>
+          <w:b/>
+        </w:rPr>
+        <w:t>evidence</w:t>
+      </w:r>
+      <w:r>
+        <w:rPr>
+          <w:b w:val="0"/>
+        </w:rPr>
+        <w:t xml:space="preserve"> policy. Explain how omitting it could change a reader's interpretation, and write an accurate replacement.</w:t>
       </w:r>
     </w:p>
     <w:p>
-      <w:r>
-        <w:t>________________________________________________________________</w:t>
+      <w:pPr>
+        <w:pStyle w:val="Heading3"/>
+      </w:pPr>
+      <w:r>
+        <w:t>My reasoning and evidence</w:t>
       </w:r>
     </w:p>
     <w:p>
-      <w:pPr>
-        <w:pStyle w:val="Heading1"/>
-      </w:pPr>
-      <w:r>
-        <w:t>08. W4 Apply a new case independently</w:t>
+      <w:r>
+        <w:t>________________________________________________________________</w:t>
       </w:r>
     </w:p>
     <w:p>
       <w:r>
-        <w:t>Baseline/candidate on conditionA:6/8, 7/8; conditionB:5/8, 4/8. Compare paired rates.</w:t>
+        <w:t>________________________________________________________________</w:t>
       </w:r>
     </w:p>
     <w:p>
-      <w:pPr>
-        <w:pStyle w:val="Heading3"/>
-      </w:pPr>
-      <w:r>
-        <w:t>My reasoning and evidence</w:t>
+      <w:r>
+        <w:t>________________________________________________________________</w:t>
       </w:r>
     </w:p>
     <w:p>
@@ -574,23 +698,35 @@
       </w:r>
     </w:p>
     <w:p>
-      <w:r>
-        <w:t>________________________________________________________________</w:t>
+      <w:pPr>
+        <w:pStyle w:val="Heading1"/>
+      </w:pPr>
+      <w:r>
+        <w:t>08. W4 Apply a new case independently</w:t>
       </w:r>
     </w:p>
     <w:p>
       <w:r>
-        <w:t>________________________________________________________________</w:t>
+        <w:t>Attempt before feedback. If this repeats the selected independent case, reuse that first attempt; otherwise keep a separate record. Apply a new case independently. Apply the supplied Robustness across conditions facts and keep your reasoning.</w:t>
       </w:r>
     </w:p>
     <w:p>
-      <w:r>
-        <w:t>________________________________________________________________</w:t>
+      <w:pPr>
+        <w:spacing w:line="336" w:lineRule="auto" w:after="180"/>
+      </w:pPr>
+      <w:r>
+        <w:rPr>
+          <w:b w:val="0"/>
+        </w:rPr>
+        <w:t>Baseline/candidate on conditionA:6/8, 7/8; conditionB:5/8, 4/8. Compare paired rates.</w:t>
       </w:r>
     </w:p>
     <w:p>
-      <w:r>
-        <w:t>________________________________________________________________</w:t>
+      <w:pPr>
+        <w:pStyle w:val="Heading3"/>
+      </w:pPr>
+      <w:r>
+        <w:t>My reasoning and evidence</w:t>
       </w:r>
     </w:p>
     <w:p>
@@ -599,24 +735,18 @@
       </w:r>
     </w:p>
     <w:p>
-      <w:pPr>
-        <w:pStyle w:val="Heading1"/>
-      </w:pPr>
-      <w:r>
-        <w:t>09. W5 Design a revealing follow-up</w:t>
+      <w:r>
+        <w:t>________________________________________________________________</w:t>
       </w:r>
     </w:p>
     <w:p>
       <w:r>
-        <w:t>For the worked scenario, propose one additional case that could reveal a failure, describe its expected outcome before running it, and explain what would need to remain fixed for a fair comparison. Do not reuse W4 as a new final test after receiving feedback.</w:t>
+        <w:t>________________________________________________________________</w:t>
       </w:r>
     </w:p>
     <w:p>
-      <w:pPr>
-        <w:pStyle w:val="Heading3"/>
-      </w:pPr>
-      <w:r>
-        <w:t>My reasoning and evidence</w:t>
+      <w:r>
+        <w:t>________________________________________________________________</w:t>
       </w:r>
     </w:p>
     <w:p>
@@ -640,39 +770,51 @@
       </w:r>
     </w:p>
     <w:p>
-      <w:r>
-        <w:t>________________________________________________________________</w:t>
+      <w:pPr>
+        <w:pStyle w:val="Heading1"/>
+      </w:pPr>
+      <w:r>
+        <w:t>09. W5 Design a revealing follow-up</w:t>
       </w:r>
     </w:p>
     <w:p>
       <w:r>
-        <w:t>________________________________________________________________</w:t>
+        <w:t>Design a revealing follow-up. Apply the supplied Robustness across conditions facts and keep your reasoning.</w:t>
       </w:r>
     </w:p>
     <w:p>
-      <w:r>
-        <w:t>________________________________________________________________</w:t>
+      <w:pPr>
+        <w:spacing w:line="336" w:lineRule="auto" w:after="180"/>
+      </w:pPr>
+      <w:r>
+        <w:rPr>
+          <w:b w:val="0"/>
+        </w:rPr>
+        <w:t>For the worked scenario, propose one additional case that could reveal a failure, describe its expected outcome before running it, and explain what would need to remain fixed for a fair comparison.</w:t>
       </w:r>
     </w:p>
     <w:p>
       <w:pPr>
-        <w:pStyle w:val="Heading1"/>
-      </w:pPr>
-      <w:r>
-        <w:t>10. Project checkpoint and reflection</w:t>
+        <w:spacing w:line="336" w:lineRule="auto" w:after="180"/>
+      </w:pPr>
+      <w:r>
+        <w:rPr>
+          <w:b w:val="0"/>
+        </w:rPr>
+        <w:t>Do not reuse W4 as a new final test after receiving feedback.</w:t>
       </w:r>
     </w:p>
     <w:p>
-      <w:r>
-        <w:t>Add a labelled robustness across conditions evidence sheet to Reproducible AI Research Study. Show how you can explain the mechanism and terminology of robustness across conditions. Use the supplied fictional case and keep its inputs, intermediate steps, calculation or prediction, and limitation. Connect this record to last week’s record; a matching answer without a trace is insufficient.</w:t>
+      <w:pPr>
+        <w:pStyle w:val="Heading3"/>
+      </w:pPr>
+      <w:r>
+        <w:t>My reasoning and evidence</w:t>
       </w:r>
     </w:p>
     <w:p>
-      <w:pPr>
-        <w:pStyle w:val="Heading3"/>
-      </w:pPr>
-      <w:r>
-        <w:t>My project change, supporting evidence and remaining limit</w:t>
+      <w:r>
+        <w:t>________________________________________________________________</w:t>
       </w:r>
     </w:p>
     <w:p>
@@ -710,7 +852,133 @@
         <w:pStyle w:val="Heading1"/>
       </w:pPr>
       <w:r>
+        <w:t>10. Project checkpoint and reflection</w:t>
+      </w:r>
+    </w:p>
+    <w:p>
+      <w:r>
+        <w:t>Connect Robustness across conditions to Reproducible AI Research Study, identify a limit and choose the next useful test.</w:t>
+      </w:r>
+    </w:p>
+    <w:p>
+      <w:pPr>
+        <w:spacing w:line="336" w:lineRule="auto" w:after="180"/>
+      </w:pPr>
+      <w:r>
+        <w:rPr>
+          <w:b w:val="0"/>
+        </w:rPr>
+        <w:t xml:space="preserve">Add a labelled robustness across conditions </w:t>
+      </w:r>
+      <w:r>
+        <w:rPr>
+          <w:b/>
+        </w:rPr>
+        <w:t>evidence</w:t>
+      </w:r>
+      <w:r>
+        <w:rPr>
+          <w:b w:val="0"/>
+        </w:rPr>
+        <w:t xml:space="preserve"> sheet to Reproducible AI Research Study. Show how you can explain the </w:t>
+      </w:r>
+      <w:r>
+        <w:rPr>
+          <w:b/>
+        </w:rPr>
+        <w:t>mechanism</w:t>
+      </w:r>
+      <w:r>
+        <w:rPr>
+          <w:b w:val="0"/>
+        </w:rPr>
+        <w:t xml:space="preserve"> and terminology of robustness across conditions.</w:t>
+      </w:r>
+    </w:p>
+    <w:p>
+      <w:pPr>
+        <w:spacing w:line="336" w:lineRule="auto" w:after="180"/>
+      </w:pPr>
+      <w:r>
+        <w:rPr>
+          <w:b w:val="0"/>
+        </w:rPr>
+        <w:t xml:space="preserve">Use the supplied fictional case and keep its </w:t>
+      </w:r>
+      <w:r>
+        <w:rPr>
+          <w:b/>
+        </w:rPr>
+        <w:t>input</w:t>
+      </w:r>
+      <w:r>
+        <w:rPr>
+          <w:b w:val="0"/>
+        </w:rPr>
+        <w:t xml:space="preserve">s, intermediate steps, calculation or </w:t>
+      </w:r>
+      <w:r>
+        <w:rPr>
+          <w:b/>
+        </w:rPr>
+        <w:t>prediction</w:t>
+      </w:r>
+      <w:r>
+        <w:rPr>
+          <w:b w:val="0"/>
+        </w:rPr>
+        <w:t>, and limitation. Connect this record to last week’s record; a matching answer without a trace is insufficient.</w:t>
+      </w:r>
+    </w:p>
+    <w:p>
+      <w:pPr>
+        <w:pStyle w:val="Heading3"/>
+      </w:pPr>
+      <w:r>
+        <w:t>My project change, supporting evidence and remaining limit</w:t>
+      </w:r>
+    </w:p>
+    <w:p>
+      <w:r>
+        <w:t>________________________________________________________________</w:t>
+      </w:r>
+    </w:p>
+    <w:p>
+      <w:r>
+        <w:t>________________________________________________________________</w:t>
+      </w:r>
+    </w:p>
+    <w:p>
+      <w:r>
+        <w:t>________________________________________________________________</w:t>
+      </w:r>
+    </w:p>
+    <w:p>
+      <w:r>
+        <w:t>________________________________________________________________</w:t>
+      </w:r>
+    </w:p>
+    <w:p>
+      <w:r>
+        <w:t>________________________________________________________________</w:t>
+      </w:r>
+    </w:p>
+    <w:p>
+      <w:r>
+        <w:t>________________________________________________________________</w:t>
+      </w:r>
+    </w:p>
+    <w:p>
+      <w:pPr>
+        <w:pStyle w:val="Heading1"/>
+      </w:pPr>
+      <w:r>
         <w:t>11. Feedback, return check and learning record</w:t>
+      </w:r>
+    </w:p>
+    <w:p>
+      <w:r>
+        <w:t>Record the first repaired step and a different case to revisit after a delay.</w:t>
       </w:r>
     </w:p>
     <w:tbl>
@@ -850,7 +1118,13 @@
       </w:tr>
     </w:tbl>
     <w:p>
-      <w:r>
+      <w:pPr>
+        <w:spacing w:line="336" w:lineRule="auto" w:after="180"/>
+      </w:pPr>
+      <w:r>
+        <w:rPr>
+          <w:b w:val="0"/>
+        </w:rPr>
         <w:t>Revisit this idea with your teacher after a delay. Familiarity is different from explaining and using it on a changed case.</w:t>
       </w:r>
     </w:p>
@@ -864,11 +1138,28 @@
     </w:p>
     <w:p>
       <w:r>
-        <w:t>Check robustness across conditions. A fixed classifier is tested separately on indoor and shaded outdoor cases.</w:t>
+        <w:t>Check robustness across conditions. A fixed classifier is tested separately on indoor and shaded outdoor cases. Explain the labelled step before checking the changed condition.</w:t>
       </w:r>
     </w:p>
     <w:p>
-      <w:r>
+      <w:pPr>
+        <w:spacing w:line="336" w:lineRule="auto" w:after="180"/>
+      </w:pPr>
+      <w:r>
+        <w:rPr>
+          <w:b w:val="0"/>
+        </w:rPr>
+        <w:t>Check robustness across conditions. A fixed classifier is tested separately on indoor and shaded outdoor cases.</w:t>
+      </w:r>
+    </w:p>
+    <w:p>
+      <w:pPr>
+        <w:spacing w:line="336" w:lineRule="auto" w:after="180"/>
+      </w:pPr>
+      <w:r>
+        <w:rPr>
+          <w:b w:val="0"/>
+        </w:rPr>
         <w:t>Indoor 7/8 correct; outdoor 3/8 correct. The rubric and frozen model are unchanged.</w:t>
       </w:r>
     </w:p>
@@ -945,7 +1236,14 @@
       </w:r>
     </w:p>
     <w:p>
-      <w:r>
+      <w:pPr>
+        <w:spacing w:line="336" w:lineRule="auto" w:after="180"/>
+        <w:shd w:fill="F5F1FB"/>
+      </w:pPr>
+      <w:r>
+        <w:rPr>
+          <w:b w:val="0"/>
+        </w:rPr>
         <w:t>Calculate indoor, outdoor and combined rates. Which relevant weakness disappears from view when only the combined rate is reported?</w:t>
       </w:r>
     </w:p>
@@ -988,35 +1286,114 @@
       </w:r>
     </w:p>
     <w:p>
-      <w:r>
-        <w:t>Support used: alone / hint / worked example. This record is practice evidence.</w:t>
+      <w:pPr>
+        <w:pStyle w:val="Heading3"/>
+      </w:pPr>
+      <w:r>
+        <w:t>Record the help used</w:t>
       </w:r>
     </w:p>
     <w:p>
-      <w:r>
-        <w:t>Project connection: For the Reproducible AI Research Study, retain an annotated worked trace and the changed-case reasoning. Connect the claim to its records, units and assumptions so another investigator can challenge or reproduce it.</w:t>
+      <w:pPr>
+        <w:spacing w:line="336" w:lineRule="auto" w:after="180"/>
+        <w:shd w:fill="F1F6F8"/>
+      </w:pPr>
+      <w:r>
+        <w:rPr>
+          <w:b w:val="0"/>
+        </w:rPr>
+        <w:t xml:space="preserve">Support used: alone / hint / worked example. This record is practice </w:t>
+      </w:r>
+      <w:r>
+        <w:rPr>
+          <w:b/>
+        </w:rPr>
+        <w:t>evidence</w:t>
+      </w:r>
+      <w:r>
+        <w:rPr>
+          <w:b w:val="0"/>
+        </w:rPr>
+        <w:t>.</w:t>
       </w:r>
     </w:p>
     <w:p>
       <w:pPr>
-        <w:pStyle w:val="Heading1"/>
-      </w:pPr>
-      <w:r>
-        <w:t>13. Project portfolio milestone</w:t>
+        <w:spacing w:line="336" w:lineRule="auto" w:after="180"/>
+      </w:pPr>
+      <w:r>
+        <w:rPr>
+          <w:b w:val="0"/>
+        </w:rPr>
+        <w:t>Project connection: For the Reproducible AI Research Study, retain an annotated worked trace and the changed-case reasoning.</w:t>
       </w:r>
     </w:p>
     <w:p>
-      <w:r>
-        <w:t>Project: Reproducible AI Research Study</w:t>
+      <w:pPr>
+        <w:spacing w:line="336" w:lineRule="auto" w:after="180"/>
+      </w:pPr>
+      <w:r>
+        <w:rPr>
+          <w:b w:val="0"/>
+        </w:rPr>
+        <w:t>Connect the claim to its records, units and assumptions so another investigator can challenge or reproduce it.</w:t>
       </w:r>
     </w:p>
     <w:p>
-      <w:r>
-        <w:t>Current milestone: Prepare the demonstration. Gather reproducible instructions, evidence, access checks and remaining limitations.</w:t>
+      <w:pPr>
+        <w:pStyle w:val="Heading1"/>
+      </w:pPr>
+      <w:r>
+        <w:t>13. Project portfolio milestone</w:t>
       </w:r>
     </w:p>
     <w:p>
       <w:r>
+        <w:t>Keep this week’s input, deciding step, result and limit together in the Reproducible AI Research Study record.</w:t>
+      </w:r>
+    </w:p>
+    <w:p>
+      <w:pPr>
+        <w:spacing w:line="336" w:lineRule="auto" w:after="180"/>
+      </w:pPr>
+      <w:r>
+        <w:rPr>
+          <w:b w:val="0"/>
+        </w:rPr>
+        <w:t>Project: Reproducible AI Research Study</w:t>
+      </w:r>
+    </w:p>
+    <w:p>
+      <w:pPr>
+        <w:spacing w:line="336" w:lineRule="auto" w:after="180"/>
+      </w:pPr>
+      <w:r>
+        <w:rPr>
+          <w:b w:val="0"/>
+        </w:rPr>
+        <w:t xml:space="preserve">Current milestone: Prepare the demonstration. Gather reproducible instructions, </w:t>
+      </w:r>
+      <w:r>
+        <w:rPr>
+          <w:b/>
+        </w:rPr>
+        <w:t>evidence</w:t>
+      </w:r>
+      <w:r>
+        <w:rPr>
+          <w:b w:val="0"/>
+        </w:rPr>
+        <w:t>, access checks and remaining limitations.</w:t>
+      </w:r>
+    </w:p>
+    <w:p>
+      <w:pPr>
+        <w:spacing w:line="336" w:lineRule="auto" w:after="180"/>
+      </w:pPr>
+      <w:r>
+        <w:rPr>
+          <w:b w:val="0"/>
+        </w:rPr>
         <w:t>For the Reproducible AI Research Study, retain an annotated worked trace and the changed-case reasoning. Connect the claim to its records, units and assumptions so another investigator can challenge or reproduce it.</w:t>
       </w:r>
     </w:p>
@@ -1179,53 +1556,92 @@
     </w:p>
     <w:p>
       <w:r>
-        <w:t>Use this supported practice once, in the browser or on paper. Keep the reserved independent assessment for a separate first attempt before teacher feedback.</w:t>
+        <w:t>Try the supported questions before comparing with hints and feedback. Record what you repaired and the evidence you retained.</w:t>
       </w:r>
     </w:p>
     <w:p>
-      <w:r>
-        <w:t>Check robustness across conditions. A fixed classifier is tested separately on indoor and shaded outdoor cases.</w:t>
+      <w:pPr>
+        <w:spacing w:line="336" w:lineRule="auto" w:after="180"/>
+      </w:pPr>
+      <w:r>
+        <w:rPr>
+          <w:b w:val="0"/>
+        </w:rPr>
+        <w:t>Use this supported practice once, in the browser or on paper. Keep the reserved independent assessment for a separate first attempt before teacher feedback.</w:t>
       </w:r>
     </w:p>
     <w:p>
       <w:pPr>
-        <w:pStyle w:val="Heading3"/>
-      </w:pPr>
-      <w:r>
-        <w:t>Practice 1: explain the deciding evidence</w:t>
+        <w:spacing w:line="336" w:lineRule="auto" w:after="180"/>
+      </w:pPr>
+      <w:r>
+        <w:rPr>
+          <w:b w:val="0"/>
+        </w:rPr>
+        <w:t>Check robustness across conditions. A fixed classifier is tested separately on indoor and shaded outdoor cases.</w:t>
       </w:r>
     </w:p>
     <w:p>
-      <w:r>
-        <w:t>Which labelled step matches this detail? The large observed gap motivates investigation rather than claiming condition independence.</w:t>
+      <w:pPr>
+        <w:pStyle w:val="Heading3"/>
+      </w:pPr>
+      <w:r>
+        <w:t>Practice 1: explain the deciding evidence</w:t>
       </w:r>
     </w:p>
     <w:p>
-      <w:r>
-        <w:t>1. Name both slices</w:t>
+      <w:pPr>
+        <w:spacing w:line="336" w:lineRule="auto" w:after="180"/>
+      </w:pPr>
+      <w:r>
+        <w:rPr>
+          <w:b w:val="0"/>
+        </w:rPr>
+        <w:t>Which labelled step matches this detail? The large observed gap motivates investigation rather than claiming condition independence.</w:t>
       </w:r>
     </w:p>
     <w:p>
-      <w:r>
-        <w:t>2. Compute rates</w:t>
+      <w:pPr>
+        <w:spacing w:line="336" w:lineRule="auto" w:after="180"/>
+        <w:shd w:fill="F4F9FC"/>
+      </w:pPr>
+      <w:r>
+        <w:rPr>
+          <w:b w:val="0"/>
+        </w:rPr>
+        <w:t>1. Name both slices</w:t>
       </w:r>
     </w:p>
     <w:p>
-      <w:r>
-        <w:t>3. Bound robustness</w:t>
+      <w:pPr>
+        <w:spacing w:line="336" w:lineRule="auto" w:after="180"/>
+        <w:shd w:fill="F4F9FC"/>
+      </w:pPr>
+      <w:r>
+        <w:rPr>
+          <w:b w:val="0"/>
+        </w:rPr>
+        <w:t>2. Compute rates</w:t>
       </w:r>
     </w:p>
     <w:p>
       <w:pPr>
-        <w:pStyle w:val="Heading3"/>
-      </w:pPr>
-      <w:r>
-        <w:t>My selected conclusion, deciding fact and explanation</w:t>
+        <w:spacing w:line="336" w:lineRule="auto" w:after="180"/>
+        <w:shd w:fill="F4F9FC"/>
+      </w:pPr>
+      <w:r>
+        <w:rPr>
+          <w:b w:val="0"/>
+        </w:rPr>
+        <w:t>3. Bound robustness</w:t>
       </w:r>
     </w:p>
     <w:p>
-      <w:r>
-        <w:t>________________________________________________________________</w:t>
+      <w:pPr>
+        <w:pStyle w:val="Heading3"/>
+      </w:pPr>
+      <w:r>
+        <w:t>My selected conclusion, deciding fact and explanation</w:t>
       </w:r>
     </w:p>
     <w:p>
@@ -1250,40 +1666,67 @@
     </w:p>
     <w:p>
       <w:r>
-        <w:t>Hint if needed: Read the steps in the pictorial case. Match the supplied detail to the stage that performs or records it.</w:t>
+        <w:t>________________________________________________________________</w:t>
       </w:r>
     </w:p>
     <w:p>
-      <w:r>
-        <w:t>After your attempt, compare with the supported explanation: Bound robustness The large observed gap motivates investigation rather than claiming condition independence. Robustness asks whether behaviour survives relevant changes in conditions. A total score can hide a weak slice; keep the scenario and denominator visible.</w:t>
+      <w:pPr>
+        <w:pStyle w:val="Heading3"/>
+      </w:pPr>
+      <w:r>
+        <w:t>Hint · try first</w:t>
       </w:r>
     </w:p>
     <w:p>
       <w:pPr>
-        <w:pStyle w:val="Heading3"/>
-      </w:pPr>
-      <w:r>
-        <w:t>Practice 2: explain the deciding evidence</w:t>
+        <w:spacing w:line="336" w:lineRule="auto" w:after="180"/>
+        <w:shd w:fill="F1F6F8"/>
+      </w:pPr>
+      <w:r>
+        <w:rPr>
+          <w:b w:val="0"/>
+        </w:rPr>
+        <w:t>Hint if needed: Read the steps in the pictorial case. Match the supplied detail to the stage that performs or records it.</w:t>
       </w:r>
     </w:p>
     <w:p>
-      <w:r>
-        <w:t>Changed-case practice: Report only the combined 10/16=62.5%. Which conclusion is supported by the supplied facts?</w:t>
+      <w:pPr>
+        <w:pStyle w:val="Heading3"/>
+      </w:pPr>
+      <w:r>
+        <w:t>Feedback · compare after trying</w:t>
       </w:r>
     </w:p>
     <w:p>
-      <w:r>
-        <w:t>1. The arithmetic is correct, but the condition gap becomes hidden.</w:t>
+      <w:pPr>
+        <w:spacing w:line="336" w:lineRule="auto" w:after="180"/>
+        <w:shd w:fill="F1F6FC"/>
+      </w:pPr>
+      <w:r>
+        <w:rPr>
+          <w:b w:val="0"/>
+        </w:rPr>
+        <w:t>After your attempt, compare with the supported explanation: Bound robustness The large observed gap motivates investigation rather than claiming condition independence.</w:t>
       </w:r>
     </w:p>
     <w:p>
-      <w:r>
-        <w:t>2. This one example guarantees correct results for every future input.</w:t>
+      <w:pPr>
+        <w:spacing w:line="336" w:lineRule="auto" w:after="180"/>
+        <w:shd w:fill="F1F6FC"/>
+      </w:pPr>
+      <w:r>
+        <w:rPr>
+          <w:b w:val="0"/>
+        </w:rPr>
+        <w:t>Robustness asks whether behaviour survives relevant changes in conditions. A total score can hide a weak slice; keep the scenario and denominator visible.</w:t>
       </w:r>
     </w:p>
     <w:p>
-      <w:r>
-        <w:t>3. We can decide the result without examining the changed input or the procedure.</w:t>
+      <w:pPr>
+        <w:pStyle w:val="Heading3"/>
+      </w:pPr>
+      <w:r>
+        <w:t>Practice 2: explain the deciding evidence</w:t>
       </w:r>
     </w:p>
     <w:p>
@@ -1291,91 +1734,981 @@
         <w:pStyle w:val="Heading3"/>
       </w:pPr>
       <w:r>
-        <w:t>My selected conclusion, deciding fact and explanation</w:t>
+        <w:t>Changed case · predict first</w:t>
       </w:r>
     </w:p>
     <w:p>
-      <w:r>
-        <w:t>________________________________________________________________</w:t>
+      <w:pPr>
+        <w:spacing w:line="336" w:lineRule="auto" w:after="180"/>
+        <w:shd w:fill="F5F1FB"/>
+      </w:pPr>
+      <w:r>
+        <w:rPr>
+          <w:b w:val="0"/>
+        </w:rPr>
+        <w:t>Changed-case practice: Report only the combined 10/16=62.5%. Which conclusion is supported by the supplied facts?</w:t>
       </w:r>
     </w:p>
     <w:p>
-      <w:r>
-        <w:t>________________________________________________________________</w:t>
+      <w:pPr>
+        <w:spacing w:line="336" w:lineRule="auto" w:after="180"/>
+        <w:shd w:fill="F4F9FC"/>
+      </w:pPr>
+      <w:r>
+        <w:rPr>
+          <w:b w:val="0"/>
+        </w:rPr>
+        <w:t>1. The arithmetic is correct, but the condition gap becomes hidden.</w:t>
       </w:r>
     </w:p>
     <w:p>
-      <w:r>
-        <w:t>________________________________________________________________</w:t>
+      <w:pPr>
+        <w:spacing w:line="336" w:lineRule="auto" w:after="180"/>
+        <w:shd w:fill="F4F9FC"/>
+      </w:pPr>
+      <w:r>
+        <w:rPr>
+          <w:b w:val="0"/>
+        </w:rPr>
+        <w:t xml:space="preserve">2. This one example guarantees correct results for every future </w:t>
+      </w:r>
+      <w:r>
+        <w:rPr>
+          <w:b/>
+        </w:rPr>
+        <w:t>input</w:t>
+      </w:r>
+      <w:r>
+        <w:rPr>
+          <w:b w:val="0"/>
+        </w:rPr>
+        <w:t>.</w:t>
       </w:r>
     </w:p>
     <w:p>
-      <w:r>
-        <w:t>________________________________________________________________</w:t>
+      <w:pPr>
+        <w:spacing w:line="336" w:lineRule="auto" w:after="180"/>
+        <w:shd w:fill="F4F9FC"/>
+      </w:pPr>
+      <w:r>
+        <w:rPr>
+          <w:b w:val="0"/>
+        </w:rPr>
+        <w:t xml:space="preserve">3. We can decide the result without examining the changed </w:t>
+      </w:r>
+      <w:r>
+        <w:rPr>
+          <w:b/>
+        </w:rPr>
+        <w:t>input</w:t>
+      </w:r>
+      <w:r>
+        <w:rPr>
+          <w:b w:val="0"/>
+        </w:rPr>
+        <w:t xml:space="preserve"> or the procedure.</w:t>
       </w:r>
     </w:p>
     <w:p>
-      <w:r>
-        <w:t>________________________________________________________________</w:t>
+      <w:pPr>
+        <w:pStyle w:val="Heading3"/>
+      </w:pPr>
+      <w:r>
+        <w:t>My selected conclusion, deciding fact and explanation</w:t>
       </w:r>
     </w:p>
     <w:p>
       <w:r>
-        <w:t>Hint if needed: Use the changed condition and the deciding step in the pictorial trace. The answer must say what follows from those facts.</w:t>
+        <w:t>________________________________________________________________</w:t>
       </w:r>
     </w:p>
     <w:p>
       <w:r>
-        <w:t>After your attempt, compare with the supported explanation: The arithmetic is correct, but the condition gap becomes hidden. Combining records discards the slice distinction relevant to the deployment goal.</w:t>
+        <w:t>________________________________________________________________</w:t>
       </w:r>
     </w:p>
     <w:p>
-      <w:pPr>
-        <w:pStyle w:val="Heading3"/>
-      </w:pPr>
-      <w:r>
-        <w:t>Repair a missing building block</w:t>
+      <w:r>
+        <w:t>________________________________________________________________</w:t>
       </w:r>
     </w:p>
     <w:p>
       <w:r>
-        <w:t>Review Inspecting failures and anomalies (ai-7/26). Goal: Explain the mechanism and terminology of inspecting failures and anomalies. Short practice: Calculate mean and median for 2,2,2,10. What does the timeout log establish, and why is deleting that inconvenient record incompatible with the stated plan?. Return to this week and explain what you changed.</w:t>
+        <w:t>________________________________________________________________</w:t>
       </w:r>
     </w:p>
     <w:p>
       <w:r>
-        <w:t>Review Reproducible environment and records (ai-7/24). Goal: Explain the mechanism and terminology of reproducible environment and records. Short practice: Trace the recorded mean for 2,4,6 and its changed result for 2,4,9. Which artefacts must accompany the output so another team can identify the exact run?. Return to this week and explain what you changed.</w:t>
+        <w:t>________________________________________________________________</w:t>
       </w:r>
     </w:p>
     <w:p>
-      <w:r>
-        <w:t>Review Predefining an analysis plan (ai-7/21). Goal: Explain the mechanism and terminology of predefining an analysis plan. Short practice: Apply the recorded exclusion rule. Can two readable model failures be removed, and how must a necessary later plan change be disclosed?. Return to this week and explain what you changed.</w:t>
+      <w:pPr>
+        <w:pStyle w:val="Heading3"/>
+      </w:pPr>
+      <w:r>
+        <w:t>Hint · try first</w:t>
       </w:r>
     </w:p>
     <w:p>
       <w:pPr>
-        <w:pStyle w:val="Heading3"/>
-      </w:pPr>
-      <w:r>
-        <w:t>Keep your completed work</w:t>
+        <w:spacing w:line="336" w:lineRule="auto" w:after="180"/>
+        <w:shd w:fill="F1F6F8"/>
+      </w:pPr>
+      <w:r>
+        <w:rPr>
+          <w:b w:val="0"/>
+        </w:rPr>
+        <w:t>Hint if needed: Use the changed condition and the deciding step in the pictorial trace. The answer must say what follows from those facts.</w:t>
       </w:r>
     </w:p>
     <w:p>
-      <w:r>
-        <w:t>Use Download completed work in the hosted lesson to export your answers, reflections, practice feedback and code-run evidence. Open the HTML copy to read or print it. Drafts stay in this browser when storage is available; clear drafts on a shared device.</w:t>
+      <w:pPr>
+        <w:pStyle w:val="Heading3"/>
+      </w:pPr>
+      <w:r>
+        <w:t>Feedback · compare after trying</w:t>
       </w:r>
     </w:p>
     <w:p>
       <w:pPr>
-        <w:pStyle w:val="Heading3"/>
-      </w:pPr>
-      <w:r>
-        <w:t>What I repaired, the evidence I kept and the next test</w:t>
+        <w:spacing w:line="336" w:lineRule="auto" w:after="180"/>
+        <w:shd w:fill="F1F6FC"/>
+      </w:pPr>
+      <w:r>
+        <w:rPr>
+          <w:b w:val="0"/>
+        </w:rPr>
+        <w:t>After your attempt, compare with the supported explanation: The arithmetic is correct, but the condition gap becomes hidden. Combining records discards the slice distinction relevant to the deployment goal.</w:t>
       </w:r>
     </w:p>
     <w:p>
+      <w:pPr>
+        <w:pStyle w:val="Heading3"/>
+      </w:pPr>
+      <w:r>
+        <w:t>Repair a missing building block</w:t>
+      </w:r>
+    </w:p>
+    <w:p>
+      <w:pPr>
+        <w:spacing w:line="336" w:lineRule="auto" w:after="180"/>
+      </w:pPr>
+      <w:r>
+        <w:rPr>
+          <w:b w:val="0"/>
+        </w:rPr>
+        <w:t xml:space="preserve">Review Inspecting failures and anomalies (ai-7/26). Goal: Explain the </w:t>
+      </w:r>
+      <w:r>
+        <w:rPr>
+          <w:b/>
+        </w:rPr>
+        <w:t>mechanism</w:t>
+      </w:r>
+      <w:r>
+        <w:rPr>
+          <w:b w:val="0"/>
+        </w:rPr>
+        <w:t xml:space="preserve"> and terminology of inspecting failures and anomalies. Short practice: Calculate mean and median for 2,2,2,10.</w:t>
+      </w:r>
+    </w:p>
+    <w:p>
+      <w:pPr>
+        <w:spacing w:line="336" w:lineRule="auto" w:after="180"/>
+      </w:pPr>
+      <w:r>
+        <w:rPr>
+          <w:b w:val="0"/>
+        </w:rPr>
+        <w:t>What does the timeout log establish, and why is deleting that inconvenient record incompatible with the stated plan?. Return to this week and explain what you changed.</w:t>
+      </w:r>
+    </w:p>
+    <w:p>
+      <w:pPr>
+        <w:spacing w:line="336" w:lineRule="auto" w:after="180"/>
+      </w:pPr>
+      <w:r>
+        <w:rPr>
+          <w:b w:val="0"/>
+        </w:rPr>
+        <w:t xml:space="preserve">Review Reproducible environment and records (ai-7/24). Goal: Explain the </w:t>
+      </w:r>
+      <w:r>
+        <w:rPr>
+          <w:b/>
+        </w:rPr>
+        <w:t>mechanism</w:t>
+      </w:r>
+      <w:r>
+        <w:rPr>
+          <w:b w:val="0"/>
+        </w:rPr>
+        <w:t xml:space="preserve"> and terminology of reproducible environment and records. Short practice: Trace the recorded mean for 2,4,6 and its changed result for 2,4,9.</w:t>
+      </w:r>
+    </w:p>
+    <w:p>
+      <w:pPr>
+        <w:spacing w:line="336" w:lineRule="auto" w:after="180"/>
+      </w:pPr>
+      <w:r>
+        <w:rPr>
+          <w:b w:val="0"/>
+        </w:rPr>
+        <w:t xml:space="preserve">Which artefacts must accompany the </w:t>
+      </w:r>
+      <w:r>
+        <w:rPr>
+          <w:b/>
+        </w:rPr>
+        <w:t>output</w:t>
+      </w:r>
+      <w:r>
+        <w:rPr>
+          <w:b w:val="0"/>
+        </w:rPr>
+        <w:t xml:space="preserve"> so another team can identify the exact run?. Return to this week and explain what you changed.</w:t>
+      </w:r>
+    </w:p>
+    <w:p>
+      <w:pPr>
+        <w:spacing w:line="336" w:lineRule="auto" w:after="180"/>
+      </w:pPr>
+      <w:r>
+        <w:rPr>
+          <w:b w:val="0"/>
+        </w:rPr>
+        <w:t xml:space="preserve">Review Predefining an analysis plan (ai-7/21). Goal: Explain the </w:t>
+      </w:r>
+      <w:r>
+        <w:rPr>
+          <w:b/>
+        </w:rPr>
+        <w:t>mechanism</w:t>
+      </w:r>
+      <w:r>
+        <w:rPr>
+          <w:b w:val="0"/>
+        </w:rPr>
+        <w:t xml:space="preserve"> and terminology of predefining an analysis plan. Short practice: Apply the recorded exclusion rule.</w:t>
+      </w:r>
+    </w:p>
+    <w:p>
+      <w:pPr>
+        <w:spacing w:line="336" w:lineRule="auto" w:after="180"/>
+      </w:pPr>
+      <w:r>
+        <w:rPr>
+          <w:b w:val="0"/>
+        </w:rPr>
+        <w:t>Can two readable model failures be removed, and how must a necessary later plan change be disclosed?. Return to this week and explain what you changed.</w:t>
+      </w:r>
+    </w:p>
+    <w:p>
+      <w:pPr>
+        <w:pStyle w:val="Heading3"/>
+      </w:pPr>
+      <w:r>
+        <w:t>Keep your completed work</w:t>
+      </w:r>
+    </w:p>
+    <w:p>
+      <w:pPr>
+        <w:spacing w:line="336" w:lineRule="auto" w:after="180"/>
+      </w:pPr>
+      <w:r>
+        <w:rPr>
+          <w:b w:val="0"/>
+        </w:rPr>
+        <w:t xml:space="preserve">Use Download completed work in the hosted lesson to export your answers, reflections, practice feedback and code-run </w:t>
+      </w:r>
+      <w:r>
+        <w:rPr>
+          <w:b/>
+        </w:rPr>
+        <w:t>evidence</w:t>
+      </w:r>
+      <w:r>
+        <w:rPr>
+          <w:b w:val="0"/>
+        </w:rPr>
+        <w:t>. Open the HTML copy to read or print it.</w:t>
+      </w:r>
+    </w:p>
+    <w:p>
+      <w:pPr>
+        <w:spacing w:line="336" w:lineRule="auto" w:after="180"/>
+      </w:pPr>
+      <w:r>
+        <w:rPr>
+          <w:b w:val="0"/>
+        </w:rPr>
+        <w:t>Drafts stay in this browser when storage is available; clear drafts on a shared device.</w:t>
+      </w:r>
+    </w:p>
+    <w:p>
+      <w:pPr>
+        <w:pStyle w:val="Heading3"/>
+      </w:pPr>
+      <w:r>
+        <w:t>What I repaired, the evidence I kept and the next test</w:t>
+      </w:r>
+    </w:p>
+    <w:p>
       <w:r>
         <w:t>________________________________________________________________</w:t>
+      </w:r>
+    </w:p>
+    <w:p>
+      <w:r>
+        <w:t>________________________________________________________________</w:t>
+      </w:r>
+    </w:p>
+    <w:p>
+      <w:r>
+        <w:t>________________________________________________________________</w:t>
+      </w:r>
+    </w:p>
+    <w:p>
+      <w:r>
+        <w:t>________________________________________________________________</w:t>
+      </w:r>
+    </w:p>
+    <w:p>
+      <w:r>
+        <w:t>________________________________________________________________</w:t>
+      </w:r>
+    </w:p>
+    <w:p>
+      <w:pPr>
+        <w:pStyle w:val="Heading1"/>
+      </w:pPr>
+      <w:r>
+        <w:t>15. Visual concept journey</w:t>
+      </w:r>
+    </w:p>
+    <w:p>
+      <w:r>
+        <w:t>Explain each Robustness across conditions picture from its labels, then record a relevant limit.</w:t>
+      </w:r>
+    </w:p>
+    <w:p>
+      <w:pPr>
+        <w:pStyle w:val="Heading3"/>
+      </w:pPr>
+      <w:r>
+        <w:t>01. Robustness across conditions: the case</w:t>
+      </w:r>
+    </w:p>
+    <w:p>
+      <w:r>
+        <w:drawing>
+          <wp:inline xmlns:a="http://schemas.openxmlformats.org/drawingml/2006/main" xmlns:pic="http://schemas.openxmlformats.org/drawingml/2006/picture">
+            <wp:extent cx="5486400" cy="2834640"/>
+            <wp:docPr id="3" name="Picture 3" descr="Check robustness across conditions. A fixed classifier is tested separately on indoor and shaded outdoor cases. Supplied facts: Indoor 7/8 correct; outdoor 3/8 correct. The rubric and frozen model are unchanged."/>
+            <wp:cNvGraphicFramePr>
+              <a:graphicFrameLocks noChangeAspect="1"/>
+            </wp:cNvGraphicFramePr>
+            <a:graphic>
+              <a:graphicData uri="http://schemas.openxmlformats.org/drawingml/2006/picture">
+                <pic:pic>
+                  <pic:nvPicPr>
+                    <pic:cNvPr id="0" name="academy-story-ai-7-27-01.png"/>
+                    <pic:cNvPicPr/>
+                  </pic:nvPicPr>
+                  <pic:blipFill>
+                    <a:blip r:embed="rId11"/>
+                    <a:stretch>
+                      <a:fillRect/>
+                    </a:stretch>
+                  </pic:blipFill>
+                  <pic:spPr>
+                    <a:xfrm>
+                      <a:off x="0" y="0"/>
+                      <a:ext cx="5486400" cy="2834640"/>
+                    </a:xfrm>
+                    <a:prstGeom prst="rect"/>
+                  </pic:spPr>
+                </pic:pic>
+              </a:graphicData>
+            </a:graphic>
+          </wp:inline>
+        </w:drawing>
+      </w:r>
+    </w:p>
+    <w:p>
+      <w:pPr>
+        <w:spacing w:line="336" w:lineRule="auto" w:after="180"/>
+      </w:pPr>
+      <w:r>
+        <w:rPr>
+          <w:b w:val="0"/>
+        </w:rPr>
+        <w:t>Check robustness across conditions. A fixed classifier is tested separately on indoor and shaded outdoor cases. Supplied facts: Indoor 7/8 correct; outdoor 3/8 correct. The rubric and frozen model are unchanged.</w:t>
+      </w:r>
+    </w:p>
+    <w:p>
+      <w:pPr>
+        <w:spacing w:line="336" w:lineRule="auto" w:after="180"/>
+        <w:shd w:fill="F5F1FB"/>
+      </w:pPr>
+      <w:r>
+        <w:rPr>
+          <w:b w:val="0"/>
+        </w:rPr>
+        <w:t>Point to the given fact that matters most. Explain why it matters.</w:t>
+      </w:r>
+    </w:p>
+    <w:p>
+      <w:pPr>
+        <w:pStyle w:val="Heading3"/>
+      </w:pPr>
+      <w:r>
+        <w:t>My picture explanation, deciding evidence and one limit</w:t>
+      </w:r>
+    </w:p>
+    <w:p>
+      <w:r>
+        <w:t>________________________________________________________________</w:t>
+      </w:r>
+    </w:p>
+    <w:p>
+      <w:r>
+        <w:t>________________________________________________________________</w:t>
+      </w:r>
+    </w:p>
+    <w:p>
+      <w:r>
+        <w:t>________________________________________________________________</w:t>
+      </w:r>
+    </w:p>
+    <w:p>
+      <w:r>
+        <w:t>________________________________________________________________</w:t>
+      </w:r>
+    </w:p>
+    <w:p>
+      <w:pPr>
+        <w:pStyle w:val="Heading3"/>
+      </w:pPr>
+      <w:r>
+        <w:t>02. Follow the deciding steps</w:t>
+      </w:r>
+    </w:p>
+    <w:p>
+      <w:r>
+        <w:drawing>
+          <wp:inline xmlns:a="http://schemas.openxmlformats.org/drawingml/2006/main" xmlns:pic="http://schemas.openxmlformats.org/drawingml/2006/picture">
+            <wp:extent cx="5486400" cy="3337560"/>
+            <wp:docPr id="4" name="Picture 4" descr="Name both slices: Each condition has eight labelled cases. → Compute rates: Indoor is 87.5%; outdoor is 37.5%. → Bound robustness: The large observed gap motivates investigation rather than claiming condition independence."/>
+            <wp:cNvGraphicFramePr>
+              <a:graphicFrameLocks noChangeAspect="1"/>
+            </wp:cNvGraphicFramePr>
+            <a:graphic>
+              <a:graphicData uri="http://schemas.openxmlformats.org/drawingml/2006/picture">
+                <pic:pic>
+                  <pic:nvPicPr>
+                    <pic:cNvPr id="0" name="academy-story-ai-7-27-02.png"/>
+                    <pic:cNvPicPr/>
+                  </pic:nvPicPr>
+                  <pic:blipFill>
+                    <a:blip r:embed="rId12"/>
+                    <a:stretch>
+                      <a:fillRect/>
+                    </a:stretch>
+                  </pic:blipFill>
+                  <pic:spPr>
+                    <a:xfrm>
+                      <a:off x="0" y="0"/>
+                      <a:ext cx="5486400" cy="3337560"/>
+                    </a:xfrm>
+                    <a:prstGeom prst="rect"/>
+                  </pic:spPr>
+                </pic:pic>
+              </a:graphicData>
+            </a:graphic>
+          </wp:inline>
+        </w:drawing>
+      </w:r>
+    </w:p>
+    <w:p>
+      <w:pPr>
+        <w:spacing w:line="336" w:lineRule="auto" w:after="180"/>
+      </w:pPr>
+      <w:r>
+        <w:rPr>
+          <w:b w:val="0"/>
+        </w:rPr>
+        <w:t>Name both slices: Each condition has eight labelled cases. → Compute rates: Indoor is 87.5%; outdoor is 37.5%. → Bound robustness: The large observed gap motivates investigation rather than claiming condition independence.</w:t>
+      </w:r>
+    </w:p>
+    <w:p>
+      <w:pPr>
+        <w:spacing w:line="336" w:lineRule="auto" w:after="180"/>
+        <w:shd w:fill="F5F1FB"/>
+      </w:pPr>
+      <w:r>
+        <w:rPr>
+          <w:b w:val="0"/>
+        </w:rPr>
+        <w:t xml:space="preserve">Point to each numbered stage and explain which recorded </w:t>
+      </w:r>
+      <w:r>
+        <w:rPr>
+          <w:b/>
+        </w:rPr>
+        <w:t>input</w:t>
+      </w:r>
+      <w:r>
+        <w:rPr>
+          <w:b w:val="0"/>
+        </w:rPr>
+        <w:t xml:space="preserve"> it uses.</w:t>
+      </w:r>
+    </w:p>
+    <w:p>
+      <w:pPr>
+        <w:pStyle w:val="Heading3"/>
+      </w:pPr>
+      <w:r>
+        <w:t>My picture explanation, deciding evidence and one limit</w:t>
+      </w:r>
+    </w:p>
+    <w:p>
+      <w:r>
+        <w:t>________________________________________________________________</w:t>
+      </w:r>
+    </w:p>
+    <w:p>
+      <w:r>
+        <w:t>________________________________________________________________</w:t>
+      </w:r>
+    </w:p>
+    <w:p>
+      <w:r>
+        <w:t>________________________________________________________________</w:t>
+      </w:r>
+    </w:p>
+    <w:p>
+      <w:r>
+        <w:t>________________________________________________________________</w:t>
+      </w:r>
+    </w:p>
+    <w:p>
+      <w:pPr>
+        <w:pStyle w:val="Heading3"/>
+      </w:pPr>
+      <w:r>
+        <w:t>03. Fixed model across conditions</w:t>
+      </w:r>
+    </w:p>
+    <w:p>
+      <w:r>
+        <w:drawing>
+          <wp:inline xmlns:a="http://schemas.openxmlformats.org/drawingml/2006/main" xmlns:pic="http://schemas.openxmlformats.org/drawingml/2006/picture">
+            <wp:extent cx="5486400" cy="2834640"/>
+            <wp:docPr id="5" name="Picture 5" descr="Fixed model across conditions. Units: correct cases out of 8 per condition. Indoor: 7. Shaded outdoor: 3."/>
+            <wp:cNvGraphicFramePr>
+              <a:graphicFrameLocks noChangeAspect="1"/>
+            </wp:cNvGraphicFramePr>
+            <a:graphic>
+              <a:graphicData uri="http://schemas.openxmlformats.org/drawingml/2006/picture">
+                <pic:pic>
+                  <pic:nvPicPr>
+                    <pic:cNvPr id="0" name="academy-story-ai-7-27-03.png"/>
+                    <pic:cNvPicPr/>
+                  </pic:nvPicPr>
+                  <pic:blipFill>
+                    <a:blip r:embed="rId13"/>
+                    <a:stretch>
+                      <a:fillRect/>
+                    </a:stretch>
+                  </pic:blipFill>
+                  <pic:spPr>
+                    <a:xfrm>
+                      <a:off x="0" y="0"/>
+                      <a:ext cx="5486400" cy="2834640"/>
+                    </a:xfrm>
+                    <a:prstGeom prst="rect"/>
+                  </pic:spPr>
+                </pic:pic>
+              </a:graphicData>
+            </a:graphic>
+          </wp:inline>
+        </w:drawing>
+      </w:r>
+    </w:p>
+    <w:p>
+      <w:pPr>
+        <w:spacing w:line="336" w:lineRule="auto" w:after="180"/>
+      </w:pPr>
+      <w:r>
+        <w:rPr>
+          <w:b w:val="0"/>
+        </w:rPr>
+        <w:t>Fixed model across conditions. Units: correct cases out of 8 per condition. Indoor: 7. Shaded outdoor: 3.</w:t>
+      </w:r>
+    </w:p>
+    <w:p>
+      <w:pPr>
+        <w:spacing w:line="336" w:lineRule="auto" w:after="180"/>
+        <w:shd w:fill="F5F1FB"/>
+      </w:pPr>
+      <w:r>
+        <w:rPr>
+          <w:b w:val="0"/>
+        </w:rPr>
+        <w:t>Read the labels and values. Explain the relationship the model shows.</w:t>
+      </w:r>
+    </w:p>
+    <w:p>
+      <w:pPr>
+        <w:pStyle w:val="Heading3"/>
+      </w:pPr>
+      <w:r>
+        <w:t>My picture explanation, deciding evidence and one limit</w:t>
+      </w:r>
+    </w:p>
+    <w:p>
+      <w:r>
+        <w:t>________________________________________________________________</w:t>
+      </w:r>
+    </w:p>
+    <w:p>
+      <w:r>
+        <w:t>________________________________________________________________</w:t>
+      </w:r>
+    </w:p>
+    <w:p>
+      <w:r>
+        <w:t>________________________________________________________________</w:t>
+      </w:r>
+    </w:p>
+    <w:p>
+      <w:r>
+        <w:t>________________________________________________________________</w:t>
+      </w:r>
+    </w:p>
+    <w:p>
+      <w:pPr>
+        <w:pStyle w:val="Heading3"/>
+      </w:pPr>
+      <w:r>
+        <w:t>04. Change one thing. Trace what follows.</w:t>
+      </w:r>
+    </w:p>
+    <w:p>
+      <w:r>
+        <w:drawing>
+          <wp:inline xmlns:a="http://schemas.openxmlformats.org/drawingml/2006/main" xmlns:pic="http://schemas.openxmlformats.org/drawingml/2006/picture">
+            <wp:extent cx="5486400" cy="3041904"/>
+            <wp:docPr id="6" name="Picture 6" descr="Original case: The large observed gap motivates investigation rather than claiming condition independence. Changed condition: Report only the combined 10/16=62.5%. Expected result: The arithmetic is correct, but the condition gap becomes hidden. Reason: Combining records discards the slice distinction relevant to the deployment goal."/>
+            <wp:cNvGraphicFramePr>
+              <a:graphicFrameLocks noChangeAspect="1"/>
+            </wp:cNvGraphicFramePr>
+            <a:graphic>
+              <a:graphicData uri="http://schemas.openxmlformats.org/drawingml/2006/picture">
+                <pic:pic>
+                  <pic:nvPicPr>
+                    <pic:cNvPr id="0" name="academy-story-ai-7-27-04.png"/>
+                    <pic:cNvPicPr/>
+                  </pic:nvPicPr>
+                  <pic:blipFill>
+                    <a:blip r:embed="rId14"/>
+                    <a:stretch>
+                      <a:fillRect/>
+                    </a:stretch>
+                  </pic:blipFill>
+                  <pic:spPr>
+                    <a:xfrm>
+                      <a:off x="0" y="0"/>
+                      <a:ext cx="5486400" cy="3041904"/>
+                    </a:xfrm>
+                    <a:prstGeom prst="rect"/>
+                  </pic:spPr>
+                </pic:pic>
+              </a:graphicData>
+            </a:graphic>
+          </wp:inline>
+        </w:drawing>
+      </w:r>
+    </w:p>
+    <w:p>
+      <w:pPr>
+        <w:spacing w:line="336" w:lineRule="auto" w:after="180"/>
+      </w:pPr>
+      <w:r>
+        <w:rPr>
+          <w:b w:val="0"/>
+        </w:rPr>
+        <w:t>Original case: The large observed gap motivates investigation rather than claiming condition independence. Changed condition: Report only the combined 10/16=62.5%.</w:t>
+      </w:r>
+    </w:p>
+    <w:p>
+      <w:pPr>
+        <w:spacing w:line="336" w:lineRule="auto" w:after="180"/>
+      </w:pPr>
+      <w:r>
+        <w:rPr>
+          <w:b w:val="0"/>
+        </w:rPr>
+        <w:t>Expected result: The arithmetic is correct, but the condition gap becomes hidden. Reason: Combining records discards the slice distinction relevant to the deployment goal.</w:t>
+      </w:r>
+    </w:p>
+    <w:p>
+      <w:pPr>
+        <w:spacing w:line="336" w:lineRule="auto" w:after="180"/>
+        <w:shd w:fill="F5F1FB"/>
+      </w:pPr>
+      <w:r>
+        <w:rPr>
+          <w:b w:val="0"/>
+        </w:rPr>
+        <w:t>Predict before checking the worked changed-case result. Name what changed and what the supplied facts allow you to conclude.</w:t>
+      </w:r>
+    </w:p>
+    <w:p>
+      <w:pPr>
+        <w:pStyle w:val="Heading3"/>
+      </w:pPr>
+      <w:r>
+        <w:t>My picture explanation, deciding evidence and one limit</w:t>
+      </w:r>
+    </w:p>
+    <w:p>
+      <w:r>
+        <w:t>________________________________________________________________</w:t>
+      </w:r>
+    </w:p>
+    <w:p>
+      <w:r>
+        <w:t>________________________________________________________________</w:t>
+      </w:r>
+    </w:p>
+    <w:p>
+      <w:r>
+        <w:t>________________________________________________________________</w:t>
+      </w:r>
+    </w:p>
+    <w:p>
+      <w:r>
+        <w:t>________________________________________________________________</w:t>
+      </w:r>
+    </w:p>
+    <w:p>
+      <w:pPr>
+        <w:pStyle w:val="Heading3"/>
+      </w:pPr>
+      <w:r>
+        <w:t>05. Connect the explanation to its limit</w:t>
+      </w:r>
+    </w:p>
+    <w:p>
+      <w:r>
+        <w:drawing>
+          <wp:inline xmlns:a="http://schemas.openxmlformats.org/drawingml/2006/main" xmlns:pic="http://schemas.openxmlformats.org/drawingml/2006/picture">
+            <wp:extent cx="5486400" cy="2834640"/>
+            <wp:docPr id="7" name="Picture 7" descr="Robustness asks whether behaviour survives relevant changes in conditions. A total score can hide a weak slice; keep the scenario and denominator visible. Limit: Eight cases per slice do not establish stable population rates or the reason for the difference."/>
+            <wp:cNvGraphicFramePr>
+              <a:graphicFrameLocks noChangeAspect="1"/>
+            </wp:cNvGraphicFramePr>
+            <a:graphic>
+              <a:graphicData uri="http://schemas.openxmlformats.org/drawingml/2006/picture">
+                <pic:pic>
+                  <pic:nvPicPr>
+                    <pic:cNvPr id="0" name="academy-story-ai-7-27-05.png"/>
+                    <pic:cNvPicPr/>
+                  </pic:nvPicPr>
+                  <pic:blipFill>
+                    <a:blip r:embed="rId15"/>
+                    <a:stretch>
+                      <a:fillRect/>
+                    </a:stretch>
+                  </pic:blipFill>
+                  <pic:spPr>
+                    <a:xfrm>
+                      <a:off x="0" y="0"/>
+                      <a:ext cx="5486400" cy="2834640"/>
+                    </a:xfrm>
+                    <a:prstGeom prst="rect"/>
+                  </pic:spPr>
+                </pic:pic>
+              </a:graphicData>
+            </a:graphic>
+          </wp:inline>
+        </w:drawing>
+      </w:r>
+    </w:p>
+    <w:p>
+      <w:pPr>
+        <w:spacing w:line="336" w:lineRule="auto" w:after="180"/>
+      </w:pPr>
+      <w:r>
+        <w:rPr>
+          <w:b w:val="0"/>
+        </w:rPr>
+        <w:t>Robustness asks whether behaviour survives relevant changes in conditions. A total score can hide a weak slice; keep the scenario and denominator visible.</w:t>
+      </w:r>
+    </w:p>
+    <w:p>
+      <w:pPr>
+        <w:spacing w:line="336" w:lineRule="auto" w:after="180"/>
+      </w:pPr>
+      <w:r>
+        <w:rPr>
+          <w:b w:val="0"/>
+        </w:rPr>
+        <w:t>Limit: Eight cases per slice do not establish stable population rates or the reason for the difference.</w:t>
+      </w:r>
+    </w:p>
+    <w:p>
+      <w:pPr>
+        <w:spacing w:line="336" w:lineRule="auto" w:after="180"/>
+        <w:shd w:fill="F5F1FB"/>
+      </w:pPr>
+      <w:r>
+        <w:rPr>
+          <w:b w:val="0"/>
+        </w:rPr>
+        <w:t>Explain the case, then point to a limit on the claim.</w:t>
+      </w:r>
+    </w:p>
+    <w:p>
+      <w:pPr>
+        <w:pStyle w:val="Heading3"/>
+      </w:pPr>
+      <w:r>
+        <w:t>My picture explanation, deciding evidence and one limit</w:t>
+      </w:r>
+    </w:p>
+    <w:p>
+      <w:r>
+        <w:t>________________________________________________________________</w:t>
+      </w:r>
+    </w:p>
+    <w:p>
+      <w:r>
+        <w:t>________________________________________________________________</w:t>
+      </w:r>
+    </w:p>
+    <w:p>
+      <w:r>
+        <w:t>________________________________________________________________</w:t>
+      </w:r>
+    </w:p>
+    <w:p>
+      <w:r>
+        <w:t>________________________________________________________________</w:t>
+      </w:r>
+    </w:p>
+    <w:p>
+      <w:pPr>
+        <w:pStyle w:val="Heading3"/>
+      </w:pPr>
+      <w:r>
+        <w:t>06. Make the idea visible in your project</w:t>
+      </w:r>
+    </w:p>
+    <w:p>
+      <w:r>
+        <w:drawing>
+          <wp:inline xmlns:a="http://schemas.openxmlformats.org/drawingml/2006/main" xmlns:pic="http://schemas.openxmlformats.org/drawingml/2006/picture">
+            <wp:extent cx="5486400" cy="3681984"/>
+            <wp:docPr id="8" name="Picture 8" descr="For the Reproducible AI Research Study, retain an annotated worked trace and the changed-case reasoning. Connect the claim to its records, units and assumptions so another investigator can challenge or reproduce it. Draw your input, deciding step, result and limit. Supported question: Calculate indoor, outdoor and combined rates. Which relevant weakness disappears from view when only the combined rate is reported?"/>
+            <wp:cNvGraphicFramePr>
+              <a:graphicFrameLocks noChangeAspect="1"/>
+            </wp:cNvGraphicFramePr>
+            <a:graphic>
+              <a:graphicData uri="http://schemas.openxmlformats.org/drawingml/2006/picture">
+                <pic:pic>
+                  <pic:nvPicPr>
+                    <pic:cNvPr id="0" name="academy-story-ai-7-27-06.png"/>
+                    <pic:cNvPicPr/>
+                  </pic:nvPicPr>
+                  <pic:blipFill>
+                    <a:blip r:embed="rId16"/>
+                    <a:stretch>
+                      <a:fillRect/>
+                    </a:stretch>
+                  </pic:blipFill>
+                  <pic:spPr>
+                    <a:xfrm>
+                      <a:off x="0" y="0"/>
+                      <a:ext cx="5486400" cy="3681984"/>
+                    </a:xfrm>
+                    <a:prstGeom prst="rect"/>
+                  </pic:spPr>
+                </pic:pic>
+              </a:graphicData>
+            </a:graphic>
+          </wp:inline>
+        </w:drawing>
+      </w:r>
+    </w:p>
+    <w:p>
+      <w:pPr>
+        <w:spacing w:line="336" w:lineRule="auto" w:after="180"/>
+      </w:pPr>
+      <w:r>
+        <w:rPr>
+          <w:b w:val="0"/>
+        </w:rPr>
+        <w:t>For the Reproducible AI Research Study, retain an annotated worked trace and the changed-case reasoning. Connect the claim to its records, units and assumptions so another investigator can challenge or reproduce it.</w:t>
+      </w:r>
+    </w:p>
+    <w:p>
+      <w:pPr>
+        <w:spacing w:line="336" w:lineRule="auto" w:after="180"/>
+      </w:pPr>
+      <w:r>
+        <w:rPr>
+          <w:b w:val="0"/>
+        </w:rPr>
+        <w:t xml:space="preserve">Draw your </w:t>
+      </w:r>
+      <w:r>
+        <w:rPr>
+          <w:b/>
+        </w:rPr>
+        <w:t>input</w:t>
+      </w:r>
+      <w:r>
+        <w:rPr>
+          <w:b w:val="0"/>
+        </w:rPr>
+        <w:t>, deciding step, result and limit. Supported question: Calculate indoor, outdoor and combined rates. Which relevant weakness disappears from view when only the combined rate is reported?</w:t>
+      </w:r>
+    </w:p>
+    <w:p>
+      <w:pPr>
+        <w:spacing w:line="336" w:lineRule="auto" w:after="180"/>
+        <w:shd w:fill="F5F1FB"/>
+      </w:pPr>
+      <w:r>
+        <w:rPr>
+          <w:b w:val="0"/>
+        </w:rPr>
+        <w:t xml:space="preserve">Draw your project trace and justify the deciding step using </w:t>
+      </w:r>
+      <w:r>
+        <w:rPr>
+          <w:b/>
+        </w:rPr>
+        <w:t>evidence</w:t>
+      </w:r>
+      <w:r>
+        <w:rPr>
+          <w:b w:val="0"/>
+        </w:rPr>
+        <w:t>.</w:t>
+      </w:r>
+    </w:p>
+    <w:p>
+      <w:pPr>
+        <w:pStyle w:val="Heading3"/>
+      </w:pPr>
+      <w:r>
+        <w:t>My picture explanation, deciding evidence and one limit</w:t>
       </w:r>
     </w:p>
     <w:p>

--- a/downloads/workbook/ai-7-week-27.docx
+++ b/downloads/workbook/ai-7-week-27.docx
@@ -25,22 +25,45 @@
         <w:pStyle w:val="Heading1"/>
       </w:pPr>
       <w:r>
-        <w:t>01. Recall and choose your starting point</w:t>
-      </w:r>
-    </w:p>
-    <w:p>
-      <w:r>
-        <w:t>Record your starting explanation for Robustness across conditions before opening notes. Show any later correction separately.</w:t>
-      </w:r>
-    </w:p>
-    <w:p>
-      <w:pPr>
-        <w:spacing w:line="336" w:lineRule="auto" w:after="180"/>
-      </w:pPr>
-      <w:r>
-        <w:rPr>
-          <w:b w:val="0"/>
-        </w:rPr>
+        <w:t>One complete research-case evidence record.</w:t>
+      </w:r>
+    </w:p>
+    <w:p>
+      <w:r>
+        <w:t>Compare frozen procedures across declared conditions without replacing slices with one pooled score.</w:t>
+      </w:r>
+    </w:p>
+    <w:p>
+      <w:r>
+        <w:t>Recall → W1–W3/W5 → independent case → project evidence → feedback and delayed return.</w:t>
+      </w:r>
+    </w:p>
+    <w:p>
+      <w:pPr>
+        <w:pStyle w:val="Heading1"/>
+      </w:pPr>
+      <w:r>
+        <w:t>01. Recall · Retrieve before notes</w:t>
+      </w:r>
+    </w:p>
+    <w:p>
+      <w:r>
+        <w:t>Keep this task’s inputs,rule and response together.</w:t>
+      </w:r>
+    </w:p>
+    <w:p>
+      <w:pPr>
+        <w:pStyle w:val="Heading2"/>
+      </w:pPr>
+      <w:r>
+        <w:t>Complete task and evidence</w:t>
+      </w:r>
+    </w:p>
+    <w:p>
+      <w:pPr>
+        <w:pStyle w:val="ListBullet"/>
+      </w:pPr>
+      <w:r>
         <w:t>Try the recall before opening notes. Then use a different colour or a labelled second line to correct your explanation.</w:t>
       </w:r>
     </w:p>
@@ -54,12 +77,9 @@
     </w:p>
     <w:p>
       <w:pPr>
-        <w:spacing w:line="336" w:lineRule="auto" w:after="180"/>
-      </w:pPr>
-      <w:r>
-        <w:rPr>
-          <w:b w:val="0"/>
-        </w:rPr>
+        <w:pStyle w:val="ListBullet"/>
+      </w:pPr>
+      <w:r>
         <w:t>Without opening the old lesson, explain one key idea from Inspecting failures and anomalies. Give an example and a mistake that the idea helps you avoid.</w:t>
       </w:r>
     </w:p>
@@ -96,12 +116,9 @@
     </w:p>
     <w:p>
       <w:pPr>
-        <w:spacing w:line="336" w:lineRule="auto" w:after="180"/>
-      </w:pPr>
-      <w:r>
-        <w:rPr>
-          <w:b w:val="0"/>
-        </w:rPr>
+        <w:pStyle w:val="ListBullet"/>
+      </w:pPr>
+      <w:r>
         <w:t>Without opening the old lesson, explain one key idea from Reproducible environment and records. Give an example and a mistake that the idea helps you avoid.</w:t>
       </w:r>
     </w:p>
@@ -138,12 +155,9 @@
     </w:p>
     <w:p>
       <w:pPr>
-        <w:spacing w:line="336" w:lineRule="auto" w:after="180"/>
-      </w:pPr>
-      <w:r>
-        <w:rPr>
-          <w:b w:val="0"/>
-        </w:rPr>
+        <w:pStyle w:val="ListBullet"/>
+      </w:pPr>
+      <w:r>
         <w:t>Without opening the old lesson, explain one key idea from Predefining an analysis plan. Give an example and a mistake that the idea helps you avoid.</w:t>
       </w:r>
     </w:p>
@@ -175,23 +189,95 @@
         <w:pStyle w:val="Heading1"/>
       </w:pPr>
       <w:r>
-        <w:t>02. Practise with fading help</w:t>
-      </w:r>
-    </w:p>
-    <w:p>
-      <w:r>
-        <w:t>Complete the supported Robustness across conditions trace and record the first step you can explain without help.</w:t>
-      </w:r>
-    </w:p>
-    <w:p>
-      <w:pPr>
-        <w:spacing w:line="336" w:lineRule="auto" w:after="180"/>
-      </w:pPr>
-      <w:r>
-        <w:rPr>
-          <w:b w:val="0"/>
-        </w:rPr>
-        <w:t>Use W2: Trace the worked case for Robustness across conditions. Record the answer once; the lesson and workbook refer to the same attempt.</w:t>
+        <w:t>05. W1 · Explain the current example</w:t>
+      </w:r>
+    </w:p>
+    <w:p>
+      <w:r>
+        <w:t>Keep this task’s inputs,rule and response together.</w:t>
+      </w:r>
+    </w:p>
+    <w:p>
+      <w:pPr>
+        <w:pStyle w:val="Heading2"/>
+      </w:pPr>
+      <w:r>
+        <w:t>Complete task and evidence</w:t>
+      </w:r>
+    </w:p>
+    <w:p>
+      <w:pPr>
+        <w:pStyle w:val="ListBullet"/>
+      </w:pPr>
+      <w:r>
+        <w:t>Robustness checks compare a frozen procedure under declared varied conditions. Keep baseline, scoring and eligibility aligned and report slices separately. Main current-source pass rate is 9/10 = 90%, outdated-source 5/10 = 50%, a forty-percentage-point descriptive gap. This association does not identify a cause. Separate frozen-classifier picture has indoor 7/8 = 87.5% and outdoor 3/8 = 37.5%, gap fifty points. Pooling yields 10/16 = 62.5%; reporting only that value hides outdoor weakness. The observed case mix need not match future use. Eight cases per slice do not establish stable population rates, significance or universal robustness. Aggregate counts cannot reconstruct individual paired transitions. New conditions extend the evidence only to their tested scope. The code calculates supplied summaries, without running a model, collecting cases or verifying actual controls.</w:t>
+      </w:r>
+    </w:p>
+    <w:p>
+      <w:pPr>
+        <w:pStyle w:val="ListBullet"/>
+      </w:pPr>
+      <w:r>
+        <w:t>Explain the weekly mechanism in your own words. Use the worked scenario to name its input, decision rule and output.</w:t>
+      </w:r>
+    </w:p>
+    <w:p>
+      <w:pPr>
+        <w:pStyle w:val="Heading3"/>
+      </w:pPr>
+      <w:r>
+        <w:t>My reasoning and evidence</w:t>
+      </w:r>
+    </w:p>
+    <w:p>
+      <w:r>
+        <w:t>________________________________________________________________</w:t>
+      </w:r>
+    </w:p>
+    <w:p>
+      <w:r>
+        <w:t>________________________________________________________________</w:t>
+      </w:r>
+    </w:p>
+    <w:p>
+      <w:r>
+        <w:t>________________________________________________________________</w:t>
+      </w:r>
+    </w:p>
+    <w:p>
+      <w:r>
+        <w:t>________________________________________________________________</w:t>
+      </w:r>
+    </w:p>
+    <w:p>
+      <w:r>
+        <w:t>________________________________________________________________</w:t>
+      </w:r>
+    </w:p>
+    <w:p>
+      <w:r>
+        <w:t>________________________________________________________________</w:t>
+      </w:r>
+    </w:p>
+    <w:p>
+      <w:pPr>
+        <w:pStyle w:val="Heading1"/>
+      </w:pPr>
+      <w:r>
+        <w:t>06. W2 · Trace the worked case</w:t>
+      </w:r>
+    </w:p>
+    <w:p>
+      <w:r>
+        <w:t>Keep the supplied inputs, comparison rule and evidence together.</w:t>
+      </w:r>
+    </w:p>
+    <w:p>
+      <w:pPr>
+        <w:pStyle w:val="Heading2"/>
+      </w:pPr>
+      <w:r>
+        <w:t>Complete task and evidence</w:t>
       </w:r>
     </w:p>
     <w:tbl>
@@ -201,10 +287,9 @@
         <w:tblLook w:firstColumn="1" w:firstRow="1" w:lastColumn="0" w:lastRow="0" w:noHBand="0" w:noVBand="1" w:val="04A0"/>
       </w:tblPr>
       <w:tblGrid>
-        <w:gridCol w:w="2556"/>
-        <w:gridCol w:w="2556"/>
-        <w:gridCol w:w="2556"/>
-        <w:gridCol w:w="2556"/>
+        <w:gridCol w:w="3408"/>
+        <w:gridCol w:w="3408"/>
+        <w:gridCol w:w="3408"/>
       </w:tblGrid>
       <w:tr>
         <w:trPr>
@@ -212,41 +297,31 @@
         </w:trPr>
         <w:tc>
           <w:tcPr>
-            <w:tcW w:type="dxa" w:w="2556"/>
+            <w:tcW w:type="dxa" w:w="3408"/>
           </w:tcPr>
           <w:p>
             <w:r>
-              <w:t>Given inputs</w:t>
+              <w:t>Main quantity</w:t>
             </w:r>
           </w:p>
         </w:tc>
         <w:tc>
           <w:tcPr>
-            <w:tcW w:type="dxa" w:w="2556"/>
+            <w:tcW w:type="dxa" w:w="3408"/>
           </w:tcPr>
           <w:p>
             <w:r>
-              <w:t>Procedure I chose</w:t>
+              <w:t>Current sources</w:t>
             </w:r>
           </w:p>
         </w:tc>
         <w:tc>
           <w:tcPr>
-            <w:tcW w:type="dxa" w:w="2556"/>
+            <w:tcW w:type="dxa" w:w="3408"/>
           </w:tcPr>
           <w:p>
             <w:r>
-              <w:t>Middle steps</w:t>
-            </w:r>
-          </w:p>
-        </w:tc>
-        <w:tc>
-          <w:tcPr>
-            <w:tcW w:type="dxa" w:w="2556"/>
-          </w:tcPr>
-          <w:p>
-            <w:r>
-              <w:t>Result and check</w:t>
+              <w:t>Outdated sources</w:t>
             </w:r>
           </w:p>
         </w:tc>
@@ -254,44 +329,186 @@
       <w:tr>
         <w:tc>
           <w:tcPr>
-            <w:tcW w:type="dxa" w:w="2556"/>
+            <w:tcW w:type="dxa" w:w="3408"/>
           </w:tcPr>
           <w:p>
-            <w:r/>
+            <w:r>
+              <w:t>Passes / evaluated</w:t>
+            </w:r>
           </w:p>
         </w:tc>
         <w:tc>
           <w:tcPr>
-            <w:tcW w:type="dxa" w:w="2556"/>
+            <w:tcW w:type="dxa" w:w="3408"/>
           </w:tcPr>
           <w:p>
-            <w:r/>
+            <w:r>
+              <w:t>9/10</w:t>
+            </w:r>
           </w:p>
         </w:tc>
         <w:tc>
           <w:tcPr>
-            <w:tcW w:type="dxa" w:w="2556"/>
+            <w:tcW w:type="dxa" w:w="3408"/>
           </w:tcPr>
           <w:p>
-            <w:r/>
+            <w:r>
+              <w:t>5/10</w:t>
+            </w:r>
+          </w:p>
+        </w:tc>
+      </w:tr>
+      <w:tr>
+        <w:tc>
+          <w:tcPr>
+            <w:tcW w:type="dxa" w:w="3408"/>
+          </w:tcPr>
+          <w:p>
+            <w:r>
+              <w:t>Observed rate</w:t>
+            </w:r>
           </w:p>
         </w:tc>
         <w:tc>
           <w:tcPr>
-            <w:tcW w:type="dxa" w:w="2556"/>
+            <w:tcW w:type="dxa" w:w="3408"/>
           </w:tcPr>
           <w:p>
-            <w:r/>
+            <w:r>
+              <w:t>90%</w:t>
+            </w:r>
+          </w:p>
+        </w:tc>
+        <w:tc>
+          <w:tcPr>
+            <w:tcW w:type="dxa" w:w="3408"/>
+          </w:tcPr>
+          <w:p>
+            <w:r>
+              <w:t>50%</w:t>
+            </w:r>
+          </w:p>
+        </w:tc>
+      </w:tr>
+      <w:tr>
+        <w:tc>
+          <w:tcPr>
+            <w:tcW w:type="dxa" w:w="3408"/>
+          </w:tcPr>
+          <w:p>
+            <w:r>
+              <w:t>Current minus outdated</w:t>
+            </w:r>
+          </w:p>
+        </w:tc>
+        <w:tc>
+          <w:tcPr>
+            <w:tcW w:type="dxa" w:w="3408"/>
+          </w:tcPr>
+          <w:p>
+            <w:r>
+              <w:t>40 percentage points</w:t>
+            </w:r>
+          </w:p>
+        </w:tc>
+        <w:tc>
+          <w:tcPr>
+            <w:tcW w:type="dxa" w:w="3408"/>
+          </w:tcPr>
+          <w:p>
+            <w:r>
+              <w:t>Lower quality associated with this condition here</w:t>
+            </w:r>
+          </w:p>
+        </w:tc>
+      </w:tr>
+      <w:tr>
+        <w:tc>
+          <w:tcPr>
+            <w:tcW w:type="dxa" w:w="3408"/>
+          </w:tcPr>
+          <w:p>
+            <w:r>
+              <w:t>Mechanism</w:t>
+            </w:r>
+          </w:p>
+        </w:tc>
+        <w:tc>
+          <w:tcPr>
+            <w:tcW w:type="dxa" w:w="3408"/>
+          </w:tcPr>
+          <w:p>
+            <w:r>
+              <w:t>Not identified</w:t>
+            </w:r>
+          </w:p>
+        </w:tc>
+        <w:tc>
+          <w:tcPr>
+            <w:tcW w:type="dxa" w:w="3408"/>
+          </w:tcPr>
+          <w:p>
+            <w:r>
+              <w:t>Inspect source validity and procedure traces</w:t>
+            </w:r>
+          </w:p>
+        </w:tc>
+      </w:tr>
+      <w:tr>
+        <w:tc>
+          <w:tcPr>
+            <w:tcW w:type="dxa" w:w="3408"/>
+          </w:tcPr>
+          <w:p>
+            <w:r>
+              <w:t>Generalization</w:t>
+            </w:r>
+          </w:p>
+        </w:tc>
+        <w:tc>
+          <w:tcPr>
+            <w:tcW w:type="dxa" w:w="3408"/>
+          </w:tcPr>
+          <w:p>
+            <w:r>
+              <w:t>Only supplied cases</w:t>
+            </w:r>
+          </w:p>
+        </w:tc>
+        <w:tc>
+          <w:tcPr>
+            <w:tcW w:type="dxa" w:w="3408"/>
+          </w:tcPr>
+          <w:p>
+            <w:r>
+              <w:t>No universal causal or robustness conclusion</w:t>
+            </w:r>
           </w:p>
         </w:tc>
       </w:tr>
     </w:tbl>
     <w:p>
       <w:pPr>
+        <w:pStyle w:val="ListBullet"/>
+      </w:pPr>
+      <w:r>
+        <w:t>Robustness checks compare a frozen procedure under declared varied conditions. Keep baseline, scoring and eligibility aligned and report slices separately. Main current-source pass rate is 9/10 = 90%, outdated-source 5/10 = 50%, a forty-percentage-point descriptive gap. This association does not identify a cause. Separate frozen-classifier picture has indoor 7/8 = 87.5% and outdoor 3/8 = 37.5%, gap fifty points. Pooling yields 10/16 = 62.5%; reporting only that value hides outdoor weakness. The observed case mix need not match future use. Eight cases per slice do not establish stable population rates, significance or universal robustness. Aggregate counts cannot reconstruct individual paired transitions. New conditions extend the evidence only to their tested scope. The code calculates supplied summaries, without running a model, collecting cases or verifying actual controls.</w:t>
+      </w:r>
+    </w:p>
+    <w:p>
+      <w:pPr>
+        <w:pStyle w:val="ListBullet"/>
+      </w:pPr>
+      <w:r>
+        <w:t>Method passes 9/10 on current sources and 5/10 on outdated sources. Show the intermediate steps and give the conclusion with its scope.</w:t>
+      </w:r>
+    </w:p>
+    <w:p>
+      <w:pPr>
         <w:pStyle w:val="Heading3"/>
       </w:pPr>
       <w:r>
-        <w:t>The step I completed without help, and the hint I needed</w:t>
+        <w:t>My reasoning and evidence</w:t>
       </w:r>
     </w:p>
     <w:p>
@@ -310,38 +527,60 @@
       </w:r>
     </w:p>
     <w:p>
+      <w:r>
+        <w:t>________________________________________________________________</w:t>
+      </w:r>
+    </w:p>
+    <w:p>
+      <w:r>
+        <w:t>________________________________________________________________</w:t>
+      </w:r>
+    </w:p>
+    <w:p>
+      <w:r>
+        <w:t>________________________________________________________________</w:t>
+      </w:r>
+    </w:p>
+    <w:p>
+      <w:r>
+        <w:t>________________________________________________________________</w:t>
+      </w:r>
+    </w:p>
+    <w:p>
       <w:pPr>
         <w:pStyle w:val="Heading1"/>
       </w:pPr>
       <w:r>
-        <w:t>03. Individual reasoning check</w:t>
-      </w:r>
-    </w:p>
-    <w:p>
-      <w:r>
-        <w:t>Check the proposed Robustness across conditions explanation against the supplied facts before discussing it.</w:t>
-      </w:r>
-    </w:p>
-    <w:p>
-      <w:pPr>
-        <w:spacing w:line="336" w:lineRule="auto" w:after="180"/>
-      </w:pPr>
-      <w:r>
-        <w:rPr>
-          <w:b w:val="0"/>
-        </w:rPr>
-        <w:t>Use the worked case for Robustness across conditions. Proposed explanation: “The worked result establishes every future case”. Decide whether this explanation is supported.</w:t>
-      </w:r>
-    </w:p>
-    <w:p>
-      <w:pPr>
-        <w:spacing w:line="336" w:lineRule="auto" w:after="180"/>
-      </w:pPr>
-      <w:r>
-        <w:rPr>
-          <w:b w:val="0"/>
-        </w:rPr>
-        <w:t>Point to the step or supplied fact that decides; explain your repair if needed.</w:t>
+        <w:t>07. W3 · Repair a misconception</w:t>
+      </w:r>
+    </w:p>
+    <w:p>
+      <w:r>
+        <w:t>Keep this task’s inputs,rule and response together.</w:t>
+      </w:r>
+    </w:p>
+    <w:p>
+      <w:pPr>
+        <w:pStyle w:val="Heading2"/>
+      </w:pPr>
+      <w:r>
+        <w:t>Complete task and evidence</w:t>
+      </w:r>
+    </w:p>
+    <w:p>
+      <w:pPr>
+        <w:pStyle w:val="ListBullet"/>
+      </w:pPr>
+      <w:r>
+        <w:t>Robustness checks compare a frozen procedure under declared varied conditions. Keep baseline, scoring and eligibility aligned and report slices separately. Main current-source pass rate is 9/10 = 90%, outdated-source 5/10 = 50%, a forty-percentage-point descriptive gap. This association does not identify a cause. Separate frozen-classifier picture has indoor 7/8 = 87.5% and outdoor 3/8 = 37.5%, gap fifty points. Pooling yields 10/16 = 62.5%; reporting only that value hides outdoor weakness. The observed case mix need not match future use. Eight cases per slice do not establish stable population rates, significance or universal robustness. Aggregate counts cannot reconstruct individual paired transitions. New conditions extend the evidence only to their tested scope. The code calculates supplied summaries, without running a model, collecting cases or verifying actual controls.</w:t>
+      </w:r>
+    </w:p>
+    <w:p>
+      <w:pPr>
+        <w:pStyle w:val="ListBullet"/>
+      </w:pPr>
+      <w:r>
+        <w:t>A report omits this qualification: Robustness is bounded by the tested variations and independent evidence policy. Explain how omitting it could change a reader's interpretation, and write an accurate replacement.</w:t>
       </w:r>
     </w:p>
     <w:p>
@@ -349,7 +588,7 @@
         <w:pStyle w:val="Heading3"/>
       </w:pPr>
       <w:r>
-        <w:t>My explanation before partner discussion</w:t>
+        <w:t>My reasoning and evidence</w:t>
       </w:r>
     </w:p>
     <w:p>
@@ -373,16 +612,50 @@
       </w:r>
     </w:p>
     <w:p>
+      <w:r>
+        <w:t>________________________________________________________________</w:t>
+      </w:r>
+    </w:p>
+    <w:p>
+      <w:r>
+        <w:t>________________________________________________________________</w:t>
+      </w:r>
+    </w:p>
+    <w:p>
       <w:pPr>
         <w:pStyle w:val="Heading1"/>
       </w:pPr>
       <w:r>
-        <w:t>04. Independent transfer case</w:t>
-      </w:r>
-    </w:p>
-    <w:p>
-      <w:r>
-        <w:t>Write one first attempt at the reserved independent case before feedback. Repeated copies of that case refer to the same recorded attempt.</w:t>
+        <w:t>09. W5 · Explain the limitation</w:t>
+      </w:r>
+    </w:p>
+    <w:p>
+      <w:r>
+        <w:t>Keep this task’s inputs,rule and response together.</w:t>
+      </w:r>
+    </w:p>
+    <w:p>
+      <w:pPr>
+        <w:pStyle w:val="Heading2"/>
+      </w:pPr>
+      <w:r>
+        <w:t>Complete task and evidence</w:t>
+      </w:r>
+    </w:p>
+    <w:p>
+      <w:pPr>
+        <w:pStyle w:val="ListBullet"/>
+      </w:pPr>
+      <w:r>
+        <w:t>Robustness checks compare a frozen procedure under declared varied conditions. Keep baseline, scoring and eligibility aligned and report slices separately. Main current-source pass rate is 9/10 = 90%, outdated-source 5/10 = 50%, a forty-percentage-point descriptive gap. This association does not identify a cause. Separate frozen-classifier picture has indoor 7/8 = 87.5% and outdoor 3/8 = 37.5%, gap fifty points. Pooling yields 10/16 = 62.5%; reporting only that value hides outdoor weakness. The observed case mix need not match future use. Eight cases per slice do not establish stable population rates, significance or universal robustness. Aggregate counts cannot reconstruct individual paired transitions. New conditions extend the evidence only to their tested scope. The code calculates supplied summaries, without running a model, collecting cases or verifying actual controls.</w:t>
+      </w:r>
+    </w:p>
+    <w:p>
+      <w:pPr>
+        <w:pStyle w:val="ListBullet"/>
+      </w:pPr>
+      <w:r>
+        <w:t>For the worked scenario, propose one additional case that could reveal a failure, describe its expected outcome before running it, and explain what would need to remain fixed for a fair comparison. Do not reuse W4 as a new final test after receiving feedback.</w:t>
       </w:r>
     </w:p>
     <w:p>
@@ -390,18 +663,79 @@
         <w:pStyle w:val="Heading3"/>
       </w:pPr>
       <w:r>
+        <w:t>My reasoning and evidence</w:t>
+      </w:r>
+    </w:p>
+    <w:p>
+      <w:r>
+        <w:t>________________________________________________________________</w:t>
+      </w:r>
+    </w:p>
+    <w:p>
+      <w:r>
+        <w:t>________________________________________________________________</w:t>
+      </w:r>
+    </w:p>
+    <w:p>
+      <w:r>
+        <w:t>________________________________________________________________</w:t>
+      </w:r>
+    </w:p>
+    <w:p>
+      <w:r>
+        <w:t>________________________________________________________________</w:t>
+      </w:r>
+    </w:p>
+    <w:p>
+      <w:r>
+        <w:t>________________________________________________________________</w:t>
+      </w:r>
+    </w:p>
+    <w:p>
+      <w:r>
+        <w:t>________________________________________________________________</w:t>
+      </w:r>
+    </w:p>
+    <w:p>
+      <w:r>
+        <w:t>________________________________________________________________</w:t>
+      </w:r>
+    </w:p>
+    <w:p>
+      <w:pPr>
+        <w:pStyle w:val="Heading1"/>
+      </w:pPr>
+      <w:r>
+        <w:t>04. Try alone · Selected transfer</w:t>
+      </w:r>
+    </w:p>
+    <w:p>
+      <w:r>
+        <w:t>Keep this task’s inputs,rule and response together.</w:t>
+      </w:r>
+    </w:p>
+    <w:p>
+      <w:pPr>
+        <w:pStyle w:val="Heading2"/>
+      </w:pPr>
+      <w:r>
+        <w:t>Complete task and evidence</w:t>
+      </w:r>
+    </w:p>
+    <w:p>
+      <w:pPr>
+        <w:pStyle w:val="Heading3"/>
+      </w:pPr>
+      <w:r>
         <w:t>Independent case: Apply a new case independently</w:t>
       </w:r>
     </w:p>
     <w:p>
       <w:pPr>
-        <w:spacing w:line="336" w:lineRule="auto" w:after="180"/>
-      </w:pPr>
-      <w:r>
-        <w:rPr>
-          <w:b w:val="0"/>
-        </w:rPr>
-        <w:t>Baseline/candidate on conditionA:6/8, 7/8; conditionB:5/8, 4/8. Compare paired rates.</w:t>
+        <w:pStyle w:val="ListBullet"/>
+      </w:pPr>
+      <w:r>
+        <w:t>Baseline/candidate on condition A:6/8, 7/8; condition B:5/8, 4/8. Compare paired rates.</w:t>
       </w:r>
     </w:p>
     <w:p>
@@ -449,12 +783,9 @@
     </w:p>
     <w:p>
       <w:pPr>
-        <w:spacing w:line="336" w:lineRule="auto" w:after="180"/>
-      </w:pPr>
-      <w:r>
-        <w:rPr>
-          <w:b w:val="0"/>
-        </w:rPr>
+        <w:pStyle w:val="ListBullet"/>
+      </w:pPr>
+      <w:r>
         <w:t>Attempt this case before feedback. Record any help. Earlier examples below are further practice; a case already practised with feedback cannot establish fresh transfer.</w:t>
       </w:r>
     </w:p>
@@ -463,59 +794,28 @@
         <w:pStyle w:val="Heading1"/>
       </w:pPr>
       <w:r>
-        <w:t>05. W1 Explain the mechanism</w:t>
-      </w:r>
-    </w:p>
-    <w:p>
-      <w:r>
-        <w:t>Explain the mechanism. Apply the supplied Robustness across conditions facts and keep your reasoning.</w:t>
-      </w:r>
-    </w:p>
-    <w:p>
-      <w:pPr>
-        <w:spacing w:line="336" w:lineRule="auto" w:after="180"/>
-      </w:pPr>
-      <w:r>
-        <w:rPr>
-          <w:b w:val="0"/>
-        </w:rPr>
-        <w:t xml:space="preserve">Explain the weekly </w:t>
-      </w:r>
-      <w:r>
-        <w:rPr>
-          <w:b/>
-        </w:rPr>
-        <w:t>mechanism</w:t>
-      </w:r>
-      <w:r>
-        <w:rPr>
-          <w:b w:val="0"/>
-        </w:rPr>
-        <w:t xml:space="preserve"> in your own words. Use the worked scenario to name its </w:t>
-      </w:r>
-      <w:r>
-        <w:rPr>
-          <w:b/>
-        </w:rPr>
-        <w:t>input</w:t>
-      </w:r>
-      <w:r>
-        <w:rPr>
-          <w:b w:val="0"/>
-        </w:rPr>
-        <w:t xml:space="preserve">, decision rule and </w:t>
-      </w:r>
-      <w:r>
-        <w:rPr>
-          <w:b/>
-        </w:rPr>
-        <w:t>output</w:t>
-      </w:r>
-      <w:r>
-        <w:rPr>
-          <w:b w:val="0"/>
-        </w:rPr>
-        <w:t>.</w:t>
+        <w:t>10. Project · Keep the research evidence</w:t>
+      </w:r>
+    </w:p>
+    <w:p>
+      <w:r>
+        <w:t>Preserve the question, protocol, observations, analysis and limits.</w:t>
+      </w:r>
+    </w:p>
+    <w:p>
+      <w:pPr>
+        <w:pStyle w:val="Heading2"/>
+      </w:pPr>
+      <w:r>
+        <w:t>Complete task and evidence</w:t>
+      </w:r>
+    </w:p>
+    <w:p>
+      <w:pPr>
+        <w:pStyle w:val="ListBullet"/>
+      </w:pPr>
+      <w:r>
+        <w:t>Add a labelled robustness across conditions evidence sheet to Reproducible AI Research Study. Show how you can explain the mechanism and terminology of robustness across conditions. Use the supplied fictional case and keep its inputs, intermediate steps, calculation or prediction, and limitation. Connect this record to last week’s record; a matching answer without a trace is insufficient.</w:t>
       </w:r>
     </w:p>
     <w:p>
@@ -523,7 +823,7 @@
         <w:pStyle w:val="Heading3"/>
       </w:pPr>
       <w:r>
-        <w:t>My reasoning and evidence</w:t>
+        <w:t>My project change, supporting evidence and remaining limit</w:t>
       </w:r>
     </w:p>
     <w:p>
@@ -561,424 +861,20 @@
         <w:pStyle w:val="Heading1"/>
       </w:pPr>
       <w:r>
-        <w:t>06. W2 Trace the worked case</w:t>
-      </w:r>
-    </w:p>
-    <w:p>
-      <w:r>
-        <w:t>Trace the worked case. Apply the supplied Robustness across conditions facts and keep your reasoning.</w:t>
-      </w:r>
-    </w:p>
-    <w:p>
-      <w:pPr>
-        <w:spacing w:line="336" w:lineRule="auto" w:after="180"/>
-      </w:pPr>
-      <w:r>
-        <w:rPr>
-          <w:b w:val="0"/>
-        </w:rPr>
-        <w:t>Method passes9/10 on current sources and5/10 on outdated sources. Show the intermediate steps and give the conclusion with its scope.</w:t>
-      </w:r>
-    </w:p>
-    <w:p>
-      <w:pPr>
-        <w:pStyle w:val="Heading3"/>
-      </w:pPr>
-      <w:r>
-        <w:t>My reasoning and evidence</w:t>
-      </w:r>
-    </w:p>
-    <w:p>
-      <w:r>
-        <w:t>________________________________________________________________</w:t>
-      </w:r>
-    </w:p>
-    <w:p>
-      <w:r>
-        <w:t>________________________________________________________________</w:t>
-      </w:r>
-    </w:p>
-    <w:p>
-      <w:r>
-        <w:t>________________________________________________________________</w:t>
-      </w:r>
-    </w:p>
-    <w:p>
-      <w:r>
-        <w:t>________________________________________________________________</w:t>
-      </w:r>
-    </w:p>
-    <w:p>
-      <w:r>
-        <w:t>________________________________________________________________</w:t>
-      </w:r>
-    </w:p>
-    <w:p>
-      <w:r>
-        <w:t>________________________________________________________________</w:t>
-      </w:r>
-    </w:p>
-    <w:p>
-      <w:r>
-        <w:t>________________________________________________________________</w:t>
-      </w:r>
-    </w:p>
-    <w:p>
-      <w:pPr>
-        <w:pStyle w:val="Heading1"/>
-      </w:pPr>
-      <w:r>
-        <w:t>07. W3 Audit the limit</w:t>
-      </w:r>
-    </w:p>
-    <w:p>
-      <w:r>
-        <w:t>Audit the limit. Apply the supplied Robustness across conditions facts and keep your reasoning.</w:t>
-      </w:r>
-    </w:p>
-    <w:p>
-      <w:pPr>
-        <w:spacing w:line="336" w:lineRule="auto" w:after="180"/>
-      </w:pPr>
-      <w:r>
-        <w:rPr>
-          <w:b w:val="0"/>
-        </w:rPr>
-        <w:t xml:space="preserve">A report omits this qualification: Robustness is bounded by the tested variations and independent </w:t>
-      </w:r>
-      <w:r>
-        <w:rPr>
-          <w:b/>
-        </w:rPr>
-        <w:t>evidence</w:t>
-      </w:r>
-      <w:r>
-        <w:rPr>
-          <w:b w:val="0"/>
-        </w:rPr>
-        <w:t xml:space="preserve"> policy. Explain how omitting it could change a reader's interpretation, and write an accurate replacement.</w:t>
-      </w:r>
-    </w:p>
-    <w:p>
-      <w:pPr>
-        <w:pStyle w:val="Heading3"/>
-      </w:pPr>
-      <w:r>
-        <w:t>My reasoning and evidence</w:t>
-      </w:r>
-    </w:p>
-    <w:p>
-      <w:r>
-        <w:t>________________________________________________________________</w:t>
-      </w:r>
-    </w:p>
-    <w:p>
-      <w:r>
-        <w:t>________________________________________________________________</w:t>
-      </w:r>
-    </w:p>
-    <w:p>
-      <w:r>
-        <w:t>________________________________________________________________</w:t>
-      </w:r>
-    </w:p>
-    <w:p>
-      <w:r>
-        <w:t>________________________________________________________________</w:t>
-      </w:r>
-    </w:p>
-    <w:p>
-      <w:r>
-        <w:t>________________________________________________________________</w:t>
-      </w:r>
-    </w:p>
-    <w:p>
-      <w:r>
-        <w:t>________________________________________________________________</w:t>
-      </w:r>
-    </w:p>
-    <w:p>
-      <w:pPr>
-        <w:pStyle w:val="Heading1"/>
-      </w:pPr>
-      <w:r>
-        <w:t>08. W4 Apply a new case independently</w:t>
-      </w:r>
-    </w:p>
-    <w:p>
-      <w:r>
-        <w:t>Attempt before feedback. If this repeats the selected independent case, reuse that first attempt; otherwise keep a separate record. Apply a new case independently. Apply the supplied Robustness across conditions facts and keep your reasoning.</w:t>
-      </w:r>
-    </w:p>
-    <w:p>
-      <w:pPr>
-        <w:spacing w:line="336" w:lineRule="auto" w:after="180"/>
-      </w:pPr>
-      <w:r>
-        <w:rPr>
-          <w:b w:val="0"/>
-        </w:rPr>
-        <w:t>Baseline/candidate on conditionA:6/8, 7/8; conditionB:5/8, 4/8. Compare paired rates.</w:t>
-      </w:r>
-    </w:p>
-    <w:p>
-      <w:pPr>
-        <w:pStyle w:val="Heading3"/>
-      </w:pPr>
-      <w:r>
-        <w:t>My reasoning and evidence</w:t>
-      </w:r>
-    </w:p>
-    <w:p>
-      <w:r>
-        <w:t>________________________________________________________________</w:t>
-      </w:r>
-    </w:p>
-    <w:p>
-      <w:r>
-        <w:t>________________________________________________________________</w:t>
-      </w:r>
-    </w:p>
-    <w:p>
-      <w:r>
-        <w:t>________________________________________________________________</w:t>
-      </w:r>
-    </w:p>
-    <w:p>
-      <w:r>
-        <w:t>________________________________________________________________</w:t>
-      </w:r>
-    </w:p>
-    <w:p>
-      <w:r>
-        <w:t>________________________________________________________________</w:t>
-      </w:r>
-    </w:p>
-    <w:p>
-      <w:r>
-        <w:t>________________________________________________________________</w:t>
-      </w:r>
-    </w:p>
-    <w:p>
-      <w:r>
-        <w:t>________________________________________________________________</w:t>
-      </w:r>
-    </w:p>
-    <w:p>
-      <w:r>
-        <w:t>________________________________________________________________</w:t>
-      </w:r>
-    </w:p>
-    <w:p>
-      <w:pPr>
-        <w:pStyle w:val="Heading1"/>
-      </w:pPr>
-      <w:r>
-        <w:t>09. W5 Design a revealing follow-up</w:t>
-      </w:r>
-    </w:p>
-    <w:p>
-      <w:r>
-        <w:t>Design a revealing follow-up. Apply the supplied Robustness across conditions facts and keep your reasoning.</w:t>
-      </w:r>
-    </w:p>
-    <w:p>
-      <w:pPr>
-        <w:spacing w:line="336" w:lineRule="auto" w:after="180"/>
-      </w:pPr>
-      <w:r>
-        <w:rPr>
-          <w:b w:val="0"/>
-        </w:rPr>
-        <w:t>For the worked scenario, propose one additional case that could reveal a failure, describe its expected outcome before running it, and explain what would need to remain fixed for a fair comparison.</w:t>
-      </w:r>
-    </w:p>
-    <w:p>
-      <w:pPr>
-        <w:spacing w:line="336" w:lineRule="auto" w:after="180"/>
-      </w:pPr>
-      <w:r>
-        <w:rPr>
-          <w:b w:val="0"/>
-        </w:rPr>
-        <w:t>Do not reuse W4 as a new final test after receiving feedback.</w:t>
-      </w:r>
-    </w:p>
-    <w:p>
-      <w:pPr>
-        <w:pStyle w:val="Heading3"/>
-      </w:pPr>
-      <w:r>
-        <w:t>My reasoning and evidence</w:t>
-      </w:r>
-    </w:p>
-    <w:p>
-      <w:r>
-        <w:t>________________________________________________________________</w:t>
-      </w:r>
-    </w:p>
-    <w:p>
-      <w:r>
-        <w:t>________________________________________________________________</w:t>
-      </w:r>
-    </w:p>
-    <w:p>
-      <w:r>
-        <w:t>________________________________________________________________</w:t>
-      </w:r>
-    </w:p>
-    <w:p>
-      <w:r>
-        <w:t>________________________________________________________________</w:t>
-      </w:r>
-    </w:p>
-    <w:p>
-      <w:r>
-        <w:t>________________________________________________________________</w:t>
-      </w:r>
-    </w:p>
-    <w:p>
-      <w:r>
-        <w:t>________________________________________________________________</w:t>
-      </w:r>
-    </w:p>
-    <w:p>
-      <w:r>
-        <w:t>________________________________________________________________</w:t>
-      </w:r>
-    </w:p>
-    <w:p>
-      <w:pPr>
-        <w:pStyle w:val="Heading1"/>
-      </w:pPr>
-      <w:r>
-        <w:t>10. Project checkpoint and reflection</w:t>
-      </w:r>
-    </w:p>
-    <w:p>
-      <w:r>
-        <w:t>Connect Robustness across conditions to Reproducible AI Research Study, identify a limit and choose the next useful test.</w:t>
-      </w:r>
-    </w:p>
-    <w:p>
-      <w:pPr>
-        <w:spacing w:line="336" w:lineRule="auto" w:after="180"/>
-      </w:pPr>
-      <w:r>
-        <w:rPr>
-          <w:b w:val="0"/>
-        </w:rPr>
-        <w:t xml:space="preserve">Add a labelled robustness across conditions </w:t>
-      </w:r>
-      <w:r>
-        <w:rPr>
-          <w:b/>
-        </w:rPr>
-        <w:t>evidence</w:t>
-      </w:r>
-      <w:r>
-        <w:rPr>
-          <w:b w:val="0"/>
-        </w:rPr>
-        <w:t xml:space="preserve"> sheet to Reproducible AI Research Study. Show how you can explain the </w:t>
-      </w:r>
-      <w:r>
-        <w:rPr>
-          <w:b/>
-        </w:rPr>
-        <w:t>mechanism</w:t>
-      </w:r>
-      <w:r>
-        <w:rPr>
-          <w:b w:val="0"/>
-        </w:rPr>
-        <w:t xml:space="preserve"> and terminology of robustness across conditions.</w:t>
-      </w:r>
-    </w:p>
-    <w:p>
-      <w:pPr>
-        <w:spacing w:line="336" w:lineRule="auto" w:after="180"/>
-      </w:pPr>
-      <w:r>
-        <w:rPr>
-          <w:b w:val="0"/>
-        </w:rPr>
-        <w:t xml:space="preserve">Use the supplied fictional case and keep its </w:t>
-      </w:r>
-      <w:r>
-        <w:rPr>
-          <w:b/>
-        </w:rPr>
-        <w:t>input</w:t>
-      </w:r>
-      <w:r>
-        <w:rPr>
-          <w:b w:val="0"/>
-        </w:rPr>
-        <w:t xml:space="preserve">s, intermediate steps, calculation or </w:t>
-      </w:r>
-      <w:r>
-        <w:rPr>
-          <w:b/>
-        </w:rPr>
-        <w:t>prediction</w:t>
-      </w:r>
-      <w:r>
-        <w:rPr>
-          <w:b w:val="0"/>
-        </w:rPr>
-        <w:t>, and limitation. Connect this record to last week’s record; a matching answer without a trace is insufficient.</w:t>
-      </w:r>
-    </w:p>
-    <w:p>
-      <w:pPr>
-        <w:pStyle w:val="Heading3"/>
-      </w:pPr>
-      <w:r>
-        <w:t>My project change, supporting evidence and remaining limit</w:t>
-      </w:r>
-    </w:p>
-    <w:p>
-      <w:r>
-        <w:t>________________________________________________________________</w:t>
-      </w:r>
-    </w:p>
-    <w:p>
-      <w:r>
-        <w:t>________________________________________________________________</w:t>
-      </w:r>
-    </w:p>
-    <w:p>
-      <w:r>
-        <w:t>________________________________________________________________</w:t>
-      </w:r>
-    </w:p>
-    <w:p>
-      <w:r>
-        <w:t>________________________________________________________________</w:t>
-      </w:r>
-    </w:p>
-    <w:p>
-      <w:r>
-        <w:t>________________________________________________________________</w:t>
-      </w:r>
-    </w:p>
-    <w:p>
-      <w:r>
-        <w:t>________________________________________________________________</w:t>
-      </w:r>
-    </w:p>
-    <w:p>
-      <w:pPr>
-        <w:pStyle w:val="Heading1"/>
-      </w:pPr>
-      <w:r>
-        <w:t>11. Feedback, return check and learning record</w:t>
-      </w:r>
-    </w:p>
-    <w:p>
-      <w:r>
-        <w:t>Record the first repaired step and a different case to revisit after a delay.</w:t>
+        <w:t>11. Feedback · Repair and return</w:t>
+      </w:r>
+    </w:p>
+    <w:p>
+      <w:r>
+        <w:t>Keep this task’s inputs,rule and response together.</w:t>
+      </w:r>
+    </w:p>
+    <w:p>
+      <w:pPr>
+        <w:pStyle w:val="Heading2"/>
+      </w:pPr>
+      <w:r>
+        <w:t>Complete task and evidence</w:t>
       </w:r>
     </w:p>
     <w:tbl>
@@ -1119,12 +1015,9 @@
     </w:tbl>
     <w:p>
       <w:pPr>
-        <w:spacing w:line="336" w:lineRule="auto" w:after="180"/>
-      </w:pPr>
-      <w:r>
-        <w:rPr>
-          <w:b w:val="0"/>
-        </w:rPr>
+        <w:pStyle w:val="ListBullet"/>
+      </w:pPr>
+      <w:r>
         <w:t>Revisit this idea with your teacher after a delay. Familiarity is different from explaining and using it on a changed case.</w:t>
       </w:r>
     </w:p>
@@ -1133,33 +1026,357 @@
         <w:pStyle w:val="Heading1"/>
       </w:pPr>
       <w:r>
-        <w:t>12. Pictorial case practice: Robustness across conditions</w:t>
-      </w:r>
-    </w:p>
-    <w:p>
-      <w:r>
-        <w:t>Check robustness across conditions. A fixed classifier is tested separately on indoor and shaded outdoor cases. Explain the labelled step before checking the changed condition.</w:t>
-      </w:r>
-    </w:p>
-    <w:p>
-      <w:pPr>
-        <w:spacing w:line="336" w:lineRule="auto" w:after="180"/>
-      </w:pPr>
-      <w:r>
-        <w:rPr>
-          <w:b w:val="0"/>
-        </w:rPr>
+        <w:t>Reference bank and extra practice</w:t>
+      </w:r>
+    </w:p>
+    <w:p>
+      <w:pPr>
+        <w:pStyle w:val="Heading1"/>
+      </w:pPr>
+      <w:r>
+        <w:t>02. Reference · Supported W2 record</w:t>
+      </w:r>
+    </w:p>
+    <w:p>
+      <w:r>
+        <w:t>Keep this task’s inputs,rule and response together.</w:t>
+      </w:r>
+    </w:p>
+    <w:p>
+      <w:pPr>
+        <w:pStyle w:val="Heading2"/>
+      </w:pPr>
+      <w:r>
+        <w:t>Complete task and evidence</w:t>
+      </w:r>
+    </w:p>
+    <w:p>
+      <w:pPr>
+        <w:pStyle w:val="ListBullet"/>
+      </w:pPr>
+      <w:r>
+        <w:t>Use W2: Trace the worked case for Robustness across conditions. Record the answer once; the lesson and workbook refer to the same attempt.</w:t>
+      </w:r>
+    </w:p>
+    <w:tbl>
+      <w:tblPr>
+        <w:tblStyle w:val="LightShading-Accent1"/>
+        <w:tblW w:type="auto" w:w="0"/>
+        <w:tblLook w:firstColumn="1" w:firstRow="1" w:lastColumn="0" w:lastRow="0" w:noHBand="0" w:noVBand="1" w:val="04A0"/>
+      </w:tblPr>
+      <w:tblGrid>
+        <w:gridCol w:w="2556"/>
+        <w:gridCol w:w="2556"/>
+        <w:gridCol w:w="2556"/>
+        <w:gridCol w:w="2556"/>
+      </w:tblGrid>
+      <w:tr>
+        <w:trPr>
+          <w:tblHeader/>
+        </w:trPr>
+        <w:tc>
+          <w:tcPr>
+            <w:tcW w:type="dxa" w:w="2556"/>
+          </w:tcPr>
+          <w:p>
+            <w:r>
+              <w:t>Given inputs</w:t>
+            </w:r>
+          </w:p>
+        </w:tc>
+        <w:tc>
+          <w:tcPr>
+            <w:tcW w:type="dxa" w:w="2556"/>
+          </w:tcPr>
+          <w:p>
+            <w:r>
+              <w:t>Procedure I chose</w:t>
+            </w:r>
+          </w:p>
+        </w:tc>
+        <w:tc>
+          <w:tcPr>
+            <w:tcW w:type="dxa" w:w="2556"/>
+          </w:tcPr>
+          <w:p>
+            <w:r>
+              <w:t>Middle steps</w:t>
+            </w:r>
+          </w:p>
+        </w:tc>
+        <w:tc>
+          <w:tcPr>
+            <w:tcW w:type="dxa" w:w="2556"/>
+          </w:tcPr>
+          <w:p>
+            <w:r>
+              <w:t>Result and check</w:t>
+            </w:r>
+          </w:p>
+        </w:tc>
+      </w:tr>
+      <w:tr>
+        <w:tc>
+          <w:tcPr>
+            <w:tcW w:type="dxa" w:w="2556"/>
+          </w:tcPr>
+          <w:p>
+            <w:r/>
+          </w:p>
+        </w:tc>
+        <w:tc>
+          <w:tcPr>
+            <w:tcW w:type="dxa" w:w="2556"/>
+          </w:tcPr>
+          <w:p>
+            <w:r/>
+          </w:p>
+        </w:tc>
+        <w:tc>
+          <w:tcPr>
+            <w:tcW w:type="dxa" w:w="2556"/>
+          </w:tcPr>
+          <w:p>
+            <w:r/>
+          </w:p>
+        </w:tc>
+        <w:tc>
+          <w:tcPr>
+            <w:tcW w:type="dxa" w:w="2556"/>
+          </w:tcPr>
+          <w:p>
+            <w:r/>
+          </w:p>
+        </w:tc>
+      </w:tr>
+    </w:tbl>
+    <w:p>
+      <w:pPr>
+        <w:pStyle w:val="Heading3"/>
+      </w:pPr>
+      <w:r>
+        <w:t>The step I completed without help, and the hint I needed</w:t>
+      </w:r>
+    </w:p>
+    <w:p>
+      <w:r>
+        <w:t>________________________________________________________________</w:t>
+      </w:r>
+    </w:p>
+    <w:p>
+      <w:r>
+        <w:t>________________________________________________________________</w:t>
+      </w:r>
+    </w:p>
+    <w:p>
+      <w:r>
+        <w:t>________________________________________________________________</w:t>
+      </w:r>
+    </w:p>
+    <w:p>
+      <w:pPr>
+        <w:pStyle w:val="Heading1"/>
+      </w:pPr>
+      <w:r>
+        <w:t>03. Extra practice · Individual reasoning check</w:t>
+      </w:r>
+    </w:p>
+    <w:p>
+      <w:r>
+        <w:t>Keep this task’s inputs,rule and response together.</w:t>
+      </w:r>
+    </w:p>
+    <w:p>
+      <w:pPr>
+        <w:pStyle w:val="Heading2"/>
+      </w:pPr>
+      <w:r>
+        <w:t>Complete task and evidence</w:t>
+      </w:r>
+    </w:p>
+    <w:p>
+      <w:pPr>
+        <w:pStyle w:val="ListBullet"/>
+      </w:pPr>
+      <w:r>
+        <w:t>Use the worked case for Robustness across conditions. Proposed explanation: “The worked result establishes every future case”. Decide whether this explanation is supported. Point to the step or supplied fact that decides; explain your repair if needed.</w:t>
+      </w:r>
+    </w:p>
+    <w:p>
+      <w:pPr>
+        <w:pStyle w:val="Heading3"/>
+      </w:pPr>
+      <w:r>
+        <w:t>My explanation before partner discussion</w:t>
+      </w:r>
+    </w:p>
+    <w:p>
+      <w:r>
+        <w:t>________________________________________________________________</w:t>
+      </w:r>
+    </w:p>
+    <w:p>
+      <w:r>
+        <w:t>________________________________________________________________</w:t>
+      </w:r>
+    </w:p>
+    <w:p>
+      <w:r>
+        <w:t>________________________________________________________________</w:t>
+      </w:r>
+    </w:p>
+    <w:p>
+      <w:r>
+        <w:t>________________________________________________________________</w:t>
+      </w:r>
+    </w:p>
+    <w:p>
+      <w:pPr>
+        <w:pStyle w:val="Heading1"/>
+      </w:pPr>
+      <w:r>
+        <w:t>08. Reference · Earlier W4 response copy</w:t>
+      </w:r>
+    </w:p>
+    <w:p>
+      <w:r>
+        <w:t>Keep this task’s inputs,rule and response together.</w:t>
+      </w:r>
+    </w:p>
+    <w:p>
+      <w:pPr>
+        <w:pStyle w:val="Heading2"/>
+      </w:pPr>
+      <w:r>
+        <w:t>Complete task and evidence</w:t>
+      </w:r>
+    </w:p>
+    <w:p>
+      <w:pPr>
+        <w:pStyle w:val="ListBullet"/>
+      </w:pPr>
+      <w:r>
+        <w:t>Baseline/candidate on condition A:6/8, 7/8; condition B:5/8, 4/8. Compare paired rates.</w:t>
+      </w:r>
+    </w:p>
+    <w:p>
+      <w:pPr>
+        <w:pStyle w:val="Heading3"/>
+      </w:pPr>
+      <w:r>
+        <w:t>My reasoning and evidence</w:t>
+      </w:r>
+    </w:p>
+    <w:p>
+      <w:r>
+        <w:t>________________________________________________________________</w:t>
+      </w:r>
+    </w:p>
+    <w:p>
+      <w:r>
+        <w:t>________________________________________________________________</w:t>
+      </w:r>
+    </w:p>
+    <w:p>
+      <w:r>
+        <w:t>________________________________________________________________</w:t>
+      </w:r>
+    </w:p>
+    <w:p>
+      <w:r>
+        <w:t>________________________________________________________________</w:t>
+      </w:r>
+    </w:p>
+    <w:p>
+      <w:r>
+        <w:t>________________________________________________________________</w:t>
+      </w:r>
+    </w:p>
+    <w:p>
+      <w:r>
+        <w:t>________________________________________________________________</w:t>
+      </w:r>
+    </w:p>
+    <w:p>
+      <w:r>
+        <w:t>________________________________________________________________</w:t>
+      </w:r>
+    </w:p>
+    <w:p>
+      <w:r>
+        <w:t>________________________________________________________________</w:t>
+      </w:r>
+    </w:p>
+    <w:p>
+      <w:pPr>
+        <w:pStyle w:val="Heading1"/>
+      </w:pPr>
+      <w:r>
+        <w:t>12. Extra practice · Pictured case</w:t>
+      </w:r>
+    </w:p>
+    <w:p>
+      <w:r>
+        <w:t>Keep this task’s inputs,rule and response together.</w:t>
+      </w:r>
+    </w:p>
+    <w:p>
+      <w:pPr>
+        <w:pStyle w:val="Heading2"/>
+      </w:pPr>
+      <w:r>
+        <w:t>Complete task and evidence</w:t>
+      </w:r>
+    </w:p>
+    <w:p>
+      <w:r>
+        <w:drawing>
+          <wp:inline xmlns:a="http://schemas.openxmlformats.org/drawingml/2006/main" xmlns:pic="http://schemas.openxmlformats.org/drawingml/2006/picture">
+            <wp:extent cx="5334000" cy="3200400"/>
+            <wp:docPr id="1" name="Picture 1" descr="Frozen classifier is correct on seven of eight indoor cases, eighty-seven point five percent, and three of eight outdoor cases, thirty-seven point five percent. Pooled ten of sixteen is sixty-two point five percent and hides a fifty-percentage-point slice gap."/>
+            <wp:cNvGraphicFramePr>
+              <a:graphicFrameLocks noChangeAspect="1"/>
+            </wp:cNvGraphicFramePr>
+            <a:graphic>
+              <a:graphicData uri="http://schemas.openxmlformats.org/drawingml/2006/picture">
+                <pic:pic>
+                  <pic:nvPicPr>
+                    <pic:cNvPr id="0" name="ai-7-27-slice-rates.png"/>
+                    <pic:cNvPicPr/>
+                  </pic:nvPicPr>
+                  <pic:blipFill>
+                    <a:blip r:embed="rId9"/>
+                    <a:stretch>
+                      <a:fillRect/>
+                    </a:stretch>
+                  </pic:blipFill>
+                  <pic:spPr>
+                    <a:xfrm>
+                      <a:off x="0" y="0"/>
+                      <a:ext cx="5334000" cy="3200400"/>
+                    </a:xfrm>
+                    <a:prstGeom prst="rect"/>
+                  </pic:spPr>
+                </pic:pic>
+              </a:graphicData>
+            </a:graphic>
+          </wp:inline>
+        </w:drawing>
+      </w:r>
+    </w:p>
+    <w:p>
+      <w:pPr>
+        <w:pStyle w:val="ListBullet"/>
+      </w:pPr>
+      <w:r>
         <w:t>Check robustness across conditions. A fixed classifier is tested separately on indoor and shaded outdoor cases.</w:t>
       </w:r>
     </w:p>
     <w:p>
       <w:pPr>
-        <w:spacing w:line="336" w:lineRule="auto" w:after="180"/>
-      </w:pPr>
-      <w:r>
-        <w:rPr>
-          <w:b w:val="0"/>
-        </w:rPr>
+        <w:pStyle w:val="ListBullet"/>
+      </w:pPr>
+      <w:r>
         <w:t>Indoor 7/8 correct; outdoor 3/8 correct. The rubric and frozen model are unchanged.</w:t>
       </w:r>
     </w:p>
@@ -1168,7 +1385,7 @@
         <w:drawing>
           <wp:inline xmlns:a="http://schemas.openxmlformats.org/drawingml/2006/main" xmlns:pic="http://schemas.openxmlformats.org/drawingml/2006/picture">
             <wp:extent cx="5486400" cy="2641600"/>
-            <wp:docPr id="1" name="Picture 1" descr="Fixed model across conditions"/>
+            <wp:docPr id="2" name="Picture 2" descr="Fixed model across conditions"/>
             <wp:cNvGraphicFramePr>
               <a:graphicFrameLocks noChangeAspect="1"/>
             </wp:cNvGraphicFramePr>
@@ -1180,7 +1397,7 @@
                     <pic:cNvPicPr/>
                   </pic:nvPicPr>
                   <pic:blipFill>
-                    <a:blip r:embed="rId9"/>
+                    <a:blip r:embed="rId10"/>
                     <a:stretch>
                       <a:fillRect/>
                     </a:stretch>
@@ -1204,7 +1421,7 @@
         <w:drawing>
           <wp:inline xmlns:a="http://schemas.openxmlformats.org/drawingml/2006/main" xmlns:pic="http://schemas.openxmlformats.org/drawingml/2006/picture">
             <wp:extent cx="5486400" cy="5185229"/>
-            <wp:docPr id="2" name="Picture 2" descr="Robustness across conditions. Name both slices: Each condition has eight labelled cases.. Compute rates: Indoor is 87.5%; outdoor is 37.5%.. Bound robustness: The large observed gap motivates investigation rather than claiming condition independence."/>
+            <wp:docPr id="3" name="Picture 3" descr="Robustness across conditions. Name both slices: Each condition has eight labelled cases.. Compute rates: Indoor is 87.5%; outdoor is 37.5%.. Bound robustness: The large observed gap motivates investigation rather than claiming condition independence."/>
             <wp:cNvGraphicFramePr>
               <a:graphicFrameLocks noChangeAspect="1"/>
             </wp:cNvGraphicFramePr>
@@ -1216,7 +1433,7 @@
                     <pic:cNvPicPr/>
                   </pic:nvPicPr>
                   <pic:blipFill>
-                    <a:blip r:embed="rId10"/>
+                    <a:blip r:embed="rId11"/>
                     <a:stretch>
                       <a:fillRect/>
                     </a:stretch>
@@ -1237,13 +1454,9 @@
     </w:p>
     <w:p>
       <w:pPr>
-        <w:spacing w:line="336" w:lineRule="auto" w:after="180"/>
-        <w:shd w:fill="F5F1FB"/>
-      </w:pPr>
-      <w:r>
-        <w:rPr>
-          <w:b w:val="0"/>
-        </w:rPr>
+        <w:pStyle w:val="ListBullet"/>
+      </w:pPr>
+      <w:r>
         <w:t>Calculate indoor, outdoor and combined rates. Which relevant weakness disappears from view when only the combined rate is reported?</w:t>
       </w:r>
     </w:p>
@@ -1287,56 +1500,18 @@
     </w:p>
     <w:p>
       <w:pPr>
-        <w:pStyle w:val="Heading3"/>
-      </w:pPr>
-      <w:r>
-        <w:t>Record the help used</w:t>
-      </w:r>
-    </w:p>
-    <w:p>
-      <w:pPr>
-        <w:spacing w:line="336" w:lineRule="auto" w:after="180"/>
-        <w:shd w:fill="F1F6F8"/>
-      </w:pPr>
-      <w:r>
-        <w:rPr>
-          <w:b w:val="0"/>
-        </w:rPr>
-        <w:t xml:space="preserve">Support used: alone / hint / worked example. This record is practice </w:t>
-      </w:r>
-      <w:r>
-        <w:rPr>
-          <w:b/>
-        </w:rPr>
-        <w:t>evidence</w:t>
-      </w:r>
-      <w:r>
-        <w:rPr>
-          <w:b w:val="0"/>
-        </w:rPr>
-        <w:t>.</w:t>
-      </w:r>
-    </w:p>
-    <w:p>
-      <w:pPr>
-        <w:spacing w:line="336" w:lineRule="auto" w:after="180"/>
-      </w:pPr>
-      <w:r>
-        <w:rPr>
-          <w:b w:val="0"/>
-        </w:rPr>
-        <w:t>Project connection: For the Reproducible AI Research Study, retain an annotated worked trace and the changed-case reasoning.</w:t>
-      </w:r>
-    </w:p>
-    <w:p>
-      <w:pPr>
-        <w:spacing w:line="336" w:lineRule="auto" w:after="180"/>
-      </w:pPr>
-      <w:r>
-        <w:rPr>
-          <w:b w:val="0"/>
-        </w:rPr>
-        <w:t>Connect the claim to its records, units and assumptions so another investigator can challenge or reproduce it.</w:t>
+        <w:pStyle w:val="ListBullet"/>
+      </w:pPr>
+      <w:r>
+        <w:t>Support used: alone / hint / worked example. This record is practice evidence.</w:t>
+      </w:r>
+    </w:p>
+    <w:p>
+      <w:pPr>
+        <w:pStyle w:val="ListBullet"/>
+      </w:pPr>
+      <w:r>
+        <w:t>Project connection: For the Reproducible AI Research Study, retain an annotated worked trace and the changed-case reasoning. Connect the claim to its records, units and assumptions so another investigator can challenge or reproduce it.</w:t>
       </w:r>
     </w:p>
     <w:p>
@@ -1344,56 +1519,43 @@
         <w:pStyle w:val="Heading1"/>
       </w:pPr>
       <w:r>
-        <w:t>13. Project portfolio milestone</w:t>
-      </w:r>
-    </w:p>
-    <w:p>
-      <w:r>
-        <w:t>Keep this week’s input, deciding step, result and limit together in the Reproducible AI Research Study record.</w:t>
-      </w:r>
-    </w:p>
-    <w:p>
-      <w:pPr>
-        <w:spacing w:line="336" w:lineRule="auto" w:after="180"/>
-      </w:pPr>
-      <w:r>
-        <w:rPr>
-          <w:b w:val="0"/>
-        </w:rPr>
+        <w:t>13. Reference · Project milestone</w:t>
+      </w:r>
+    </w:p>
+    <w:p>
+      <w:r>
+        <w:t>Keep this task’s inputs,rule and response together.</w:t>
+      </w:r>
+    </w:p>
+    <w:p>
+      <w:pPr>
+        <w:pStyle w:val="Heading2"/>
+      </w:pPr>
+      <w:r>
+        <w:t>Complete task and evidence</w:t>
+      </w:r>
+    </w:p>
+    <w:p>
+      <w:pPr>
+        <w:pStyle w:val="ListBullet"/>
+      </w:pPr>
+      <w:r>
         <w:t>Project: Reproducible AI Research Study</w:t>
       </w:r>
     </w:p>
     <w:p>
       <w:pPr>
-        <w:spacing w:line="336" w:lineRule="auto" w:after="180"/>
-      </w:pPr>
-      <w:r>
-        <w:rPr>
-          <w:b w:val="0"/>
-        </w:rPr>
-        <w:t xml:space="preserve">Current milestone: Prepare the demonstration. Gather reproducible instructions, </w:t>
-      </w:r>
-      <w:r>
-        <w:rPr>
-          <w:b/>
-        </w:rPr>
-        <w:t>evidence</w:t>
-      </w:r>
-      <w:r>
-        <w:rPr>
-          <w:b w:val="0"/>
-        </w:rPr>
-        <w:t>, access checks and remaining limitations.</w:t>
-      </w:r>
-    </w:p>
-    <w:p>
-      <w:pPr>
-        <w:spacing w:line="336" w:lineRule="auto" w:after="180"/>
-      </w:pPr>
-      <w:r>
-        <w:rPr>
-          <w:b w:val="0"/>
-        </w:rPr>
+        <w:pStyle w:val="ListBullet"/>
+      </w:pPr>
+      <w:r>
+        <w:t>Current milestone: Prepare the demonstration. Gather reproducible instructions, evidence, access checks and remaining limitations.</w:t>
+      </w:r>
+    </w:p>
+    <w:p>
+      <w:pPr>
+        <w:pStyle w:val="ListBullet"/>
+      </w:pPr>
+      <w:r>
         <w:t>For the Reproducible AI Research Study, retain an annotated worked trace and the changed-case reasoning. Connect the claim to its records, units and assumptions so another investigator can challenge or reproduce it.</w:t>
       </w:r>
     </w:p>
@@ -1551,12 +1713,444 @@
         <w:pStyle w:val="Heading1"/>
       </w:pPr>
       <w:r>
-        <w:t>14. Supported practice and learning evidence</w:t>
-      </w:r>
-    </w:p>
-    <w:p>
-      <w:r>
-        <w:t>Try the supported questions before comparing with hints and feedback. Record what you repaired and the evidence you retained.</w:t>
+        <w:t>14. Extra practice · Predict,check and repair</w:t>
+      </w:r>
+    </w:p>
+    <w:p>
+      <w:r>
+        <w:t>Keep supported feedback separate from the independent case.</w:t>
+      </w:r>
+    </w:p>
+    <w:p>
+      <w:pPr>
+        <w:pStyle w:val="Heading2"/>
+      </w:pPr>
+      <w:r>
+        <w:t>First supported question and optional hint</w:t>
+      </w:r>
+    </w:p>
+    <w:p>
+      <w:pPr>
+        <w:pStyle w:val="ListBullet"/>
+      </w:pPr>
+      <w:r>
+        <w:t>Check robustness across conditions. A fixed classifier is tested separately on indoor and shaded outdoor cases.</w:t>
+      </w:r>
+    </w:p>
+    <w:p>
+      <w:pPr>
+        <w:pStyle w:val="Heading3"/>
+      </w:pPr>
+      <w:r>
+        <w:t>Practice 1: explain the deciding evidence</w:t>
+      </w:r>
+    </w:p>
+    <w:p>
+      <w:pPr>
+        <w:pStyle w:val="ListBullet"/>
+      </w:pPr>
+      <w:r>
+        <w:t>Which labelled step matches this detail? The large observed gap motivates investigation rather than claiming condition independence.</w:t>
+      </w:r>
+    </w:p>
+    <w:p>
+      <w:pPr>
+        <w:pStyle w:val="ListBullet"/>
+      </w:pPr>
+      <w:r>
+        <w:t>1. Name both slices</w:t>
+      </w:r>
+    </w:p>
+    <w:p>
+      <w:pPr>
+        <w:pStyle w:val="ListBullet"/>
+      </w:pPr>
+      <w:r>
+        <w:t>2. Compute rates</w:t>
+      </w:r>
+    </w:p>
+    <w:p>
+      <w:pPr>
+        <w:pStyle w:val="ListBullet"/>
+      </w:pPr>
+      <w:r>
+        <w:t>3. Bound robustness</w:t>
+      </w:r>
+    </w:p>
+    <w:p>
+      <w:pPr>
+        <w:pStyle w:val="Heading3"/>
+      </w:pPr>
+      <w:r>
+        <w:t>My selected conclusion, deciding fact and explanation</w:t>
+      </w:r>
+    </w:p>
+    <w:p>
+      <w:r>
+        <w:t>________________________________________________________________</w:t>
+      </w:r>
+    </w:p>
+    <w:p>
+      <w:r>
+        <w:t>________________________________________________________________</w:t>
+      </w:r>
+    </w:p>
+    <w:p>
+      <w:r>
+        <w:t>________________________________________________________________</w:t>
+      </w:r>
+    </w:p>
+    <w:p>
+      <w:r>
+        <w:t>________________________________________________________________</w:t>
+      </w:r>
+    </w:p>
+    <w:p>
+      <w:r>
+        <w:t>________________________________________________________________</w:t>
+      </w:r>
+    </w:p>
+    <w:p>
+      <w:pPr>
+        <w:pStyle w:val="ListBullet"/>
+      </w:pPr>
+      <w:r>
+        <w:t>Hint if needed: Read the steps in the pictorial case. Match the supplied detail to the stage that performs or records it.</w:t>
+      </w:r>
+    </w:p>
+    <w:p>
+      <w:pPr>
+        <w:pStyle w:val="Heading2"/>
+      </w:pPr>
+      <w:r>
+        <w:t>Check after the first attempt · reference / check after trying</w:t>
+      </w:r>
+    </w:p>
+    <w:p>
+      <w:pPr>
+        <w:spacing w:line="336" w:lineRule="auto" w:after="180"/>
+      </w:pPr>
+      <w:r>
+        <w:rPr>
+          <w:b w:val="0"/>
+        </w:rPr>
+        <w:t>After your attempt, compare with the supported explanation: Bound robustness The large observed gap motivates investigation rather than claiming condition independence.</w:t>
+      </w:r>
+    </w:p>
+    <w:p>
+      <w:pPr>
+        <w:spacing w:line="336" w:lineRule="auto" w:after="180"/>
+      </w:pPr>
+      <w:r>
+        <w:rPr>
+          <w:b w:val="0"/>
+        </w:rPr>
+        <w:t>Robustness asks whether behaviour survives relevant changes in conditions. A total score can hide a weak slice; keep the scenario and denominator visible.</w:t>
+      </w:r>
+    </w:p>
+    <w:p>
+      <w:pPr>
+        <w:pStyle w:val="Heading2"/>
+      </w:pPr>
+      <w:r>
+        <w:t>Changed-case question and optional hint</w:t>
+      </w:r>
+    </w:p>
+    <w:p>
+      <w:pPr>
+        <w:pStyle w:val="Heading3"/>
+      </w:pPr>
+      <w:r>
+        <w:t>Practice 2: explain the deciding evidence</w:t>
+      </w:r>
+    </w:p>
+    <w:p>
+      <w:pPr>
+        <w:pStyle w:val="ListBullet"/>
+      </w:pPr>
+      <w:r>
+        <w:t>Changed-case practice: Report only the combined 10/16=62.5%. Which conclusion is supported by the supplied facts?</w:t>
+      </w:r>
+    </w:p>
+    <w:p>
+      <w:pPr>
+        <w:pStyle w:val="ListBullet"/>
+      </w:pPr>
+      <w:r>
+        <w:t>1. The arithmetic is correct, but the condition gap becomes hidden.</w:t>
+      </w:r>
+    </w:p>
+    <w:p>
+      <w:pPr>
+        <w:pStyle w:val="ListBullet"/>
+      </w:pPr>
+      <w:r>
+        <w:t>2. This one example guarantees correct results for every future input.</w:t>
+      </w:r>
+    </w:p>
+    <w:p>
+      <w:pPr>
+        <w:pStyle w:val="ListBullet"/>
+      </w:pPr>
+      <w:r>
+        <w:t>3. We can decide the result without examining the changed input or the procedure.</w:t>
+      </w:r>
+    </w:p>
+    <w:p>
+      <w:pPr>
+        <w:pStyle w:val="Heading3"/>
+      </w:pPr>
+      <w:r>
+        <w:t>My selected conclusion, deciding fact and explanation</w:t>
+      </w:r>
+    </w:p>
+    <w:p>
+      <w:r>
+        <w:t>________________________________________________________________</w:t>
+      </w:r>
+    </w:p>
+    <w:p>
+      <w:r>
+        <w:t>________________________________________________________________</w:t>
+      </w:r>
+    </w:p>
+    <w:p>
+      <w:r>
+        <w:t>________________________________________________________________</w:t>
+      </w:r>
+    </w:p>
+    <w:p>
+      <w:r>
+        <w:t>________________________________________________________________</w:t>
+      </w:r>
+    </w:p>
+    <w:p>
+      <w:r>
+        <w:t>________________________________________________________________</w:t>
+      </w:r>
+    </w:p>
+    <w:p>
+      <w:pPr>
+        <w:pStyle w:val="ListBullet"/>
+      </w:pPr>
+      <w:r>
+        <w:t>Hint if needed: Use the changed condition and the deciding step in the pictorial trace. The answer must say what follows from those facts.</w:t>
+      </w:r>
+    </w:p>
+    <w:p>
+      <w:pPr>
+        <w:pStyle w:val="Heading2"/>
+      </w:pPr>
+      <w:r>
+        <w:t>Check after the changed attempt · reference / check after trying</w:t>
+      </w:r>
+    </w:p>
+    <w:p>
+      <w:pPr>
+        <w:spacing w:line="336" w:lineRule="auto" w:after="180"/>
+      </w:pPr>
+      <w:r>
+        <w:rPr>
+          <w:b w:val="0"/>
+        </w:rPr>
+        <w:t>After your attempt, compare with the supported explanation: The arithmetic is correct, but the condition gap becomes hidden. Combining records discards the slice distinction relevant to the deployment goal.</w:t>
+      </w:r>
+    </w:p>
+    <w:p>
+      <w:pPr>
+        <w:pStyle w:val="Heading2"/>
+      </w:pPr>
+      <w:r>
+        <w:t>Repair and retain the record</w:t>
+      </w:r>
+    </w:p>
+    <w:p>
+      <w:pPr>
+        <w:spacing w:line="336" w:lineRule="auto" w:after="180"/>
+      </w:pPr>
+      <w:r>
+        <w:rPr>
+          <w:b w:val="0"/>
+        </w:rPr>
+        <w:t xml:space="preserve">Review Inspecting failures and anomalies (ai-7/26). Goal: Explain the </w:t>
+      </w:r>
+      <w:r>
+        <w:rPr>
+          <w:b/>
+        </w:rPr>
+        <w:t>mechanism</w:t>
+      </w:r>
+      <w:r>
+        <w:rPr>
+          <w:b w:val="0"/>
+        </w:rPr>
+        <w:t xml:space="preserve"> and terminology of inspecting failures and anomalies. Short practice: Calculate mean and median for 2,2,2,10.</w:t>
+      </w:r>
+    </w:p>
+    <w:p>
+      <w:pPr>
+        <w:spacing w:line="336" w:lineRule="auto" w:after="180"/>
+      </w:pPr>
+      <w:r>
+        <w:rPr>
+          <w:b w:val="0"/>
+        </w:rPr>
+        <w:t>What does the timeout log establish, and why is deleting that inconvenient record incompatible with the stated plan?. Return to this week and explain what you changed.</w:t>
+      </w:r>
+    </w:p>
+    <w:p>
+      <w:pPr>
+        <w:spacing w:line="336" w:lineRule="auto" w:after="180"/>
+      </w:pPr>
+      <w:r>
+        <w:rPr>
+          <w:b w:val="0"/>
+        </w:rPr>
+        <w:t xml:space="preserve">Review Reproducible environment and records (ai-7/24). Goal: Explain the </w:t>
+      </w:r>
+      <w:r>
+        <w:rPr>
+          <w:b/>
+        </w:rPr>
+        <w:t>mechanism</w:t>
+      </w:r>
+      <w:r>
+        <w:rPr>
+          <w:b w:val="0"/>
+        </w:rPr>
+        <w:t xml:space="preserve"> and terminology of reproducible environment and records. Short practice: Trace the recorded mean for 2,4,6 and its changed result for 2,4,9.</w:t>
+      </w:r>
+    </w:p>
+    <w:p>
+      <w:pPr>
+        <w:spacing w:line="336" w:lineRule="auto" w:after="180"/>
+      </w:pPr>
+      <w:r>
+        <w:rPr>
+          <w:b w:val="0"/>
+        </w:rPr>
+        <w:t xml:space="preserve">Which artefacts must accompany the </w:t>
+      </w:r>
+      <w:r>
+        <w:rPr>
+          <w:b/>
+        </w:rPr>
+        <w:t>output</w:t>
+      </w:r>
+      <w:r>
+        <w:rPr>
+          <w:b w:val="0"/>
+        </w:rPr>
+        <w:t xml:space="preserve"> so another team can identify the exact run?. Return to this week and explain what you changed.</w:t>
+      </w:r>
+    </w:p>
+    <w:p>
+      <w:pPr>
+        <w:spacing w:line="336" w:lineRule="auto" w:after="180"/>
+      </w:pPr>
+      <w:r>
+        <w:rPr>
+          <w:b w:val="0"/>
+        </w:rPr>
+        <w:t xml:space="preserve">Review Predefining an analysis plan (ai-7/21). Goal: Explain the </w:t>
+      </w:r>
+      <w:r>
+        <w:rPr>
+          <w:b/>
+        </w:rPr>
+        <w:t>mechanism</w:t>
+      </w:r>
+      <w:r>
+        <w:rPr>
+          <w:b w:val="0"/>
+        </w:rPr>
+        <w:t xml:space="preserve"> and terminology of predefining an analysis plan. Short practice: Apply the recorded exclusion rule.</w:t>
+      </w:r>
+    </w:p>
+    <w:p>
+      <w:pPr>
+        <w:spacing w:line="336" w:lineRule="auto" w:after="180"/>
+      </w:pPr>
+      <w:r>
+        <w:rPr>
+          <w:b w:val="0"/>
+        </w:rPr>
+        <w:t>Can two readable model failures be removed, and how must a necessary later plan change be disclosed?. Return to this week and explain what you changed.</w:t>
+      </w:r>
+    </w:p>
+    <w:p>
+      <w:pPr>
+        <w:spacing w:line="336" w:lineRule="auto" w:after="180"/>
+      </w:pPr>
+      <w:r>
+        <w:rPr>
+          <w:b w:val="0"/>
+        </w:rPr>
+        <w:t xml:space="preserve">Use Download completed work in the hosted lesson to export your answers, reflections, practice feedback and code-run </w:t>
+      </w:r>
+      <w:r>
+        <w:rPr>
+          <w:b/>
+        </w:rPr>
+        <w:t>evidence</w:t>
+      </w:r>
+      <w:r>
+        <w:rPr>
+          <w:b w:val="0"/>
+        </w:rPr>
+        <w:t>. Open the HTML copy to read or print it.</w:t>
+      </w:r>
+    </w:p>
+    <w:p>
+      <w:pPr>
+        <w:spacing w:line="336" w:lineRule="auto" w:after="180"/>
+      </w:pPr>
+      <w:r>
+        <w:rPr>
+          <w:b w:val="0"/>
+        </w:rPr>
+        <w:t>Drafts stay in this browser when storage is available; clear drafts on a shared device.</w:t>
+      </w:r>
+    </w:p>
+    <w:p>
+      <w:pPr>
+        <w:pStyle w:val="Heading3"/>
+      </w:pPr>
+      <w:r>
+        <w:t>What I repaired, the evidence I kept and the next test</w:t>
+      </w:r>
+    </w:p>
+    <w:p>
+      <w:r>
+        <w:t>________________________________________________________________</w:t>
+      </w:r>
+    </w:p>
+    <w:p>
+      <w:r>
+        <w:t>________________________________________________________________</w:t>
+      </w:r>
+    </w:p>
+    <w:p>
+      <w:r>
+        <w:t>________________________________________________________________</w:t>
+      </w:r>
+    </w:p>
+    <w:p>
+      <w:r>
+        <w:t>________________________________________________________________</w:t>
+      </w:r>
+    </w:p>
+    <w:p>
+      <w:r>
+        <w:t>________________________________________________________________</w:t>
+      </w:r>
+    </w:p>
+    <w:p>
+      <w:pPr>
+        <w:pStyle w:val="Heading2"/>
+      </w:pPr>
+      <w:r>
+        <w:t>Earlier wording, alternatives and picture transcripts · reference / check after trying</w:t>
       </w:r>
     </w:p>
     <w:p>
@@ -1572,68 +2166,10 @@
     </w:p>
     <w:p>
       <w:pPr>
-        <w:spacing w:line="336" w:lineRule="auto" w:after="180"/>
-      </w:pPr>
-      <w:r>
-        <w:rPr>
-          <w:b w:val="0"/>
-        </w:rPr>
-        <w:t>Check robustness across conditions. A fixed classifier is tested separately on indoor and shaded outdoor cases.</w:t>
-      </w:r>
-    </w:p>
-    <w:p>
-      <w:pPr>
         <w:pStyle w:val="Heading3"/>
       </w:pPr>
       <w:r>
-        <w:t>Practice 1: explain the deciding evidence</w:t>
-      </w:r>
-    </w:p>
-    <w:p>
-      <w:pPr>
-        <w:spacing w:line="336" w:lineRule="auto" w:after="180"/>
-      </w:pPr>
-      <w:r>
-        <w:rPr>
-          <w:b w:val="0"/>
-        </w:rPr>
-        <w:t>Which labelled step matches this detail? The large observed gap motivates investigation rather than claiming condition independence.</w:t>
-      </w:r>
-    </w:p>
-    <w:p>
-      <w:pPr>
-        <w:spacing w:line="336" w:lineRule="auto" w:after="180"/>
-        <w:shd w:fill="F4F9FC"/>
-      </w:pPr>
-      <w:r>
-        <w:rPr>
-          <w:b w:val="0"/>
-        </w:rPr>
-        <w:t>1. Name both slices</w:t>
-      </w:r>
-    </w:p>
-    <w:p>
-      <w:pPr>
-        <w:spacing w:line="336" w:lineRule="auto" w:after="180"/>
-        <w:shd w:fill="F4F9FC"/>
-      </w:pPr>
-      <w:r>
-        <w:rPr>
-          <w:b w:val="0"/>
-        </w:rPr>
-        <w:t>2. Compute rates</w:t>
-      </w:r>
-    </w:p>
-    <w:p>
-      <w:pPr>
-        <w:spacing w:line="336" w:lineRule="auto" w:after="180"/>
-        <w:shd w:fill="F4F9FC"/>
-      </w:pPr>
-      <w:r>
-        <w:rPr>
-          <w:b w:val="0"/>
-        </w:rPr>
-        <w:t>3. Bound robustness</w:t>
+        <w:t>Repair a missing building block</w:t>
       </w:r>
     </w:p>
     <w:p>
@@ -1641,460 +2177,25 @@
         <w:pStyle w:val="Heading3"/>
       </w:pPr>
       <w:r>
-        <w:t>My selected conclusion, deciding fact and explanation</w:t>
-      </w:r>
-    </w:p>
-    <w:p>
-      <w:r>
-        <w:t>________________________________________________________________</w:t>
-      </w:r>
-    </w:p>
-    <w:p>
-      <w:r>
-        <w:t>________________________________________________________________</w:t>
-      </w:r>
-    </w:p>
-    <w:p>
-      <w:r>
-        <w:t>________________________________________________________________</w:t>
-      </w:r>
-    </w:p>
-    <w:p>
-      <w:r>
-        <w:t>________________________________________________________________</w:t>
-      </w:r>
-    </w:p>
-    <w:p>
-      <w:r>
-        <w:t>________________________________________________________________</w:t>
-      </w:r>
-    </w:p>
-    <w:p>
-      <w:pPr>
-        <w:pStyle w:val="Heading3"/>
-      </w:pPr>
-      <w:r>
-        <w:t>Hint · try first</w:t>
-      </w:r>
-    </w:p>
-    <w:p>
-      <w:pPr>
-        <w:spacing w:line="336" w:lineRule="auto" w:after="180"/>
-        <w:shd w:fill="F1F6F8"/>
-      </w:pPr>
-      <w:r>
-        <w:rPr>
-          <w:b w:val="0"/>
-        </w:rPr>
-        <w:t>Hint if needed: Read the steps in the pictorial case. Match the supplied detail to the stage that performs or records it.</w:t>
-      </w:r>
-    </w:p>
-    <w:p>
-      <w:pPr>
-        <w:pStyle w:val="Heading3"/>
-      </w:pPr>
-      <w:r>
-        <w:t>Feedback · compare after trying</w:t>
-      </w:r>
-    </w:p>
-    <w:p>
-      <w:pPr>
-        <w:spacing w:line="336" w:lineRule="auto" w:after="180"/>
-        <w:shd w:fill="F1F6FC"/>
-      </w:pPr>
-      <w:r>
-        <w:rPr>
-          <w:b w:val="0"/>
-        </w:rPr>
-        <w:t>After your attempt, compare with the supported explanation: Bound robustness The large observed gap motivates investigation rather than claiming condition independence.</w:t>
-      </w:r>
-    </w:p>
-    <w:p>
-      <w:pPr>
-        <w:spacing w:line="336" w:lineRule="auto" w:after="180"/>
-        <w:shd w:fill="F1F6FC"/>
-      </w:pPr>
-      <w:r>
-        <w:rPr>
-          <w:b w:val="0"/>
-        </w:rPr>
-        <w:t>Robustness asks whether behaviour survives relevant changes in conditions. A total score can hide a weak slice; keep the scenario and denominator visible.</w:t>
-      </w:r>
-    </w:p>
-    <w:p>
-      <w:pPr>
-        <w:pStyle w:val="Heading3"/>
-      </w:pPr>
-      <w:r>
-        <w:t>Practice 2: explain the deciding evidence</w:t>
-      </w:r>
-    </w:p>
-    <w:p>
-      <w:pPr>
-        <w:pStyle w:val="Heading3"/>
-      </w:pPr>
-      <w:r>
-        <w:t>Changed case · predict first</w:t>
-      </w:r>
-    </w:p>
-    <w:p>
-      <w:pPr>
-        <w:spacing w:line="336" w:lineRule="auto" w:after="180"/>
-        <w:shd w:fill="F5F1FB"/>
-      </w:pPr>
-      <w:r>
-        <w:rPr>
-          <w:b w:val="0"/>
-        </w:rPr>
-        <w:t>Changed-case practice: Report only the combined 10/16=62.5%. Which conclusion is supported by the supplied facts?</w:t>
-      </w:r>
-    </w:p>
-    <w:p>
-      <w:pPr>
-        <w:spacing w:line="336" w:lineRule="auto" w:after="180"/>
-        <w:shd w:fill="F4F9FC"/>
-      </w:pPr>
-      <w:r>
-        <w:rPr>
-          <w:b w:val="0"/>
-        </w:rPr>
-        <w:t>1. The arithmetic is correct, but the condition gap becomes hidden.</w:t>
-      </w:r>
-    </w:p>
-    <w:p>
-      <w:pPr>
-        <w:spacing w:line="336" w:lineRule="auto" w:after="180"/>
-        <w:shd w:fill="F4F9FC"/>
-      </w:pPr>
-      <w:r>
-        <w:rPr>
-          <w:b w:val="0"/>
-        </w:rPr>
-        <w:t xml:space="preserve">2. This one example guarantees correct results for every future </w:t>
-      </w:r>
-      <w:r>
-        <w:rPr>
-          <w:b/>
-        </w:rPr>
-        <w:t>input</w:t>
-      </w:r>
-      <w:r>
-        <w:rPr>
-          <w:b w:val="0"/>
-        </w:rPr>
-        <w:t>.</w:t>
-      </w:r>
-    </w:p>
-    <w:p>
-      <w:pPr>
-        <w:spacing w:line="336" w:lineRule="auto" w:after="180"/>
-        <w:shd w:fill="F4F9FC"/>
-      </w:pPr>
-      <w:r>
-        <w:rPr>
-          <w:b w:val="0"/>
-        </w:rPr>
-        <w:t xml:space="preserve">3. We can decide the result without examining the changed </w:t>
-      </w:r>
-      <w:r>
-        <w:rPr>
-          <w:b/>
-        </w:rPr>
-        <w:t>input</w:t>
-      </w:r>
-      <w:r>
-        <w:rPr>
-          <w:b w:val="0"/>
-        </w:rPr>
-        <w:t xml:space="preserve"> or the procedure.</w:t>
-      </w:r>
-    </w:p>
-    <w:p>
-      <w:pPr>
-        <w:pStyle w:val="Heading3"/>
-      </w:pPr>
-      <w:r>
-        <w:t>My selected conclusion, deciding fact and explanation</w:t>
-      </w:r>
-    </w:p>
-    <w:p>
-      <w:r>
-        <w:t>________________________________________________________________</w:t>
-      </w:r>
-    </w:p>
-    <w:p>
-      <w:r>
-        <w:t>________________________________________________________________</w:t>
-      </w:r>
-    </w:p>
-    <w:p>
-      <w:r>
-        <w:t>________________________________________________________________</w:t>
-      </w:r>
-    </w:p>
-    <w:p>
-      <w:r>
-        <w:t>________________________________________________________________</w:t>
-      </w:r>
-    </w:p>
-    <w:p>
-      <w:r>
-        <w:t>________________________________________________________________</w:t>
-      </w:r>
-    </w:p>
-    <w:p>
-      <w:pPr>
-        <w:pStyle w:val="Heading3"/>
-      </w:pPr>
-      <w:r>
-        <w:t>Hint · try first</w:t>
-      </w:r>
-    </w:p>
-    <w:p>
-      <w:pPr>
-        <w:spacing w:line="336" w:lineRule="auto" w:after="180"/>
-        <w:shd w:fill="F1F6F8"/>
-      </w:pPr>
-      <w:r>
-        <w:rPr>
-          <w:b w:val="0"/>
-        </w:rPr>
-        <w:t>Hint if needed: Use the changed condition and the deciding step in the pictorial trace. The answer must say what follows from those facts.</w:t>
-      </w:r>
-    </w:p>
-    <w:p>
-      <w:pPr>
-        <w:pStyle w:val="Heading3"/>
-      </w:pPr>
-      <w:r>
-        <w:t>Feedback · compare after trying</w:t>
-      </w:r>
-    </w:p>
-    <w:p>
-      <w:pPr>
-        <w:spacing w:line="336" w:lineRule="auto" w:after="180"/>
-        <w:shd w:fill="F1F6FC"/>
-      </w:pPr>
-      <w:r>
-        <w:rPr>
-          <w:b w:val="0"/>
-        </w:rPr>
-        <w:t>After your attempt, compare with the supported explanation: The arithmetic is correct, but the condition gap becomes hidden. Combining records discards the slice distinction relevant to the deployment goal.</w:t>
-      </w:r>
-    </w:p>
-    <w:p>
-      <w:pPr>
-        <w:pStyle w:val="Heading3"/>
-      </w:pPr>
-      <w:r>
-        <w:t>Repair a missing building block</w:t>
-      </w:r>
-    </w:p>
-    <w:p>
-      <w:pPr>
-        <w:spacing w:line="336" w:lineRule="auto" w:after="180"/>
-      </w:pPr>
-      <w:r>
-        <w:rPr>
-          <w:b w:val="0"/>
-        </w:rPr>
-        <w:t xml:space="preserve">Review Inspecting failures and anomalies (ai-7/26). Goal: Explain the </w:t>
-      </w:r>
-      <w:r>
-        <w:rPr>
-          <w:b/>
-        </w:rPr>
-        <w:t>mechanism</w:t>
-      </w:r>
-      <w:r>
-        <w:rPr>
-          <w:b w:val="0"/>
-        </w:rPr>
-        <w:t xml:space="preserve"> and terminology of inspecting failures and anomalies. Short practice: Calculate mean and median for 2,2,2,10.</w:t>
-      </w:r>
-    </w:p>
-    <w:p>
-      <w:pPr>
-        <w:spacing w:line="336" w:lineRule="auto" w:after="180"/>
-      </w:pPr>
-      <w:r>
-        <w:rPr>
-          <w:b w:val="0"/>
-        </w:rPr>
-        <w:t>What does the timeout log establish, and why is deleting that inconvenient record incompatible with the stated plan?. Return to this week and explain what you changed.</w:t>
-      </w:r>
-    </w:p>
-    <w:p>
-      <w:pPr>
-        <w:spacing w:line="336" w:lineRule="auto" w:after="180"/>
-      </w:pPr>
-      <w:r>
-        <w:rPr>
-          <w:b w:val="0"/>
-        </w:rPr>
-        <w:t xml:space="preserve">Review Reproducible environment and records (ai-7/24). Goal: Explain the </w:t>
-      </w:r>
-      <w:r>
-        <w:rPr>
-          <w:b/>
-        </w:rPr>
-        <w:t>mechanism</w:t>
-      </w:r>
-      <w:r>
-        <w:rPr>
-          <w:b w:val="0"/>
-        </w:rPr>
-        <w:t xml:space="preserve"> and terminology of reproducible environment and records. Short practice: Trace the recorded mean for 2,4,6 and its changed result for 2,4,9.</w:t>
-      </w:r>
-    </w:p>
-    <w:p>
-      <w:pPr>
-        <w:spacing w:line="336" w:lineRule="auto" w:after="180"/>
-      </w:pPr>
-      <w:r>
-        <w:rPr>
-          <w:b w:val="0"/>
-        </w:rPr>
-        <w:t xml:space="preserve">Which artefacts must accompany the </w:t>
-      </w:r>
-      <w:r>
-        <w:rPr>
-          <w:b/>
-        </w:rPr>
-        <w:t>output</w:t>
-      </w:r>
-      <w:r>
-        <w:rPr>
-          <w:b w:val="0"/>
-        </w:rPr>
-        <w:t xml:space="preserve"> so another team can identify the exact run?. Return to this week and explain what you changed.</w:t>
-      </w:r>
-    </w:p>
-    <w:p>
-      <w:pPr>
-        <w:spacing w:line="336" w:lineRule="auto" w:after="180"/>
-      </w:pPr>
-      <w:r>
-        <w:rPr>
-          <w:b w:val="0"/>
-        </w:rPr>
-        <w:t xml:space="preserve">Review Predefining an analysis plan (ai-7/21). Goal: Explain the </w:t>
-      </w:r>
-      <w:r>
-        <w:rPr>
-          <w:b/>
-        </w:rPr>
-        <w:t>mechanism</w:t>
-      </w:r>
-      <w:r>
-        <w:rPr>
-          <w:b w:val="0"/>
-        </w:rPr>
-        <w:t xml:space="preserve"> and terminology of predefining an analysis plan. Short practice: Apply the recorded exclusion rule.</w:t>
-      </w:r>
-    </w:p>
-    <w:p>
-      <w:pPr>
-        <w:spacing w:line="336" w:lineRule="auto" w:after="180"/>
-      </w:pPr>
-      <w:r>
-        <w:rPr>
-          <w:b w:val="0"/>
-        </w:rPr>
-        <w:t>Can two readable model failures be removed, and how must a necessary later plan change be disclosed?. Return to this week and explain what you changed.</w:t>
-      </w:r>
-    </w:p>
-    <w:p>
-      <w:pPr>
-        <w:pStyle w:val="Heading3"/>
-      </w:pPr>
-      <w:r>
         <w:t>Keep your completed work</w:t>
       </w:r>
     </w:p>
     <w:p>
       <w:pPr>
-        <w:spacing w:line="336" w:lineRule="auto" w:after="180"/>
-      </w:pPr>
-      <w:r>
-        <w:rPr>
-          <w:b w:val="0"/>
-        </w:rPr>
-        <w:t xml:space="preserve">Use Download completed work in the hosted lesson to export your answers, reflections, practice feedback and code-run </w:t>
-      </w:r>
-      <w:r>
-        <w:rPr>
-          <w:b/>
-        </w:rPr>
-        <w:t>evidence</w:t>
-      </w:r>
-      <w:r>
-        <w:rPr>
-          <w:b w:val="0"/>
-        </w:rPr>
-        <w:t>. Open the HTML copy to read or print it.</w:t>
-      </w:r>
-    </w:p>
-    <w:p>
-      <w:pPr>
-        <w:spacing w:line="336" w:lineRule="auto" w:after="180"/>
-      </w:pPr>
-      <w:r>
-        <w:rPr>
-          <w:b w:val="0"/>
-        </w:rPr>
-        <w:t>Drafts stay in this browser when storage is available; clear drafts on a shared device.</w:t>
-      </w:r>
-    </w:p>
-    <w:p>
-      <w:pPr>
-        <w:pStyle w:val="Heading3"/>
-      </w:pPr>
-      <w:r>
-        <w:t>What I repaired, the evidence I kept and the next test</w:t>
-      </w:r>
-    </w:p>
-    <w:p>
-      <w:r>
-        <w:t>________________________________________________________________</w:t>
-      </w:r>
-    </w:p>
-    <w:p>
-      <w:r>
-        <w:t>________________________________________________________________</w:t>
-      </w:r>
-    </w:p>
-    <w:p>
-      <w:r>
-        <w:t>________________________________________________________________</w:t>
-      </w:r>
-    </w:p>
-    <w:p>
-      <w:r>
-        <w:t>________________________________________________________________</w:t>
-      </w:r>
-    </w:p>
-    <w:p>
-      <w:r>
-        <w:t>________________________________________________________________</w:t>
-      </w:r>
-    </w:p>
-    <w:p>
-      <w:pPr>
         <w:pStyle w:val="Heading1"/>
       </w:pPr>
       <w:r>
-        <w:t>15. Visual concept journey</w:t>
-      </w:r>
-    </w:p>
-    <w:p>
-      <w:r>
-        <w:t>Explain each Robustness across conditions picture from its labels, then record a relevant limit.</w:t>
-      </w:r>
-    </w:p>
-    <w:p>
-      <w:pPr>
-        <w:pStyle w:val="Heading3"/>
+        <w:t>15. Reference · Six-picture response sheets</w:t>
+      </w:r>
+    </w:p>
+    <w:p>
+      <w:r>
+        <w:t>Choose the picture that helps explain the current step.</w:t>
+      </w:r>
+    </w:p>
+    <w:p>
+      <w:pPr>
+        <w:pStyle w:val="Heading2"/>
       </w:pPr>
       <w:r>
         <w:t>01. Robustness across conditions: the case</w:t>
@@ -2105,7 +2206,7 @@
         <w:drawing>
           <wp:inline xmlns:a="http://schemas.openxmlformats.org/drawingml/2006/main" xmlns:pic="http://schemas.openxmlformats.org/drawingml/2006/picture">
             <wp:extent cx="5486400" cy="2834640"/>
-            <wp:docPr id="3" name="Picture 3" descr="Check robustness across conditions. A fixed classifier is tested separately on indoor and shaded outdoor cases. Supplied facts: Indoor 7/8 correct; outdoor 3/8 correct. The rubric and frozen model are unchanged."/>
+            <wp:docPr id="4" name="Picture 4" descr="Check robustness across conditions. A fixed classifier is tested separately on indoor and shaded outdoor cases. Supplied facts: Indoor 7/8 correct; outdoor 3/8 correct. The rubric and frozen model are unchanged."/>
             <wp:cNvGraphicFramePr>
               <a:graphicFrameLocks noChangeAspect="1"/>
             </wp:cNvGraphicFramePr>
@@ -2117,7 +2218,7 @@
                     <pic:cNvPicPr/>
                   </pic:nvPicPr>
                   <pic:blipFill>
-                    <a:blip r:embed="rId11"/>
+                    <a:blip r:embed="rId12"/>
                     <a:stretch>
                       <a:fillRect/>
                     </a:stretch>
@@ -2150,7 +2251,6 @@
     <w:p>
       <w:pPr>
         <w:spacing w:line="336" w:lineRule="auto" w:after="180"/>
-        <w:shd w:fill="F5F1FB"/>
       </w:pPr>
       <w:r>
         <w:rPr>
@@ -2189,7 +2289,7 @@
     </w:p>
     <w:p>
       <w:pPr>
-        <w:pStyle w:val="Heading3"/>
+        <w:pStyle w:val="Heading2"/>
       </w:pPr>
       <w:r>
         <w:t>02. Follow the deciding steps</w:t>
@@ -2200,7 +2300,7 @@
         <w:drawing>
           <wp:inline xmlns:a="http://schemas.openxmlformats.org/drawingml/2006/main" xmlns:pic="http://schemas.openxmlformats.org/drawingml/2006/picture">
             <wp:extent cx="5486400" cy="3337560"/>
-            <wp:docPr id="4" name="Picture 4" descr="Name both slices: Each condition has eight labelled cases. → Compute rates: Indoor is 87.5%; outdoor is 37.5%. → Bound robustness: The large observed gap motivates investigation rather than claiming condition independence."/>
+            <wp:docPr id="5" name="Picture 5" descr="Name both slices: Each condition has eight labelled cases. → Compute rates: Indoor is 87.5%; outdoor is 37.5%. → Bound robustness: The large observed gap motivates investigation rather than claiming condition independence."/>
             <wp:cNvGraphicFramePr>
               <a:graphicFrameLocks noChangeAspect="1"/>
             </wp:cNvGraphicFramePr>
@@ -2212,7 +2312,7 @@
                     <pic:cNvPicPr/>
                   </pic:nvPicPr>
                   <pic:blipFill>
-                    <a:blip r:embed="rId12"/>
+                    <a:blip r:embed="rId13"/>
                     <a:stretch>
                       <a:fillRect/>
                     </a:stretch>
@@ -2245,7 +2345,6 @@
     <w:p>
       <w:pPr>
         <w:spacing w:line="336" w:lineRule="auto" w:after="180"/>
-        <w:shd w:fill="F5F1FB"/>
       </w:pPr>
       <w:r>
         <w:rPr>
@@ -2296,7 +2395,7 @@
     </w:p>
     <w:p>
       <w:pPr>
-        <w:pStyle w:val="Heading3"/>
+        <w:pStyle w:val="Heading2"/>
       </w:pPr>
       <w:r>
         <w:t>03. Fixed model across conditions</w:t>
@@ -2307,7 +2406,7 @@
         <w:drawing>
           <wp:inline xmlns:a="http://schemas.openxmlformats.org/drawingml/2006/main" xmlns:pic="http://schemas.openxmlformats.org/drawingml/2006/picture">
             <wp:extent cx="5486400" cy="2834640"/>
-            <wp:docPr id="5" name="Picture 5" descr="Fixed model across conditions. Units: correct cases out of 8 per condition. Indoor: 7. Shaded outdoor: 3."/>
+            <wp:docPr id="6" name="Picture 6" descr="Fixed model across conditions. Units: correct cases out of 8 per condition. Indoor: 7. Shaded outdoor: 3."/>
             <wp:cNvGraphicFramePr>
               <a:graphicFrameLocks noChangeAspect="1"/>
             </wp:cNvGraphicFramePr>
@@ -2319,7 +2418,7 @@
                     <pic:cNvPicPr/>
                   </pic:nvPicPr>
                   <pic:blipFill>
-                    <a:blip r:embed="rId13"/>
+                    <a:blip r:embed="rId14"/>
                     <a:stretch>
                       <a:fillRect/>
                     </a:stretch>
@@ -2352,7 +2451,6 @@
     <w:p>
       <w:pPr>
         <w:spacing w:line="336" w:lineRule="auto" w:after="180"/>
-        <w:shd w:fill="F5F1FB"/>
       </w:pPr>
       <w:r>
         <w:rPr>
@@ -2391,7 +2489,7 @@
     </w:p>
     <w:p>
       <w:pPr>
-        <w:pStyle w:val="Heading3"/>
+        <w:pStyle w:val="Heading2"/>
       </w:pPr>
       <w:r>
         <w:t>04. Change one thing. Trace what follows.</w:t>
@@ -2402,7 +2500,7 @@
         <w:drawing>
           <wp:inline xmlns:a="http://schemas.openxmlformats.org/drawingml/2006/main" xmlns:pic="http://schemas.openxmlformats.org/drawingml/2006/picture">
             <wp:extent cx="5486400" cy="3041904"/>
-            <wp:docPr id="6" name="Picture 6" descr="Original case: The large observed gap motivates investigation rather than claiming condition independence. Changed condition: Report only the combined 10/16=62.5%. Expected result: The arithmetic is correct, but the condition gap becomes hidden. Reason: Combining records discards the slice distinction relevant to the deployment goal."/>
+            <wp:docPr id="7" name="Picture 7" descr="Original case: The large observed gap motivates investigation rather than claiming condition independence. Changed condition: Report only the combined 10/16=62.5%. Expected result: The arithmetic is correct, but the condition gap becomes hidden. Reason: Combining records discards the slice distinction relevant to the deployment goal."/>
             <wp:cNvGraphicFramePr>
               <a:graphicFrameLocks noChangeAspect="1"/>
             </wp:cNvGraphicFramePr>
@@ -2414,7 +2512,7 @@
                     <pic:cNvPicPr/>
                   </pic:nvPicPr>
                   <pic:blipFill>
-                    <a:blip r:embed="rId14"/>
+                    <a:blip r:embed="rId15"/>
                     <a:stretch>
                       <a:fillRect/>
                     </a:stretch>
@@ -2458,7 +2556,6 @@
     <w:p>
       <w:pPr>
         <w:spacing w:line="336" w:lineRule="auto" w:after="180"/>
-        <w:shd w:fill="F5F1FB"/>
       </w:pPr>
       <w:r>
         <w:rPr>
@@ -2497,7 +2594,7 @@
     </w:p>
     <w:p>
       <w:pPr>
-        <w:pStyle w:val="Heading3"/>
+        <w:pStyle w:val="Heading2"/>
       </w:pPr>
       <w:r>
         <w:t>05. Connect the explanation to its limit</w:t>
@@ -2508,7 +2605,7 @@
         <w:drawing>
           <wp:inline xmlns:a="http://schemas.openxmlformats.org/drawingml/2006/main" xmlns:pic="http://schemas.openxmlformats.org/drawingml/2006/picture">
             <wp:extent cx="5486400" cy="2834640"/>
-            <wp:docPr id="7" name="Picture 7" descr="Robustness asks whether behaviour survives relevant changes in conditions. A total score can hide a weak slice; keep the scenario and denominator visible. Limit: Eight cases per slice do not establish stable population rates or the reason for the difference."/>
+            <wp:docPr id="8" name="Picture 8" descr="Robustness asks whether behaviour survives relevant changes in conditions. A total score can hide a weak slice; keep the scenario and denominator visible. Limit: Eight cases per slice do not establish stable population rates or the reason for the difference."/>
             <wp:cNvGraphicFramePr>
               <a:graphicFrameLocks noChangeAspect="1"/>
             </wp:cNvGraphicFramePr>
@@ -2520,7 +2617,7 @@
                     <pic:cNvPicPr/>
                   </pic:nvPicPr>
                   <pic:blipFill>
-                    <a:blip r:embed="rId15"/>
+                    <a:blip r:embed="rId16"/>
                     <a:stretch>
                       <a:fillRect/>
                     </a:stretch>
@@ -2564,7 +2661,6 @@
     <w:p>
       <w:pPr>
         <w:spacing w:line="336" w:lineRule="auto" w:after="180"/>
-        <w:shd w:fill="F5F1FB"/>
       </w:pPr>
       <w:r>
         <w:rPr>
@@ -2603,7 +2699,7 @@
     </w:p>
     <w:p>
       <w:pPr>
-        <w:pStyle w:val="Heading3"/>
+        <w:pStyle w:val="Heading2"/>
       </w:pPr>
       <w:r>
         <w:t>06. Make the idea visible in your project</w:t>
@@ -2614,7 +2710,7 @@
         <w:drawing>
           <wp:inline xmlns:a="http://schemas.openxmlformats.org/drawingml/2006/main" xmlns:pic="http://schemas.openxmlformats.org/drawingml/2006/picture">
             <wp:extent cx="5486400" cy="3681984"/>
-            <wp:docPr id="8" name="Picture 8" descr="For the Reproducible AI Research Study, retain an annotated worked trace and the changed-case reasoning. Connect the claim to its records, units and assumptions so another investigator can challenge or reproduce it. Draw your input, deciding step, result and limit. Supported question: Calculate indoor, outdoor and combined rates. Which relevant weakness disappears from view when only the combined rate is reported?"/>
+            <wp:docPr id="9" name="Picture 9" descr="For the Reproducible AI Research Study, retain an annotated worked trace and the changed-case reasoning. Connect the claim to its records, units and assumptions so another investigator can challenge or reproduce it. Draw your input, deciding step, result and limit. Supported question: Calculate indoor, outdoor and combined rates. Which relevant weakness disappears from view when only the combined rate is reported?"/>
             <wp:cNvGraphicFramePr>
               <a:graphicFrameLocks noChangeAspect="1"/>
             </wp:cNvGraphicFramePr>
@@ -2626,7 +2722,7 @@
                     <pic:cNvPicPr/>
                   </pic:nvPicPr>
                   <pic:blipFill>
-                    <a:blip r:embed="rId16"/>
+                    <a:blip r:embed="rId17"/>
                     <a:stretch>
                       <a:fillRect/>
                     </a:stretch>
@@ -2682,7 +2778,6 @@
     <w:p>
       <w:pPr>
         <w:spacing w:line="336" w:lineRule="auto" w:after="180"/>
-        <w:shd w:fill="F5F1FB"/>
       </w:pPr>
       <w:r>
         <w:rPr>
@@ -2729,6 +2824,62 @@
     <w:p>
       <w:r>
         <w:t>________________________________________________________________</w:t>
+      </w:r>
+    </w:p>
+    <w:p>
+      <w:pPr>
+        <w:pStyle w:val="Heading2"/>
+      </w:pPr>
+      <w:r>
+        <w:t>Earlier wording, alternatives and picture transcripts · reference / check after trying</w:t>
+      </w:r>
+    </w:p>
+    <w:p>
+      <w:pPr>
+        <w:pStyle w:val="Heading3"/>
+      </w:pPr>
+      <w:r>
+        <w:t>01. Robustness across conditions: the case</w:t>
+      </w:r>
+    </w:p>
+    <w:p>
+      <w:pPr>
+        <w:pStyle w:val="Heading3"/>
+      </w:pPr>
+      <w:r>
+        <w:t>02. Follow the deciding steps</w:t>
+      </w:r>
+    </w:p>
+    <w:p>
+      <w:pPr>
+        <w:pStyle w:val="Heading3"/>
+      </w:pPr>
+      <w:r>
+        <w:t>03. Fixed model across conditions</w:t>
+      </w:r>
+    </w:p>
+    <w:p>
+      <w:pPr>
+        <w:pStyle w:val="Heading3"/>
+      </w:pPr>
+      <w:r>
+        <w:t>04. Change one thing. Trace what follows.</w:t>
+      </w:r>
+    </w:p>
+    <w:p>
+      <w:pPr>
+        <w:pStyle w:val="Heading3"/>
+      </w:pPr>
+      <w:r>
+        <w:t>05. Connect the explanation to its limit</w:t>
+      </w:r>
+    </w:p>
+    <w:p>
+      <w:pPr>
+        <w:pStyle w:val="Heading3"/>
+      </w:pPr>
+      <w:r>
+        <w:t>06. Make the idea visible in your project</w:t>
       </w:r>
     </w:p>
     <w:sectPr>
